--- a/internal_doc/00.项目管理/01.会议纪要/例会纪要_20180604.docx
+++ b/internal_doc/00.项目管理/01.会议纪要/例会纪要_20180604.docx
@@ -293,7 +293,6 @@
           <w:p>
             <w:pPr>
               <w:rPr>
-                <w:rFonts w:hint="eastAsia"/>
                 <w:lang w:eastAsia="zh-CN"/>
               </w:rPr>
             </w:pPr>
@@ -523,8 +522,6 @@
                 <w:szCs w:val="18"/>
               </w:rPr>
             </w:pPr>
-            <w:bookmarkStart w:id="0" w:name="_GoBack"/>
-            <w:bookmarkEnd w:id="0"/>
             <w:r>
               <w:rPr>
                 <w:rFonts w:hint="eastAsia"/>
@@ -1727,7 +1724,6 @@
           <w:p>
             <w:pPr>
               <w:rPr>
-                <w:rFonts w:hint="eastAsia"/>
                 <w:lang w:eastAsia="zh-CN"/>
               </w:rPr>
             </w:pPr>
@@ -1884,7 +1880,6 @@
                 <w:tab w:val="left" w:pos="2231"/>
               </w:tabs>
               <w:rPr>
-                <w:rFonts w:hint="eastAsia"/>
                 <w:lang w:eastAsia="zh-CN"/>
               </w:rPr>
             </w:pPr>
@@ -1950,7 +1945,6 @@
                 <w:tab w:val="left" w:pos="240"/>
               </w:tabs>
               <w:rPr>
-                <w:rFonts w:hint="eastAsia"/>
                 <w:lang w:eastAsia="zh-CN"/>
               </w:rPr>
             </w:pPr>
@@ -1988,7 +1982,6 @@
           <w:p>
             <w:pPr>
               <w:rPr>
-                <w:rFonts w:hint="eastAsia"/>
                 <w:lang w:eastAsia="zh-CN"/>
               </w:rPr>
             </w:pPr>
@@ -2359,6 +2352,8323 @@
     <w:p>
       <w:pPr>
         <w:rPr>
+          <w:lang w:eastAsia="zh-CN"/>
+        </w:rPr>
+      </w:pPr>
+    </w:p>
+    <w:p>
+      <w:pPr>
+        <w:pStyle w:val="2"/>
+        <w:numPr>
+          <w:ilvl w:val="0"/>
+          <w:numId w:val="1"/>
+        </w:numPr>
+        <w:rPr>
+          <w:lang w:eastAsia="zh-CN"/>
+        </w:rPr>
+      </w:pPr>
+      <w:r>
+        <w:rPr>
+          <w:rFonts w:hint="eastAsia"/>
+          <w:lang w:eastAsia="zh-CN"/>
+        </w:rPr>
+        <w:t>问题单情况</w:t>
+      </w:r>
+    </w:p>
+    <w:p>
+      <w:pPr>
+        <w:rPr>
+          <w:rFonts w:hint="eastAsia"/>
+          <w:lang w:eastAsia="zh-CN"/>
+        </w:rPr>
+      </w:pPr>
+      <w:r>
+        <w:rPr>
+          <w:rFonts w:hint="eastAsia"/>
+          <w:lang w:eastAsia="zh-CN"/>
+        </w:rPr>
+        <w:t>两周未处理问题：</w:t>
+      </w:r>
+      <w:bookmarkStart w:id="0" w:name="_GoBack"/>
+      <w:bookmarkEnd w:id="0"/>
+    </w:p>
+    <w:tbl>
+      <w:tblPr>
+        <w:tblW w:w="9240" w:type="dxa"/>
+        <w:shd w:val="clear" w:color="auto" w:fill="FFFFFF"/>
+        <w:tblCellMar>
+          <w:top w:w="15" w:type="dxa"/>
+          <w:left w:w="15" w:type="dxa"/>
+          <w:bottom w:w="15" w:type="dxa"/>
+          <w:right w:w="15" w:type="dxa"/>
+        </w:tblCellMar>
+        <w:tblLook w:val="04A0" w:firstRow="1" w:lastRow="0" w:firstColumn="1" w:lastColumn="0" w:noHBand="0" w:noVBand="1"/>
+      </w:tblPr>
+      <w:tblGrid>
+        <w:gridCol w:w="1433"/>
+        <w:gridCol w:w="1046"/>
+        <w:gridCol w:w="1357"/>
+        <w:gridCol w:w="1670"/>
+        <w:gridCol w:w="1357"/>
+        <w:gridCol w:w="1216"/>
+        <w:gridCol w:w="1161"/>
+      </w:tblGrid>
+      <w:tr>
+        <w:tc>
+          <w:tcPr>
+            <w:tcW w:w="0" w:type="auto"/>
+            <w:vMerge w:val="restart"/>
+            <w:tcBorders>
+              <w:top w:val="single" w:sz="6" w:space="0" w:color="CCCCCC"/>
+              <w:left w:val="single" w:sz="6" w:space="0" w:color="CCCCCC"/>
+              <w:bottom w:val="single" w:sz="6" w:space="0" w:color="CCCCCC"/>
+              <w:right w:val="single" w:sz="6" w:space="0" w:color="CCCCCC"/>
+            </w:tcBorders>
+            <w:shd w:val="clear" w:color="auto" w:fill="F5F5F5"/>
+            <w:tcMar>
+              <w:top w:w="60" w:type="dxa"/>
+              <w:left w:w="60" w:type="dxa"/>
+              <w:bottom w:w="60" w:type="dxa"/>
+              <w:right w:w="60" w:type="dxa"/>
+            </w:tcMar>
+            <w:vAlign w:val="bottom"/>
+            <w:hideMark/>
+          </w:tcPr>
+          <w:p>
+            <w:pPr>
+              <w:spacing w:after="0" w:line="240" w:lineRule="auto"/>
+              <w:rPr>
+                <w:rFonts w:ascii="Arial" w:hAnsi="Arial" w:cs="Arial"/>
+                <w:b/>
+                <w:bCs/>
+                <w:sz w:val="24"/>
+                <w:szCs w:val="24"/>
+                <w:lang w:eastAsia="zh-CN" w:bidi="ar-SA"/>
+              </w:rPr>
+            </w:pPr>
+            <w:r>
+              <w:rPr>
+                <w:rFonts w:ascii="Arial" w:hAnsi="Arial" w:cs="Arial"/>
+                <w:b/>
+                <w:bCs/>
+              </w:rPr>
+              <w:t>经办人</w:t>
+            </w:r>
+          </w:p>
+        </w:tc>
+        <w:tc>
+          <w:tcPr>
+            <w:tcW w:w="0" w:type="auto"/>
+            <w:gridSpan w:val="6"/>
+            <w:tcBorders>
+              <w:top w:val="single" w:sz="6" w:space="0" w:color="CCCCCC"/>
+              <w:left w:val="single" w:sz="6" w:space="0" w:color="CCCCCC"/>
+              <w:bottom w:val="single" w:sz="6" w:space="0" w:color="CCCCCC"/>
+              <w:right w:val="single" w:sz="6" w:space="0" w:color="CCCCCC"/>
+            </w:tcBorders>
+            <w:shd w:val="clear" w:color="auto" w:fill="F5F5F5"/>
+            <w:tcMar>
+              <w:top w:w="60" w:type="dxa"/>
+              <w:left w:w="60" w:type="dxa"/>
+              <w:bottom w:w="60" w:type="dxa"/>
+              <w:right w:w="60" w:type="dxa"/>
+            </w:tcMar>
+            <w:vAlign w:val="bottom"/>
+            <w:hideMark/>
+          </w:tcPr>
+          <w:p>
+            <w:pPr>
+              <w:rPr>
+                <w:rFonts w:ascii="Arial" w:hAnsi="Arial" w:cs="Arial"/>
+                <w:b/>
+                <w:bCs/>
+              </w:rPr>
+            </w:pPr>
+            <w:r>
+              <w:rPr>
+                <w:rFonts w:ascii="Arial" w:hAnsi="Arial" w:cs="Arial"/>
+                <w:b/>
+                <w:bCs/>
+              </w:rPr>
+              <w:t>状态</w:t>
+            </w:r>
+          </w:p>
+        </w:tc>
+      </w:tr>
+      <w:tr>
+        <w:tc>
+          <w:tcPr>
+            <w:tcW w:w="0" w:type="auto"/>
+            <w:vMerge/>
+            <w:tcBorders>
+              <w:top w:val="single" w:sz="6" w:space="0" w:color="CCCCCC"/>
+              <w:left w:val="single" w:sz="6" w:space="0" w:color="CCCCCC"/>
+              <w:bottom w:val="single" w:sz="6" w:space="0" w:color="CCCCCC"/>
+              <w:right w:val="single" w:sz="6" w:space="0" w:color="CCCCCC"/>
+            </w:tcBorders>
+            <w:shd w:val="clear" w:color="auto" w:fill="FFFFFF"/>
+            <w:vAlign w:val="center"/>
+            <w:hideMark/>
+          </w:tcPr>
+          <w:p>
+            <w:pPr>
+              <w:rPr>
+                <w:rFonts w:ascii="Arial" w:eastAsia="宋体" w:hAnsi="Arial" w:cs="Arial"/>
+                <w:b/>
+                <w:bCs/>
+                <w:sz w:val="24"/>
+                <w:szCs w:val="24"/>
+              </w:rPr>
+            </w:pPr>
+          </w:p>
+        </w:tc>
+        <w:tc>
+          <w:tcPr>
+            <w:tcW w:w="0" w:type="auto"/>
+            <w:tcBorders>
+              <w:top w:val="single" w:sz="6" w:space="0" w:color="CCCCCC"/>
+              <w:left w:val="single" w:sz="6" w:space="0" w:color="CCCCCC"/>
+              <w:bottom w:val="single" w:sz="6" w:space="0" w:color="CCCCCC"/>
+              <w:right w:val="single" w:sz="6" w:space="0" w:color="CCCCCC"/>
+            </w:tcBorders>
+            <w:shd w:val="clear" w:color="auto" w:fill="F5F5F5"/>
+            <w:tcMar>
+              <w:top w:w="60" w:type="dxa"/>
+              <w:left w:w="60" w:type="dxa"/>
+              <w:bottom w:w="60" w:type="dxa"/>
+              <w:right w:w="60" w:type="dxa"/>
+            </w:tcMar>
+            <w:vAlign w:val="bottom"/>
+            <w:hideMark/>
+          </w:tcPr>
+          <w:p>
+            <w:pPr>
+              <w:rPr>
+                <w:rFonts w:ascii="Arial" w:hAnsi="Arial" w:cs="Arial"/>
+                <w:b/>
+                <w:bCs/>
+              </w:rPr>
+            </w:pPr>
+            <w:r>
+              <w:rPr>
+                <w:rFonts w:ascii="Arial" w:hAnsi="Arial" w:cs="Arial"/>
+                <w:b/>
+                <w:bCs/>
+                <w:caps/>
+                <w:color w:val="4A6785"/>
+                <w:sz w:val="17"/>
+                <w:szCs w:val="17"/>
+                <w:bdr w:val="single" w:sz="6" w:space="2" w:color="E4E8ED" w:frame="1"/>
+                <w:shd w:val="clear" w:color="auto" w:fill="FFFFFF"/>
+              </w:rPr>
+              <w:t>开始</w:t>
+            </w:r>
+          </w:p>
+        </w:tc>
+        <w:tc>
+          <w:tcPr>
+            <w:tcW w:w="0" w:type="auto"/>
+            <w:tcBorders>
+              <w:top w:val="single" w:sz="6" w:space="0" w:color="CCCCCC"/>
+              <w:left w:val="single" w:sz="6" w:space="0" w:color="CCCCCC"/>
+              <w:bottom w:val="single" w:sz="6" w:space="0" w:color="CCCCCC"/>
+              <w:right w:val="single" w:sz="6" w:space="0" w:color="CCCCCC"/>
+            </w:tcBorders>
+            <w:shd w:val="clear" w:color="auto" w:fill="F5F5F5"/>
+            <w:tcMar>
+              <w:top w:w="60" w:type="dxa"/>
+              <w:left w:w="60" w:type="dxa"/>
+              <w:bottom w:w="60" w:type="dxa"/>
+              <w:right w:w="60" w:type="dxa"/>
+            </w:tcMar>
+            <w:vAlign w:val="bottom"/>
+            <w:hideMark/>
+          </w:tcPr>
+          <w:p>
+            <w:pPr>
+              <w:rPr>
+                <w:rFonts w:ascii="Arial" w:hAnsi="Arial" w:cs="Arial"/>
+                <w:b/>
+                <w:bCs/>
+              </w:rPr>
+            </w:pPr>
+            <w:r>
+              <w:rPr>
+                <w:rFonts w:ascii="Arial" w:hAnsi="Arial" w:cs="Arial"/>
+                <w:b/>
+                <w:bCs/>
+                <w:caps/>
+                <w:color w:val="594300"/>
+                <w:sz w:val="17"/>
+                <w:szCs w:val="17"/>
+                <w:bdr w:val="single" w:sz="6" w:space="2" w:color="FFE28C" w:frame="1"/>
+                <w:shd w:val="clear" w:color="auto" w:fill="FFFFFF"/>
+              </w:rPr>
+              <w:t>进行中</w:t>
+            </w:r>
+          </w:p>
+        </w:tc>
+        <w:tc>
+          <w:tcPr>
+            <w:tcW w:w="0" w:type="auto"/>
+            <w:tcBorders>
+              <w:top w:val="single" w:sz="6" w:space="0" w:color="CCCCCC"/>
+              <w:left w:val="single" w:sz="6" w:space="0" w:color="CCCCCC"/>
+              <w:bottom w:val="single" w:sz="6" w:space="0" w:color="CCCCCC"/>
+              <w:right w:val="single" w:sz="6" w:space="0" w:color="CCCCCC"/>
+            </w:tcBorders>
+            <w:shd w:val="clear" w:color="auto" w:fill="F5F5F5"/>
+            <w:tcMar>
+              <w:top w:w="60" w:type="dxa"/>
+              <w:left w:w="60" w:type="dxa"/>
+              <w:bottom w:w="60" w:type="dxa"/>
+              <w:right w:w="60" w:type="dxa"/>
+            </w:tcMar>
+            <w:vAlign w:val="bottom"/>
+            <w:hideMark/>
+          </w:tcPr>
+          <w:p>
+            <w:pPr>
+              <w:rPr>
+                <w:rFonts w:ascii="Arial" w:hAnsi="Arial" w:cs="Arial"/>
+                <w:b/>
+                <w:bCs/>
+              </w:rPr>
+            </w:pPr>
+            <w:r>
+              <w:rPr>
+                <w:rFonts w:ascii="Arial" w:hAnsi="Arial" w:cs="Arial"/>
+                <w:b/>
+                <w:bCs/>
+                <w:caps/>
+                <w:color w:val="4A6785"/>
+                <w:sz w:val="17"/>
+                <w:szCs w:val="17"/>
+                <w:bdr w:val="single" w:sz="6" w:space="2" w:color="E4E8ED" w:frame="1"/>
+                <w:shd w:val="clear" w:color="auto" w:fill="FFFFFF"/>
+              </w:rPr>
+              <w:t>重新打开</w:t>
+            </w:r>
+          </w:p>
+        </w:tc>
+        <w:tc>
+          <w:tcPr>
+            <w:tcW w:w="0" w:type="auto"/>
+            <w:tcBorders>
+              <w:top w:val="single" w:sz="6" w:space="0" w:color="CCCCCC"/>
+              <w:left w:val="single" w:sz="6" w:space="0" w:color="CCCCCC"/>
+              <w:bottom w:val="single" w:sz="6" w:space="0" w:color="CCCCCC"/>
+              <w:right w:val="single" w:sz="6" w:space="0" w:color="CCCCCC"/>
+            </w:tcBorders>
+            <w:shd w:val="clear" w:color="auto" w:fill="F5F5F5"/>
+            <w:tcMar>
+              <w:top w:w="60" w:type="dxa"/>
+              <w:left w:w="60" w:type="dxa"/>
+              <w:bottom w:w="60" w:type="dxa"/>
+              <w:right w:w="60" w:type="dxa"/>
+            </w:tcMar>
+            <w:vAlign w:val="bottom"/>
+            <w:hideMark/>
+          </w:tcPr>
+          <w:p>
+            <w:pPr>
+              <w:rPr>
+                <w:rFonts w:ascii="Arial" w:hAnsi="Arial" w:cs="Arial"/>
+                <w:b/>
+                <w:bCs/>
+              </w:rPr>
+            </w:pPr>
+            <w:r>
+              <w:rPr>
+                <w:rFonts w:ascii="Arial" w:hAnsi="Arial" w:cs="Arial"/>
+                <w:b/>
+                <w:bCs/>
+                <w:caps/>
+                <w:color w:val="14892C"/>
+                <w:sz w:val="17"/>
+                <w:szCs w:val="17"/>
+                <w:bdr w:val="single" w:sz="6" w:space="2" w:color="B2D8B9" w:frame="1"/>
+                <w:shd w:val="clear" w:color="auto" w:fill="FFFFFF"/>
+              </w:rPr>
+              <w:t>已解决</w:t>
+            </w:r>
+          </w:p>
+        </w:tc>
+        <w:tc>
+          <w:tcPr>
+            <w:tcW w:w="0" w:type="auto"/>
+            <w:tcBorders>
+              <w:top w:val="single" w:sz="6" w:space="0" w:color="CCCCCC"/>
+              <w:left w:val="single" w:sz="6" w:space="0" w:color="CCCCCC"/>
+              <w:bottom w:val="single" w:sz="6" w:space="0" w:color="CCCCCC"/>
+              <w:right w:val="single" w:sz="6" w:space="0" w:color="CCCCCC"/>
+            </w:tcBorders>
+            <w:shd w:val="clear" w:color="auto" w:fill="F5F5F5"/>
+            <w:tcMar>
+              <w:top w:w="60" w:type="dxa"/>
+              <w:left w:w="60" w:type="dxa"/>
+              <w:bottom w:w="60" w:type="dxa"/>
+              <w:right w:w="60" w:type="dxa"/>
+            </w:tcMar>
+            <w:vAlign w:val="bottom"/>
+            <w:hideMark/>
+          </w:tcPr>
+          <w:p>
+            <w:pPr>
+              <w:rPr>
+                <w:rFonts w:ascii="Arial" w:hAnsi="Arial" w:cs="Arial"/>
+                <w:b/>
+                <w:bCs/>
+              </w:rPr>
+            </w:pPr>
+            <w:r>
+              <w:rPr>
+                <w:rFonts w:ascii="Arial" w:hAnsi="Arial" w:cs="Arial"/>
+                <w:b/>
+                <w:bCs/>
+                <w:caps/>
+                <w:color w:val="594300"/>
+                <w:sz w:val="17"/>
+                <w:szCs w:val="17"/>
+                <w:bdr w:val="single" w:sz="6" w:space="2" w:color="FFE28C" w:frame="1"/>
+                <w:shd w:val="clear" w:color="auto" w:fill="FFFFFF"/>
+              </w:rPr>
+              <w:t>TEST</w:t>
+            </w:r>
+          </w:p>
+        </w:tc>
+        <w:tc>
+          <w:tcPr>
+            <w:tcW w:w="0" w:type="auto"/>
+            <w:tcBorders>
+              <w:top w:val="single" w:sz="6" w:space="0" w:color="CCCCCC"/>
+              <w:left w:val="single" w:sz="6" w:space="0" w:color="CCCCCC"/>
+              <w:bottom w:val="single" w:sz="6" w:space="0" w:color="CCCCCC"/>
+              <w:right w:val="single" w:sz="6" w:space="0" w:color="CCCCCC"/>
+            </w:tcBorders>
+            <w:shd w:val="clear" w:color="auto" w:fill="F5F5F5"/>
+            <w:tcMar>
+              <w:top w:w="60" w:type="dxa"/>
+              <w:left w:w="60" w:type="dxa"/>
+              <w:bottom w:w="60" w:type="dxa"/>
+              <w:right w:w="60" w:type="dxa"/>
+            </w:tcMar>
+            <w:vAlign w:val="bottom"/>
+            <w:hideMark/>
+          </w:tcPr>
+          <w:p>
+            <w:pPr>
+              <w:rPr>
+                <w:rFonts w:ascii="Arial" w:hAnsi="Arial" w:cs="Arial"/>
+                <w:b/>
+                <w:bCs/>
+              </w:rPr>
+            </w:pPr>
+            <w:r>
+              <w:rPr>
+                <w:rFonts w:ascii="Arial" w:hAnsi="Arial" w:cs="Arial"/>
+                <w:b/>
+                <w:bCs/>
+              </w:rPr>
+              <w:t>合计</w:t>
+            </w:r>
+            <w:r>
+              <w:rPr>
+                <w:rFonts w:ascii="Arial" w:hAnsi="Arial" w:cs="Arial"/>
+                <w:b/>
+                <w:bCs/>
+              </w:rPr>
+              <w:t>:</w:t>
+            </w:r>
+          </w:p>
+        </w:tc>
+      </w:tr>
+      <w:tr>
+        <w:tc>
+          <w:tcPr>
+            <w:tcW w:w="0" w:type="auto"/>
+            <w:tcBorders>
+              <w:top w:val="single" w:sz="6" w:space="0" w:color="CCCCCC"/>
+              <w:left w:val="single" w:sz="6" w:space="0" w:color="CCCCCC"/>
+              <w:bottom w:val="single" w:sz="6" w:space="0" w:color="CCCCCC"/>
+              <w:right w:val="single" w:sz="6" w:space="0" w:color="CCCCCC"/>
+            </w:tcBorders>
+            <w:shd w:val="clear" w:color="auto" w:fill="FFFFFF"/>
+            <w:tcMar>
+              <w:top w:w="60" w:type="dxa"/>
+              <w:left w:w="60" w:type="dxa"/>
+              <w:bottom w:w="60" w:type="dxa"/>
+              <w:right w:w="60" w:type="dxa"/>
+            </w:tcMar>
+            <w:vAlign w:val="center"/>
+            <w:hideMark/>
+          </w:tcPr>
+          <w:p>
+            <w:pPr>
+              <w:rPr>
+                <w:rFonts w:ascii="Arial" w:hAnsi="Arial" w:cs="Arial"/>
+              </w:rPr>
+            </w:pPr>
+            <w:hyperlink r:id="rId9" w:history="1">
+              <w:r>
+                <w:rPr>
+                  <w:rStyle w:val="af"/>
+                  <w:rFonts w:ascii="Arial" w:hAnsi="Arial" w:cs="Arial"/>
+                  <w:color w:val="3B73AF"/>
+                </w:rPr>
+                <w:t>许建辉</w:t>
+              </w:r>
+            </w:hyperlink>
+          </w:p>
+        </w:tc>
+        <w:tc>
+          <w:tcPr>
+            <w:tcW w:w="0" w:type="auto"/>
+            <w:tcBorders>
+              <w:top w:val="single" w:sz="6" w:space="0" w:color="CCCCCC"/>
+              <w:left w:val="single" w:sz="6" w:space="0" w:color="CCCCCC"/>
+              <w:bottom w:val="single" w:sz="6" w:space="0" w:color="CCCCCC"/>
+              <w:right w:val="single" w:sz="6" w:space="0" w:color="CCCCCC"/>
+            </w:tcBorders>
+            <w:shd w:val="clear" w:color="auto" w:fill="FFFFFF"/>
+            <w:tcMar>
+              <w:top w:w="60" w:type="dxa"/>
+              <w:left w:w="60" w:type="dxa"/>
+              <w:bottom w:w="60" w:type="dxa"/>
+              <w:right w:w="60" w:type="dxa"/>
+            </w:tcMar>
+            <w:vAlign w:val="center"/>
+            <w:hideMark/>
+          </w:tcPr>
+          <w:p>
+            <w:pPr>
+              <w:rPr>
+                <w:rFonts w:ascii="Arial" w:hAnsi="Arial" w:cs="Arial"/>
+              </w:rPr>
+            </w:pPr>
+            <w:hyperlink r:id="rId10" w:history="1">
+              <w:r>
+                <w:rPr>
+                  <w:rStyle w:val="af"/>
+                  <w:rFonts w:ascii="Arial" w:hAnsi="Arial" w:cs="Arial"/>
+                  <w:color w:val="3B73AF"/>
+                </w:rPr>
+                <w:t>84</w:t>
+              </w:r>
+            </w:hyperlink>
+          </w:p>
+        </w:tc>
+        <w:tc>
+          <w:tcPr>
+            <w:tcW w:w="0" w:type="auto"/>
+            <w:tcBorders>
+              <w:top w:val="single" w:sz="6" w:space="0" w:color="CCCCCC"/>
+              <w:left w:val="single" w:sz="6" w:space="0" w:color="CCCCCC"/>
+              <w:bottom w:val="single" w:sz="6" w:space="0" w:color="CCCCCC"/>
+              <w:right w:val="single" w:sz="6" w:space="0" w:color="CCCCCC"/>
+            </w:tcBorders>
+            <w:shd w:val="clear" w:color="auto" w:fill="FFFFFF"/>
+            <w:tcMar>
+              <w:top w:w="60" w:type="dxa"/>
+              <w:left w:w="60" w:type="dxa"/>
+              <w:bottom w:w="60" w:type="dxa"/>
+              <w:right w:w="60" w:type="dxa"/>
+            </w:tcMar>
+            <w:vAlign w:val="center"/>
+            <w:hideMark/>
+          </w:tcPr>
+          <w:p>
+            <w:pPr>
+              <w:rPr>
+                <w:rFonts w:ascii="Arial" w:hAnsi="Arial" w:cs="Arial"/>
+              </w:rPr>
+            </w:pPr>
+            <w:hyperlink r:id="rId11" w:history="1">
+              <w:r>
+                <w:rPr>
+                  <w:rStyle w:val="af"/>
+                  <w:rFonts w:ascii="Arial" w:hAnsi="Arial" w:cs="Arial"/>
+                  <w:color w:val="3B73AF"/>
+                </w:rPr>
+                <w:t>75</w:t>
+              </w:r>
+            </w:hyperlink>
+          </w:p>
+        </w:tc>
+        <w:tc>
+          <w:tcPr>
+            <w:tcW w:w="0" w:type="auto"/>
+            <w:tcBorders>
+              <w:top w:val="single" w:sz="6" w:space="0" w:color="CCCCCC"/>
+              <w:left w:val="single" w:sz="6" w:space="0" w:color="CCCCCC"/>
+              <w:bottom w:val="single" w:sz="6" w:space="0" w:color="CCCCCC"/>
+              <w:right w:val="single" w:sz="6" w:space="0" w:color="CCCCCC"/>
+            </w:tcBorders>
+            <w:shd w:val="clear" w:color="auto" w:fill="FFFFFF"/>
+            <w:tcMar>
+              <w:top w:w="60" w:type="dxa"/>
+              <w:left w:w="60" w:type="dxa"/>
+              <w:bottom w:w="60" w:type="dxa"/>
+              <w:right w:w="60" w:type="dxa"/>
+            </w:tcMar>
+            <w:vAlign w:val="center"/>
+            <w:hideMark/>
+          </w:tcPr>
+          <w:p>
+            <w:pPr>
+              <w:rPr>
+                <w:rFonts w:ascii="Arial" w:hAnsi="Arial" w:cs="Arial"/>
+              </w:rPr>
+            </w:pPr>
+            <w:hyperlink r:id="rId12" w:history="1">
+              <w:r>
+                <w:rPr>
+                  <w:rStyle w:val="af"/>
+                  <w:rFonts w:ascii="Arial" w:hAnsi="Arial" w:cs="Arial"/>
+                  <w:color w:val="3B73AF"/>
+                </w:rPr>
+                <w:t>0</w:t>
+              </w:r>
+            </w:hyperlink>
+          </w:p>
+        </w:tc>
+        <w:tc>
+          <w:tcPr>
+            <w:tcW w:w="0" w:type="auto"/>
+            <w:tcBorders>
+              <w:top w:val="single" w:sz="6" w:space="0" w:color="CCCCCC"/>
+              <w:left w:val="single" w:sz="6" w:space="0" w:color="CCCCCC"/>
+              <w:bottom w:val="single" w:sz="6" w:space="0" w:color="CCCCCC"/>
+              <w:right w:val="single" w:sz="6" w:space="0" w:color="CCCCCC"/>
+            </w:tcBorders>
+            <w:shd w:val="clear" w:color="auto" w:fill="FFFFFF"/>
+            <w:tcMar>
+              <w:top w:w="60" w:type="dxa"/>
+              <w:left w:w="60" w:type="dxa"/>
+              <w:bottom w:w="60" w:type="dxa"/>
+              <w:right w:w="60" w:type="dxa"/>
+            </w:tcMar>
+            <w:vAlign w:val="center"/>
+            <w:hideMark/>
+          </w:tcPr>
+          <w:p>
+            <w:pPr>
+              <w:rPr>
+                <w:rFonts w:ascii="Arial" w:hAnsi="Arial" w:cs="Arial"/>
+              </w:rPr>
+            </w:pPr>
+            <w:hyperlink r:id="rId13" w:history="1">
+              <w:r>
+                <w:rPr>
+                  <w:rStyle w:val="af"/>
+                  <w:rFonts w:ascii="Arial" w:hAnsi="Arial" w:cs="Arial"/>
+                  <w:color w:val="3B73AF"/>
+                </w:rPr>
+                <w:t>0</w:t>
+              </w:r>
+            </w:hyperlink>
+          </w:p>
+        </w:tc>
+        <w:tc>
+          <w:tcPr>
+            <w:tcW w:w="0" w:type="auto"/>
+            <w:tcBorders>
+              <w:top w:val="single" w:sz="6" w:space="0" w:color="CCCCCC"/>
+              <w:left w:val="single" w:sz="6" w:space="0" w:color="CCCCCC"/>
+              <w:bottom w:val="single" w:sz="6" w:space="0" w:color="CCCCCC"/>
+              <w:right w:val="single" w:sz="6" w:space="0" w:color="CCCCCC"/>
+            </w:tcBorders>
+            <w:shd w:val="clear" w:color="auto" w:fill="FFFFFF"/>
+            <w:tcMar>
+              <w:top w:w="60" w:type="dxa"/>
+              <w:left w:w="60" w:type="dxa"/>
+              <w:bottom w:w="60" w:type="dxa"/>
+              <w:right w:w="60" w:type="dxa"/>
+            </w:tcMar>
+            <w:vAlign w:val="center"/>
+            <w:hideMark/>
+          </w:tcPr>
+          <w:p>
+            <w:pPr>
+              <w:rPr>
+                <w:rFonts w:ascii="Arial" w:hAnsi="Arial" w:cs="Arial"/>
+              </w:rPr>
+            </w:pPr>
+            <w:hyperlink r:id="rId14" w:history="1">
+              <w:r>
+                <w:rPr>
+                  <w:rStyle w:val="af"/>
+                  <w:rFonts w:ascii="Arial" w:hAnsi="Arial" w:cs="Arial"/>
+                  <w:color w:val="3B73AF"/>
+                </w:rPr>
+                <w:t>1</w:t>
+              </w:r>
+            </w:hyperlink>
+          </w:p>
+        </w:tc>
+        <w:tc>
+          <w:tcPr>
+            <w:tcW w:w="0" w:type="auto"/>
+            <w:tcBorders>
+              <w:top w:val="single" w:sz="6" w:space="0" w:color="CCCCCC"/>
+              <w:left w:val="single" w:sz="6" w:space="0" w:color="CCCCCC"/>
+              <w:bottom w:val="single" w:sz="6" w:space="0" w:color="CCCCCC"/>
+              <w:right w:val="single" w:sz="6" w:space="0" w:color="CCCCCC"/>
+            </w:tcBorders>
+            <w:shd w:val="clear" w:color="auto" w:fill="F5F5F5"/>
+            <w:tcMar>
+              <w:top w:w="60" w:type="dxa"/>
+              <w:left w:w="60" w:type="dxa"/>
+              <w:bottom w:w="60" w:type="dxa"/>
+              <w:right w:w="60" w:type="dxa"/>
+            </w:tcMar>
+            <w:vAlign w:val="center"/>
+            <w:hideMark/>
+          </w:tcPr>
+          <w:p>
+            <w:pPr>
+              <w:rPr>
+                <w:rFonts w:ascii="Arial" w:hAnsi="Arial" w:cs="Arial"/>
+                <w:b/>
+                <w:bCs/>
+              </w:rPr>
+            </w:pPr>
+            <w:hyperlink r:id="rId15" w:history="1">
+              <w:r>
+                <w:rPr>
+                  <w:rStyle w:val="af"/>
+                  <w:rFonts w:ascii="Arial" w:hAnsi="Arial" w:cs="Arial"/>
+                  <w:b/>
+                  <w:bCs/>
+                  <w:color w:val="3B73AF"/>
+                </w:rPr>
+                <w:t>160</w:t>
+              </w:r>
+            </w:hyperlink>
+          </w:p>
+        </w:tc>
+      </w:tr>
+      <w:tr>
+        <w:tc>
+          <w:tcPr>
+            <w:tcW w:w="0" w:type="auto"/>
+            <w:tcBorders>
+              <w:top w:val="single" w:sz="6" w:space="0" w:color="CCCCCC"/>
+              <w:left w:val="single" w:sz="6" w:space="0" w:color="CCCCCC"/>
+              <w:bottom w:val="single" w:sz="6" w:space="0" w:color="CCCCCC"/>
+              <w:right w:val="single" w:sz="6" w:space="0" w:color="CCCCCC"/>
+            </w:tcBorders>
+            <w:shd w:val="clear" w:color="auto" w:fill="FFFFFF"/>
+            <w:tcMar>
+              <w:top w:w="60" w:type="dxa"/>
+              <w:left w:w="60" w:type="dxa"/>
+              <w:bottom w:w="60" w:type="dxa"/>
+              <w:right w:w="60" w:type="dxa"/>
+            </w:tcMar>
+            <w:vAlign w:val="center"/>
+            <w:hideMark/>
+          </w:tcPr>
+          <w:p>
+            <w:pPr>
+              <w:rPr>
+                <w:rFonts w:ascii="Arial" w:hAnsi="Arial" w:cs="Arial"/>
+              </w:rPr>
+            </w:pPr>
+            <w:hyperlink r:id="rId16" w:history="1">
+              <w:r>
+                <w:rPr>
+                  <w:rStyle w:val="af"/>
+                  <w:rFonts w:ascii="Arial" w:hAnsi="Arial" w:cs="Arial"/>
+                  <w:color w:val="3B73AF"/>
+                </w:rPr>
+                <w:t>谭钊波</w:t>
+              </w:r>
+            </w:hyperlink>
+          </w:p>
+        </w:tc>
+        <w:tc>
+          <w:tcPr>
+            <w:tcW w:w="0" w:type="auto"/>
+            <w:tcBorders>
+              <w:top w:val="single" w:sz="6" w:space="0" w:color="CCCCCC"/>
+              <w:left w:val="single" w:sz="6" w:space="0" w:color="CCCCCC"/>
+              <w:bottom w:val="single" w:sz="6" w:space="0" w:color="CCCCCC"/>
+              <w:right w:val="single" w:sz="6" w:space="0" w:color="CCCCCC"/>
+            </w:tcBorders>
+            <w:shd w:val="clear" w:color="auto" w:fill="FFFFFF"/>
+            <w:tcMar>
+              <w:top w:w="60" w:type="dxa"/>
+              <w:left w:w="60" w:type="dxa"/>
+              <w:bottom w:w="60" w:type="dxa"/>
+              <w:right w:w="60" w:type="dxa"/>
+            </w:tcMar>
+            <w:vAlign w:val="center"/>
+            <w:hideMark/>
+          </w:tcPr>
+          <w:p>
+            <w:pPr>
+              <w:rPr>
+                <w:rFonts w:ascii="Arial" w:hAnsi="Arial" w:cs="Arial"/>
+              </w:rPr>
+            </w:pPr>
+            <w:hyperlink r:id="rId17" w:history="1">
+              <w:r>
+                <w:rPr>
+                  <w:rStyle w:val="af"/>
+                  <w:rFonts w:ascii="Arial" w:hAnsi="Arial" w:cs="Arial"/>
+                  <w:color w:val="3B73AF"/>
+                </w:rPr>
+                <w:t>24</w:t>
+              </w:r>
+            </w:hyperlink>
+          </w:p>
+        </w:tc>
+        <w:tc>
+          <w:tcPr>
+            <w:tcW w:w="0" w:type="auto"/>
+            <w:tcBorders>
+              <w:top w:val="single" w:sz="6" w:space="0" w:color="CCCCCC"/>
+              <w:left w:val="single" w:sz="6" w:space="0" w:color="CCCCCC"/>
+              <w:bottom w:val="single" w:sz="6" w:space="0" w:color="CCCCCC"/>
+              <w:right w:val="single" w:sz="6" w:space="0" w:color="CCCCCC"/>
+            </w:tcBorders>
+            <w:shd w:val="clear" w:color="auto" w:fill="FFFFFF"/>
+            <w:tcMar>
+              <w:top w:w="60" w:type="dxa"/>
+              <w:left w:w="60" w:type="dxa"/>
+              <w:bottom w:w="60" w:type="dxa"/>
+              <w:right w:w="60" w:type="dxa"/>
+            </w:tcMar>
+            <w:vAlign w:val="center"/>
+            <w:hideMark/>
+          </w:tcPr>
+          <w:p>
+            <w:pPr>
+              <w:rPr>
+                <w:rFonts w:ascii="Arial" w:hAnsi="Arial" w:cs="Arial"/>
+              </w:rPr>
+            </w:pPr>
+            <w:hyperlink r:id="rId18" w:tgtFrame="_parent" w:history="1">
+              <w:r>
+                <w:rPr>
+                  <w:rStyle w:val="af"/>
+                  <w:rFonts w:ascii="Arial" w:hAnsi="Arial" w:cs="Arial"/>
+                  <w:color w:val="3B73AF"/>
+                </w:rPr>
+                <w:t>48</w:t>
+              </w:r>
+            </w:hyperlink>
+          </w:p>
+        </w:tc>
+        <w:tc>
+          <w:tcPr>
+            <w:tcW w:w="0" w:type="auto"/>
+            <w:tcBorders>
+              <w:top w:val="single" w:sz="6" w:space="0" w:color="CCCCCC"/>
+              <w:left w:val="single" w:sz="6" w:space="0" w:color="CCCCCC"/>
+              <w:bottom w:val="single" w:sz="6" w:space="0" w:color="CCCCCC"/>
+              <w:right w:val="single" w:sz="6" w:space="0" w:color="CCCCCC"/>
+            </w:tcBorders>
+            <w:shd w:val="clear" w:color="auto" w:fill="FFFFFF"/>
+            <w:tcMar>
+              <w:top w:w="60" w:type="dxa"/>
+              <w:left w:w="60" w:type="dxa"/>
+              <w:bottom w:w="60" w:type="dxa"/>
+              <w:right w:w="60" w:type="dxa"/>
+            </w:tcMar>
+            <w:vAlign w:val="center"/>
+            <w:hideMark/>
+          </w:tcPr>
+          <w:p>
+            <w:pPr>
+              <w:rPr>
+                <w:rFonts w:ascii="Arial" w:hAnsi="Arial" w:cs="Arial"/>
+              </w:rPr>
+            </w:pPr>
+            <w:hyperlink r:id="rId19" w:history="1">
+              <w:r>
+                <w:rPr>
+                  <w:rStyle w:val="af"/>
+                  <w:rFonts w:ascii="Arial" w:hAnsi="Arial" w:cs="Arial"/>
+                  <w:color w:val="3B73AF"/>
+                </w:rPr>
+                <w:t>0</w:t>
+              </w:r>
+            </w:hyperlink>
+          </w:p>
+        </w:tc>
+        <w:tc>
+          <w:tcPr>
+            <w:tcW w:w="0" w:type="auto"/>
+            <w:tcBorders>
+              <w:top w:val="single" w:sz="6" w:space="0" w:color="CCCCCC"/>
+              <w:left w:val="single" w:sz="6" w:space="0" w:color="CCCCCC"/>
+              <w:bottom w:val="single" w:sz="6" w:space="0" w:color="CCCCCC"/>
+              <w:right w:val="single" w:sz="6" w:space="0" w:color="CCCCCC"/>
+            </w:tcBorders>
+            <w:shd w:val="clear" w:color="auto" w:fill="FFFFFF"/>
+            <w:tcMar>
+              <w:top w:w="60" w:type="dxa"/>
+              <w:left w:w="60" w:type="dxa"/>
+              <w:bottom w:w="60" w:type="dxa"/>
+              <w:right w:w="60" w:type="dxa"/>
+            </w:tcMar>
+            <w:vAlign w:val="center"/>
+            <w:hideMark/>
+          </w:tcPr>
+          <w:p>
+            <w:pPr>
+              <w:rPr>
+                <w:rFonts w:ascii="Arial" w:hAnsi="Arial" w:cs="Arial"/>
+              </w:rPr>
+            </w:pPr>
+            <w:hyperlink r:id="rId20" w:history="1">
+              <w:r>
+                <w:rPr>
+                  <w:rStyle w:val="af"/>
+                  <w:rFonts w:ascii="Arial" w:hAnsi="Arial" w:cs="Arial"/>
+                  <w:color w:val="3B73AF"/>
+                </w:rPr>
+                <w:t>2</w:t>
+              </w:r>
+            </w:hyperlink>
+          </w:p>
+        </w:tc>
+        <w:tc>
+          <w:tcPr>
+            <w:tcW w:w="0" w:type="auto"/>
+            <w:tcBorders>
+              <w:top w:val="single" w:sz="6" w:space="0" w:color="CCCCCC"/>
+              <w:left w:val="single" w:sz="6" w:space="0" w:color="CCCCCC"/>
+              <w:bottom w:val="single" w:sz="6" w:space="0" w:color="CCCCCC"/>
+              <w:right w:val="single" w:sz="6" w:space="0" w:color="CCCCCC"/>
+            </w:tcBorders>
+            <w:shd w:val="clear" w:color="auto" w:fill="FFFFFF"/>
+            <w:tcMar>
+              <w:top w:w="60" w:type="dxa"/>
+              <w:left w:w="60" w:type="dxa"/>
+              <w:bottom w:w="60" w:type="dxa"/>
+              <w:right w:w="60" w:type="dxa"/>
+            </w:tcMar>
+            <w:vAlign w:val="center"/>
+            <w:hideMark/>
+          </w:tcPr>
+          <w:p>
+            <w:pPr>
+              <w:rPr>
+                <w:rFonts w:ascii="Arial" w:hAnsi="Arial" w:cs="Arial"/>
+              </w:rPr>
+            </w:pPr>
+            <w:hyperlink r:id="rId21" w:history="1">
+              <w:r>
+                <w:rPr>
+                  <w:rStyle w:val="af"/>
+                  <w:rFonts w:ascii="Arial" w:hAnsi="Arial" w:cs="Arial"/>
+                  <w:color w:val="3B73AF"/>
+                </w:rPr>
+                <w:t>0</w:t>
+              </w:r>
+            </w:hyperlink>
+          </w:p>
+        </w:tc>
+        <w:tc>
+          <w:tcPr>
+            <w:tcW w:w="0" w:type="auto"/>
+            <w:tcBorders>
+              <w:top w:val="single" w:sz="6" w:space="0" w:color="CCCCCC"/>
+              <w:left w:val="single" w:sz="6" w:space="0" w:color="CCCCCC"/>
+              <w:bottom w:val="single" w:sz="6" w:space="0" w:color="CCCCCC"/>
+              <w:right w:val="single" w:sz="6" w:space="0" w:color="CCCCCC"/>
+            </w:tcBorders>
+            <w:shd w:val="clear" w:color="auto" w:fill="F5F5F5"/>
+            <w:tcMar>
+              <w:top w:w="60" w:type="dxa"/>
+              <w:left w:w="60" w:type="dxa"/>
+              <w:bottom w:w="60" w:type="dxa"/>
+              <w:right w:w="60" w:type="dxa"/>
+            </w:tcMar>
+            <w:vAlign w:val="center"/>
+            <w:hideMark/>
+          </w:tcPr>
+          <w:p>
+            <w:pPr>
+              <w:rPr>
+                <w:rFonts w:ascii="Arial" w:hAnsi="Arial" w:cs="Arial"/>
+                <w:b/>
+                <w:bCs/>
+              </w:rPr>
+            </w:pPr>
+            <w:hyperlink r:id="rId22" w:history="1">
+              <w:r>
+                <w:rPr>
+                  <w:rStyle w:val="af"/>
+                  <w:rFonts w:ascii="Arial" w:hAnsi="Arial" w:cs="Arial"/>
+                  <w:b/>
+                  <w:bCs/>
+                  <w:color w:val="3B73AF"/>
+                </w:rPr>
+                <w:t>74</w:t>
+              </w:r>
+            </w:hyperlink>
+          </w:p>
+        </w:tc>
+      </w:tr>
+      <w:tr>
+        <w:tc>
+          <w:tcPr>
+            <w:tcW w:w="0" w:type="auto"/>
+            <w:tcBorders>
+              <w:top w:val="single" w:sz="6" w:space="0" w:color="CCCCCC"/>
+              <w:left w:val="single" w:sz="6" w:space="0" w:color="CCCCCC"/>
+              <w:bottom w:val="single" w:sz="6" w:space="0" w:color="CCCCCC"/>
+              <w:right w:val="single" w:sz="6" w:space="0" w:color="CCCCCC"/>
+            </w:tcBorders>
+            <w:shd w:val="clear" w:color="auto" w:fill="FFFFFF"/>
+            <w:tcMar>
+              <w:top w:w="60" w:type="dxa"/>
+              <w:left w:w="60" w:type="dxa"/>
+              <w:bottom w:w="60" w:type="dxa"/>
+              <w:right w:w="60" w:type="dxa"/>
+            </w:tcMar>
+            <w:vAlign w:val="center"/>
+            <w:hideMark/>
+          </w:tcPr>
+          <w:p>
+            <w:pPr>
+              <w:rPr>
+                <w:rFonts w:ascii="Arial" w:hAnsi="Arial" w:cs="Arial"/>
+              </w:rPr>
+            </w:pPr>
+            <w:hyperlink r:id="rId23" w:history="1">
+              <w:r>
+                <w:rPr>
+                  <w:rStyle w:val="af"/>
+                  <w:rFonts w:ascii="Arial" w:hAnsi="Arial" w:cs="Arial"/>
+                  <w:color w:val="3B73AF"/>
+                </w:rPr>
+                <w:t>杨上德</w:t>
+              </w:r>
+            </w:hyperlink>
+          </w:p>
+        </w:tc>
+        <w:tc>
+          <w:tcPr>
+            <w:tcW w:w="0" w:type="auto"/>
+            <w:tcBorders>
+              <w:top w:val="single" w:sz="6" w:space="0" w:color="CCCCCC"/>
+              <w:left w:val="single" w:sz="6" w:space="0" w:color="CCCCCC"/>
+              <w:bottom w:val="single" w:sz="6" w:space="0" w:color="CCCCCC"/>
+              <w:right w:val="single" w:sz="6" w:space="0" w:color="CCCCCC"/>
+            </w:tcBorders>
+            <w:shd w:val="clear" w:color="auto" w:fill="FFFFFF"/>
+            <w:tcMar>
+              <w:top w:w="60" w:type="dxa"/>
+              <w:left w:w="60" w:type="dxa"/>
+              <w:bottom w:w="60" w:type="dxa"/>
+              <w:right w:w="60" w:type="dxa"/>
+            </w:tcMar>
+            <w:vAlign w:val="center"/>
+            <w:hideMark/>
+          </w:tcPr>
+          <w:p>
+            <w:pPr>
+              <w:rPr>
+                <w:rFonts w:ascii="Arial" w:hAnsi="Arial" w:cs="Arial"/>
+              </w:rPr>
+            </w:pPr>
+            <w:hyperlink r:id="rId24" w:history="1">
+              <w:r>
+                <w:rPr>
+                  <w:rStyle w:val="af"/>
+                  <w:rFonts w:ascii="Arial" w:hAnsi="Arial" w:cs="Arial"/>
+                  <w:color w:val="3B73AF"/>
+                </w:rPr>
+                <w:t>3</w:t>
+              </w:r>
+            </w:hyperlink>
+          </w:p>
+        </w:tc>
+        <w:tc>
+          <w:tcPr>
+            <w:tcW w:w="0" w:type="auto"/>
+            <w:tcBorders>
+              <w:top w:val="single" w:sz="6" w:space="0" w:color="CCCCCC"/>
+              <w:left w:val="single" w:sz="6" w:space="0" w:color="CCCCCC"/>
+              <w:bottom w:val="single" w:sz="6" w:space="0" w:color="CCCCCC"/>
+              <w:right w:val="single" w:sz="6" w:space="0" w:color="CCCCCC"/>
+            </w:tcBorders>
+            <w:shd w:val="clear" w:color="auto" w:fill="FFFFFF"/>
+            <w:tcMar>
+              <w:top w:w="60" w:type="dxa"/>
+              <w:left w:w="60" w:type="dxa"/>
+              <w:bottom w:w="60" w:type="dxa"/>
+              <w:right w:w="60" w:type="dxa"/>
+            </w:tcMar>
+            <w:vAlign w:val="center"/>
+            <w:hideMark/>
+          </w:tcPr>
+          <w:p>
+            <w:pPr>
+              <w:rPr>
+                <w:rFonts w:ascii="Arial" w:hAnsi="Arial" w:cs="Arial"/>
+              </w:rPr>
+            </w:pPr>
+            <w:hyperlink r:id="rId25" w:history="1">
+              <w:r>
+                <w:rPr>
+                  <w:rStyle w:val="af"/>
+                  <w:rFonts w:ascii="Arial" w:hAnsi="Arial" w:cs="Arial"/>
+                  <w:color w:val="3B73AF"/>
+                </w:rPr>
+                <w:t>26</w:t>
+              </w:r>
+            </w:hyperlink>
+          </w:p>
+        </w:tc>
+        <w:tc>
+          <w:tcPr>
+            <w:tcW w:w="0" w:type="auto"/>
+            <w:tcBorders>
+              <w:top w:val="single" w:sz="6" w:space="0" w:color="CCCCCC"/>
+              <w:left w:val="single" w:sz="6" w:space="0" w:color="CCCCCC"/>
+              <w:bottom w:val="single" w:sz="6" w:space="0" w:color="CCCCCC"/>
+              <w:right w:val="single" w:sz="6" w:space="0" w:color="CCCCCC"/>
+            </w:tcBorders>
+            <w:shd w:val="clear" w:color="auto" w:fill="FFFFFF"/>
+            <w:tcMar>
+              <w:top w:w="60" w:type="dxa"/>
+              <w:left w:w="60" w:type="dxa"/>
+              <w:bottom w:w="60" w:type="dxa"/>
+              <w:right w:w="60" w:type="dxa"/>
+            </w:tcMar>
+            <w:vAlign w:val="center"/>
+            <w:hideMark/>
+          </w:tcPr>
+          <w:p>
+            <w:pPr>
+              <w:rPr>
+                <w:rFonts w:ascii="Arial" w:hAnsi="Arial" w:cs="Arial"/>
+              </w:rPr>
+            </w:pPr>
+            <w:hyperlink r:id="rId26" w:history="1">
+              <w:r>
+                <w:rPr>
+                  <w:rStyle w:val="af"/>
+                  <w:rFonts w:ascii="Arial" w:hAnsi="Arial" w:cs="Arial"/>
+                  <w:color w:val="3B73AF"/>
+                </w:rPr>
+                <w:t>0</w:t>
+              </w:r>
+            </w:hyperlink>
+          </w:p>
+        </w:tc>
+        <w:tc>
+          <w:tcPr>
+            <w:tcW w:w="0" w:type="auto"/>
+            <w:tcBorders>
+              <w:top w:val="single" w:sz="6" w:space="0" w:color="CCCCCC"/>
+              <w:left w:val="single" w:sz="6" w:space="0" w:color="CCCCCC"/>
+              <w:bottom w:val="single" w:sz="6" w:space="0" w:color="CCCCCC"/>
+              <w:right w:val="single" w:sz="6" w:space="0" w:color="CCCCCC"/>
+            </w:tcBorders>
+            <w:shd w:val="clear" w:color="auto" w:fill="FFFFFF"/>
+            <w:tcMar>
+              <w:top w:w="60" w:type="dxa"/>
+              <w:left w:w="60" w:type="dxa"/>
+              <w:bottom w:w="60" w:type="dxa"/>
+              <w:right w:w="60" w:type="dxa"/>
+            </w:tcMar>
+            <w:vAlign w:val="center"/>
+            <w:hideMark/>
+          </w:tcPr>
+          <w:p>
+            <w:pPr>
+              <w:rPr>
+                <w:rFonts w:ascii="Arial" w:hAnsi="Arial" w:cs="Arial"/>
+              </w:rPr>
+            </w:pPr>
+            <w:hyperlink r:id="rId27" w:history="1">
+              <w:r>
+                <w:rPr>
+                  <w:rStyle w:val="af"/>
+                  <w:rFonts w:ascii="Arial" w:hAnsi="Arial" w:cs="Arial"/>
+                  <w:color w:val="3B73AF"/>
+                </w:rPr>
+                <w:t>0</w:t>
+              </w:r>
+            </w:hyperlink>
+          </w:p>
+        </w:tc>
+        <w:tc>
+          <w:tcPr>
+            <w:tcW w:w="0" w:type="auto"/>
+            <w:tcBorders>
+              <w:top w:val="single" w:sz="6" w:space="0" w:color="CCCCCC"/>
+              <w:left w:val="single" w:sz="6" w:space="0" w:color="CCCCCC"/>
+              <w:bottom w:val="single" w:sz="6" w:space="0" w:color="CCCCCC"/>
+              <w:right w:val="single" w:sz="6" w:space="0" w:color="CCCCCC"/>
+            </w:tcBorders>
+            <w:shd w:val="clear" w:color="auto" w:fill="FFFFFF"/>
+            <w:tcMar>
+              <w:top w:w="60" w:type="dxa"/>
+              <w:left w:w="60" w:type="dxa"/>
+              <w:bottom w:w="60" w:type="dxa"/>
+              <w:right w:w="60" w:type="dxa"/>
+            </w:tcMar>
+            <w:vAlign w:val="center"/>
+            <w:hideMark/>
+          </w:tcPr>
+          <w:p>
+            <w:pPr>
+              <w:rPr>
+                <w:rFonts w:ascii="Arial" w:hAnsi="Arial" w:cs="Arial"/>
+              </w:rPr>
+            </w:pPr>
+            <w:hyperlink r:id="rId28" w:history="1">
+              <w:r>
+                <w:rPr>
+                  <w:rStyle w:val="af"/>
+                  <w:rFonts w:ascii="Arial" w:hAnsi="Arial" w:cs="Arial"/>
+                  <w:color w:val="3B73AF"/>
+                </w:rPr>
+                <w:t>0</w:t>
+              </w:r>
+            </w:hyperlink>
+          </w:p>
+        </w:tc>
+        <w:tc>
+          <w:tcPr>
+            <w:tcW w:w="0" w:type="auto"/>
+            <w:tcBorders>
+              <w:top w:val="single" w:sz="6" w:space="0" w:color="CCCCCC"/>
+              <w:left w:val="single" w:sz="6" w:space="0" w:color="CCCCCC"/>
+              <w:bottom w:val="single" w:sz="6" w:space="0" w:color="CCCCCC"/>
+              <w:right w:val="single" w:sz="6" w:space="0" w:color="CCCCCC"/>
+            </w:tcBorders>
+            <w:shd w:val="clear" w:color="auto" w:fill="F5F5F5"/>
+            <w:tcMar>
+              <w:top w:w="60" w:type="dxa"/>
+              <w:left w:w="60" w:type="dxa"/>
+              <w:bottom w:w="60" w:type="dxa"/>
+              <w:right w:w="60" w:type="dxa"/>
+            </w:tcMar>
+            <w:vAlign w:val="center"/>
+            <w:hideMark/>
+          </w:tcPr>
+          <w:p>
+            <w:pPr>
+              <w:rPr>
+                <w:rFonts w:ascii="Arial" w:hAnsi="Arial" w:cs="Arial"/>
+                <w:b/>
+                <w:bCs/>
+              </w:rPr>
+            </w:pPr>
+            <w:hyperlink r:id="rId29" w:history="1">
+              <w:r>
+                <w:rPr>
+                  <w:rStyle w:val="af"/>
+                  <w:rFonts w:ascii="Arial" w:hAnsi="Arial" w:cs="Arial"/>
+                  <w:b/>
+                  <w:bCs/>
+                  <w:color w:val="3B73AF"/>
+                </w:rPr>
+                <w:t>29</w:t>
+              </w:r>
+            </w:hyperlink>
+          </w:p>
+        </w:tc>
+      </w:tr>
+      <w:tr>
+        <w:tc>
+          <w:tcPr>
+            <w:tcW w:w="0" w:type="auto"/>
+            <w:tcBorders>
+              <w:top w:val="single" w:sz="6" w:space="0" w:color="CCCCCC"/>
+              <w:left w:val="single" w:sz="6" w:space="0" w:color="CCCCCC"/>
+              <w:bottom w:val="single" w:sz="6" w:space="0" w:color="CCCCCC"/>
+              <w:right w:val="single" w:sz="6" w:space="0" w:color="CCCCCC"/>
+            </w:tcBorders>
+            <w:shd w:val="clear" w:color="auto" w:fill="FFFFFF"/>
+            <w:tcMar>
+              <w:top w:w="60" w:type="dxa"/>
+              <w:left w:w="60" w:type="dxa"/>
+              <w:bottom w:w="60" w:type="dxa"/>
+              <w:right w:w="60" w:type="dxa"/>
+            </w:tcMar>
+            <w:vAlign w:val="center"/>
+            <w:hideMark/>
+          </w:tcPr>
+          <w:p>
+            <w:pPr>
+              <w:rPr>
+                <w:rFonts w:ascii="Arial" w:hAnsi="Arial" w:cs="Arial"/>
+              </w:rPr>
+            </w:pPr>
+            <w:hyperlink r:id="rId30" w:history="1">
+              <w:r>
+                <w:rPr>
+                  <w:rStyle w:val="af"/>
+                  <w:rFonts w:ascii="Arial" w:hAnsi="Arial" w:cs="Arial"/>
+                  <w:color w:val="3B73AF"/>
+                </w:rPr>
+                <w:t>林友滨</w:t>
+              </w:r>
+            </w:hyperlink>
+          </w:p>
+        </w:tc>
+        <w:tc>
+          <w:tcPr>
+            <w:tcW w:w="0" w:type="auto"/>
+            <w:tcBorders>
+              <w:top w:val="single" w:sz="6" w:space="0" w:color="CCCCCC"/>
+              <w:left w:val="single" w:sz="6" w:space="0" w:color="CCCCCC"/>
+              <w:bottom w:val="single" w:sz="6" w:space="0" w:color="CCCCCC"/>
+              <w:right w:val="single" w:sz="6" w:space="0" w:color="CCCCCC"/>
+            </w:tcBorders>
+            <w:shd w:val="clear" w:color="auto" w:fill="FFFFFF"/>
+            <w:tcMar>
+              <w:top w:w="60" w:type="dxa"/>
+              <w:left w:w="60" w:type="dxa"/>
+              <w:bottom w:w="60" w:type="dxa"/>
+              <w:right w:w="60" w:type="dxa"/>
+            </w:tcMar>
+            <w:vAlign w:val="center"/>
+            <w:hideMark/>
+          </w:tcPr>
+          <w:p>
+            <w:pPr>
+              <w:rPr>
+                <w:rFonts w:ascii="Arial" w:hAnsi="Arial" w:cs="Arial"/>
+              </w:rPr>
+            </w:pPr>
+            <w:hyperlink r:id="rId31" w:history="1">
+              <w:r>
+                <w:rPr>
+                  <w:rStyle w:val="af"/>
+                  <w:rFonts w:ascii="Arial" w:hAnsi="Arial" w:cs="Arial"/>
+                  <w:color w:val="3B73AF"/>
+                </w:rPr>
+                <w:t>10</w:t>
+              </w:r>
+            </w:hyperlink>
+          </w:p>
+        </w:tc>
+        <w:tc>
+          <w:tcPr>
+            <w:tcW w:w="0" w:type="auto"/>
+            <w:tcBorders>
+              <w:top w:val="single" w:sz="6" w:space="0" w:color="CCCCCC"/>
+              <w:left w:val="single" w:sz="6" w:space="0" w:color="CCCCCC"/>
+              <w:bottom w:val="single" w:sz="6" w:space="0" w:color="CCCCCC"/>
+              <w:right w:val="single" w:sz="6" w:space="0" w:color="CCCCCC"/>
+            </w:tcBorders>
+            <w:shd w:val="clear" w:color="auto" w:fill="FFFFFF"/>
+            <w:tcMar>
+              <w:top w:w="60" w:type="dxa"/>
+              <w:left w:w="60" w:type="dxa"/>
+              <w:bottom w:w="60" w:type="dxa"/>
+              <w:right w:w="60" w:type="dxa"/>
+            </w:tcMar>
+            <w:vAlign w:val="center"/>
+            <w:hideMark/>
+          </w:tcPr>
+          <w:p>
+            <w:pPr>
+              <w:rPr>
+                <w:rFonts w:ascii="Arial" w:hAnsi="Arial" w:cs="Arial"/>
+              </w:rPr>
+            </w:pPr>
+            <w:hyperlink r:id="rId32" w:history="1">
+              <w:r>
+                <w:rPr>
+                  <w:rStyle w:val="af"/>
+                  <w:rFonts w:ascii="Arial" w:hAnsi="Arial" w:cs="Arial"/>
+                  <w:color w:val="3B73AF"/>
+                </w:rPr>
+                <w:t>8</w:t>
+              </w:r>
+            </w:hyperlink>
+          </w:p>
+        </w:tc>
+        <w:tc>
+          <w:tcPr>
+            <w:tcW w:w="0" w:type="auto"/>
+            <w:tcBorders>
+              <w:top w:val="single" w:sz="6" w:space="0" w:color="CCCCCC"/>
+              <w:left w:val="single" w:sz="6" w:space="0" w:color="CCCCCC"/>
+              <w:bottom w:val="single" w:sz="6" w:space="0" w:color="CCCCCC"/>
+              <w:right w:val="single" w:sz="6" w:space="0" w:color="CCCCCC"/>
+            </w:tcBorders>
+            <w:shd w:val="clear" w:color="auto" w:fill="FFFFFF"/>
+            <w:tcMar>
+              <w:top w:w="60" w:type="dxa"/>
+              <w:left w:w="60" w:type="dxa"/>
+              <w:bottom w:w="60" w:type="dxa"/>
+              <w:right w:w="60" w:type="dxa"/>
+            </w:tcMar>
+            <w:vAlign w:val="center"/>
+            <w:hideMark/>
+          </w:tcPr>
+          <w:p>
+            <w:pPr>
+              <w:rPr>
+                <w:rFonts w:ascii="Arial" w:hAnsi="Arial" w:cs="Arial"/>
+              </w:rPr>
+            </w:pPr>
+            <w:hyperlink r:id="rId33" w:history="1">
+              <w:r>
+                <w:rPr>
+                  <w:rStyle w:val="af"/>
+                  <w:rFonts w:ascii="Arial" w:hAnsi="Arial" w:cs="Arial"/>
+                  <w:color w:val="3B73AF"/>
+                </w:rPr>
+                <w:t>1</w:t>
+              </w:r>
+            </w:hyperlink>
+          </w:p>
+        </w:tc>
+        <w:tc>
+          <w:tcPr>
+            <w:tcW w:w="0" w:type="auto"/>
+            <w:tcBorders>
+              <w:top w:val="single" w:sz="6" w:space="0" w:color="CCCCCC"/>
+              <w:left w:val="single" w:sz="6" w:space="0" w:color="CCCCCC"/>
+              <w:bottom w:val="single" w:sz="6" w:space="0" w:color="CCCCCC"/>
+              <w:right w:val="single" w:sz="6" w:space="0" w:color="CCCCCC"/>
+            </w:tcBorders>
+            <w:shd w:val="clear" w:color="auto" w:fill="FFFFFF"/>
+            <w:tcMar>
+              <w:top w:w="60" w:type="dxa"/>
+              <w:left w:w="60" w:type="dxa"/>
+              <w:bottom w:w="60" w:type="dxa"/>
+              <w:right w:w="60" w:type="dxa"/>
+            </w:tcMar>
+            <w:vAlign w:val="center"/>
+            <w:hideMark/>
+          </w:tcPr>
+          <w:p>
+            <w:pPr>
+              <w:rPr>
+                <w:rFonts w:ascii="Arial" w:hAnsi="Arial" w:cs="Arial"/>
+              </w:rPr>
+            </w:pPr>
+            <w:hyperlink r:id="rId34" w:history="1">
+              <w:r>
+                <w:rPr>
+                  <w:rStyle w:val="af"/>
+                  <w:rFonts w:ascii="Arial" w:hAnsi="Arial" w:cs="Arial"/>
+                  <w:color w:val="3B73AF"/>
+                </w:rPr>
+                <w:t>1</w:t>
+              </w:r>
+            </w:hyperlink>
+          </w:p>
+        </w:tc>
+        <w:tc>
+          <w:tcPr>
+            <w:tcW w:w="0" w:type="auto"/>
+            <w:tcBorders>
+              <w:top w:val="single" w:sz="6" w:space="0" w:color="CCCCCC"/>
+              <w:left w:val="single" w:sz="6" w:space="0" w:color="CCCCCC"/>
+              <w:bottom w:val="single" w:sz="6" w:space="0" w:color="CCCCCC"/>
+              <w:right w:val="single" w:sz="6" w:space="0" w:color="CCCCCC"/>
+            </w:tcBorders>
+            <w:shd w:val="clear" w:color="auto" w:fill="FFFFFF"/>
+            <w:tcMar>
+              <w:top w:w="60" w:type="dxa"/>
+              <w:left w:w="60" w:type="dxa"/>
+              <w:bottom w:w="60" w:type="dxa"/>
+              <w:right w:w="60" w:type="dxa"/>
+            </w:tcMar>
+            <w:vAlign w:val="center"/>
+            <w:hideMark/>
+          </w:tcPr>
+          <w:p>
+            <w:pPr>
+              <w:rPr>
+                <w:rFonts w:ascii="Arial" w:hAnsi="Arial" w:cs="Arial"/>
+              </w:rPr>
+            </w:pPr>
+            <w:hyperlink r:id="rId35" w:history="1">
+              <w:r>
+                <w:rPr>
+                  <w:rStyle w:val="af"/>
+                  <w:rFonts w:ascii="Arial" w:hAnsi="Arial" w:cs="Arial"/>
+                  <w:color w:val="3B73AF"/>
+                </w:rPr>
+                <w:t>0</w:t>
+              </w:r>
+            </w:hyperlink>
+          </w:p>
+        </w:tc>
+        <w:tc>
+          <w:tcPr>
+            <w:tcW w:w="0" w:type="auto"/>
+            <w:tcBorders>
+              <w:top w:val="single" w:sz="6" w:space="0" w:color="CCCCCC"/>
+              <w:left w:val="single" w:sz="6" w:space="0" w:color="CCCCCC"/>
+              <w:bottom w:val="single" w:sz="6" w:space="0" w:color="CCCCCC"/>
+              <w:right w:val="single" w:sz="6" w:space="0" w:color="CCCCCC"/>
+            </w:tcBorders>
+            <w:shd w:val="clear" w:color="auto" w:fill="F5F5F5"/>
+            <w:tcMar>
+              <w:top w:w="60" w:type="dxa"/>
+              <w:left w:w="60" w:type="dxa"/>
+              <w:bottom w:w="60" w:type="dxa"/>
+              <w:right w:w="60" w:type="dxa"/>
+            </w:tcMar>
+            <w:vAlign w:val="center"/>
+            <w:hideMark/>
+          </w:tcPr>
+          <w:p>
+            <w:pPr>
+              <w:rPr>
+                <w:rFonts w:ascii="Arial" w:hAnsi="Arial" w:cs="Arial"/>
+                <w:b/>
+                <w:bCs/>
+              </w:rPr>
+            </w:pPr>
+            <w:hyperlink r:id="rId36" w:history="1">
+              <w:r>
+                <w:rPr>
+                  <w:rStyle w:val="af"/>
+                  <w:rFonts w:ascii="Arial" w:hAnsi="Arial" w:cs="Arial"/>
+                  <w:b/>
+                  <w:bCs/>
+                  <w:color w:val="3B73AF"/>
+                </w:rPr>
+                <w:t>20</w:t>
+              </w:r>
+            </w:hyperlink>
+          </w:p>
+        </w:tc>
+      </w:tr>
+      <w:tr>
+        <w:tc>
+          <w:tcPr>
+            <w:tcW w:w="0" w:type="auto"/>
+            <w:tcBorders>
+              <w:top w:val="single" w:sz="6" w:space="0" w:color="CCCCCC"/>
+              <w:left w:val="single" w:sz="6" w:space="0" w:color="CCCCCC"/>
+              <w:bottom w:val="single" w:sz="6" w:space="0" w:color="CCCCCC"/>
+              <w:right w:val="single" w:sz="6" w:space="0" w:color="CCCCCC"/>
+            </w:tcBorders>
+            <w:shd w:val="clear" w:color="auto" w:fill="FFFFFF"/>
+            <w:tcMar>
+              <w:top w:w="60" w:type="dxa"/>
+              <w:left w:w="60" w:type="dxa"/>
+              <w:bottom w:w="60" w:type="dxa"/>
+              <w:right w:w="60" w:type="dxa"/>
+            </w:tcMar>
+            <w:vAlign w:val="center"/>
+            <w:hideMark/>
+          </w:tcPr>
+          <w:p>
+            <w:pPr>
+              <w:rPr>
+                <w:rFonts w:ascii="Arial" w:hAnsi="Arial" w:cs="Arial"/>
+              </w:rPr>
+            </w:pPr>
+            <w:hyperlink r:id="rId37" w:history="1">
+              <w:r>
+                <w:rPr>
+                  <w:rStyle w:val="af"/>
+                  <w:rFonts w:ascii="Arial" w:hAnsi="Arial" w:cs="Arial"/>
+                  <w:color w:val="3B73AF"/>
+                </w:rPr>
+                <w:t>余卫星</w:t>
+              </w:r>
+            </w:hyperlink>
+          </w:p>
+        </w:tc>
+        <w:tc>
+          <w:tcPr>
+            <w:tcW w:w="0" w:type="auto"/>
+            <w:tcBorders>
+              <w:top w:val="single" w:sz="6" w:space="0" w:color="CCCCCC"/>
+              <w:left w:val="single" w:sz="6" w:space="0" w:color="CCCCCC"/>
+              <w:bottom w:val="single" w:sz="6" w:space="0" w:color="CCCCCC"/>
+              <w:right w:val="single" w:sz="6" w:space="0" w:color="CCCCCC"/>
+            </w:tcBorders>
+            <w:shd w:val="clear" w:color="auto" w:fill="FFFFFF"/>
+            <w:tcMar>
+              <w:top w:w="60" w:type="dxa"/>
+              <w:left w:w="60" w:type="dxa"/>
+              <w:bottom w:w="60" w:type="dxa"/>
+              <w:right w:w="60" w:type="dxa"/>
+            </w:tcMar>
+            <w:vAlign w:val="center"/>
+            <w:hideMark/>
+          </w:tcPr>
+          <w:p>
+            <w:pPr>
+              <w:rPr>
+                <w:rFonts w:ascii="Arial" w:hAnsi="Arial" w:cs="Arial"/>
+              </w:rPr>
+            </w:pPr>
+            <w:hyperlink r:id="rId38" w:history="1">
+              <w:r>
+                <w:rPr>
+                  <w:rStyle w:val="af"/>
+                  <w:rFonts w:ascii="Arial" w:hAnsi="Arial" w:cs="Arial"/>
+                  <w:color w:val="3B73AF"/>
+                </w:rPr>
+                <w:t>1</w:t>
+              </w:r>
+            </w:hyperlink>
+          </w:p>
+        </w:tc>
+        <w:tc>
+          <w:tcPr>
+            <w:tcW w:w="0" w:type="auto"/>
+            <w:tcBorders>
+              <w:top w:val="single" w:sz="6" w:space="0" w:color="CCCCCC"/>
+              <w:left w:val="single" w:sz="6" w:space="0" w:color="CCCCCC"/>
+              <w:bottom w:val="single" w:sz="6" w:space="0" w:color="CCCCCC"/>
+              <w:right w:val="single" w:sz="6" w:space="0" w:color="CCCCCC"/>
+            </w:tcBorders>
+            <w:shd w:val="clear" w:color="auto" w:fill="FFFFFF"/>
+            <w:tcMar>
+              <w:top w:w="60" w:type="dxa"/>
+              <w:left w:w="60" w:type="dxa"/>
+              <w:bottom w:w="60" w:type="dxa"/>
+              <w:right w:w="60" w:type="dxa"/>
+            </w:tcMar>
+            <w:vAlign w:val="center"/>
+            <w:hideMark/>
+          </w:tcPr>
+          <w:p>
+            <w:pPr>
+              <w:rPr>
+                <w:rFonts w:ascii="Arial" w:hAnsi="Arial" w:cs="Arial"/>
+              </w:rPr>
+            </w:pPr>
+            <w:hyperlink r:id="rId39" w:history="1">
+              <w:r>
+                <w:rPr>
+                  <w:rStyle w:val="af"/>
+                  <w:rFonts w:ascii="Arial" w:hAnsi="Arial" w:cs="Arial"/>
+                  <w:color w:val="3B73AF"/>
+                </w:rPr>
+                <w:t>5</w:t>
+              </w:r>
+            </w:hyperlink>
+          </w:p>
+        </w:tc>
+        <w:tc>
+          <w:tcPr>
+            <w:tcW w:w="0" w:type="auto"/>
+            <w:tcBorders>
+              <w:top w:val="single" w:sz="6" w:space="0" w:color="CCCCCC"/>
+              <w:left w:val="single" w:sz="6" w:space="0" w:color="CCCCCC"/>
+              <w:bottom w:val="single" w:sz="6" w:space="0" w:color="CCCCCC"/>
+              <w:right w:val="single" w:sz="6" w:space="0" w:color="CCCCCC"/>
+            </w:tcBorders>
+            <w:shd w:val="clear" w:color="auto" w:fill="FFFFFF"/>
+            <w:tcMar>
+              <w:top w:w="60" w:type="dxa"/>
+              <w:left w:w="60" w:type="dxa"/>
+              <w:bottom w:w="60" w:type="dxa"/>
+              <w:right w:w="60" w:type="dxa"/>
+            </w:tcMar>
+            <w:vAlign w:val="center"/>
+            <w:hideMark/>
+          </w:tcPr>
+          <w:p>
+            <w:pPr>
+              <w:rPr>
+                <w:rFonts w:ascii="Arial" w:hAnsi="Arial" w:cs="Arial"/>
+              </w:rPr>
+            </w:pPr>
+            <w:hyperlink r:id="rId40" w:history="1">
+              <w:r>
+                <w:rPr>
+                  <w:rStyle w:val="af"/>
+                  <w:rFonts w:ascii="Arial" w:hAnsi="Arial" w:cs="Arial"/>
+                  <w:color w:val="3B73AF"/>
+                </w:rPr>
+                <w:t>0</w:t>
+              </w:r>
+            </w:hyperlink>
+          </w:p>
+        </w:tc>
+        <w:tc>
+          <w:tcPr>
+            <w:tcW w:w="0" w:type="auto"/>
+            <w:tcBorders>
+              <w:top w:val="single" w:sz="6" w:space="0" w:color="CCCCCC"/>
+              <w:left w:val="single" w:sz="6" w:space="0" w:color="CCCCCC"/>
+              <w:bottom w:val="single" w:sz="6" w:space="0" w:color="CCCCCC"/>
+              <w:right w:val="single" w:sz="6" w:space="0" w:color="CCCCCC"/>
+            </w:tcBorders>
+            <w:shd w:val="clear" w:color="auto" w:fill="FFFFFF"/>
+            <w:tcMar>
+              <w:top w:w="60" w:type="dxa"/>
+              <w:left w:w="60" w:type="dxa"/>
+              <w:bottom w:w="60" w:type="dxa"/>
+              <w:right w:w="60" w:type="dxa"/>
+            </w:tcMar>
+            <w:vAlign w:val="center"/>
+            <w:hideMark/>
+          </w:tcPr>
+          <w:p>
+            <w:pPr>
+              <w:rPr>
+                <w:rFonts w:ascii="Arial" w:hAnsi="Arial" w:cs="Arial"/>
+              </w:rPr>
+            </w:pPr>
+            <w:hyperlink r:id="rId41" w:history="1">
+              <w:r>
+                <w:rPr>
+                  <w:rStyle w:val="af"/>
+                  <w:rFonts w:ascii="Arial" w:hAnsi="Arial" w:cs="Arial"/>
+                  <w:color w:val="3B73AF"/>
+                </w:rPr>
+                <w:t>0</w:t>
+              </w:r>
+            </w:hyperlink>
+          </w:p>
+        </w:tc>
+        <w:tc>
+          <w:tcPr>
+            <w:tcW w:w="0" w:type="auto"/>
+            <w:tcBorders>
+              <w:top w:val="single" w:sz="6" w:space="0" w:color="CCCCCC"/>
+              <w:left w:val="single" w:sz="6" w:space="0" w:color="CCCCCC"/>
+              <w:bottom w:val="single" w:sz="6" w:space="0" w:color="CCCCCC"/>
+              <w:right w:val="single" w:sz="6" w:space="0" w:color="CCCCCC"/>
+            </w:tcBorders>
+            <w:shd w:val="clear" w:color="auto" w:fill="FFFFFF"/>
+            <w:tcMar>
+              <w:top w:w="60" w:type="dxa"/>
+              <w:left w:w="60" w:type="dxa"/>
+              <w:bottom w:w="60" w:type="dxa"/>
+              <w:right w:w="60" w:type="dxa"/>
+            </w:tcMar>
+            <w:vAlign w:val="center"/>
+            <w:hideMark/>
+          </w:tcPr>
+          <w:p>
+            <w:pPr>
+              <w:rPr>
+                <w:rFonts w:ascii="Arial" w:hAnsi="Arial" w:cs="Arial"/>
+              </w:rPr>
+            </w:pPr>
+            <w:hyperlink r:id="rId42" w:history="1">
+              <w:r>
+                <w:rPr>
+                  <w:rStyle w:val="af"/>
+                  <w:rFonts w:ascii="Arial" w:hAnsi="Arial" w:cs="Arial"/>
+                  <w:color w:val="3B73AF"/>
+                </w:rPr>
+                <w:t>0</w:t>
+              </w:r>
+            </w:hyperlink>
+          </w:p>
+        </w:tc>
+        <w:tc>
+          <w:tcPr>
+            <w:tcW w:w="0" w:type="auto"/>
+            <w:tcBorders>
+              <w:top w:val="single" w:sz="6" w:space="0" w:color="CCCCCC"/>
+              <w:left w:val="single" w:sz="6" w:space="0" w:color="CCCCCC"/>
+              <w:bottom w:val="single" w:sz="6" w:space="0" w:color="CCCCCC"/>
+              <w:right w:val="single" w:sz="6" w:space="0" w:color="CCCCCC"/>
+            </w:tcBorders>
+            <w:shd w:val="clear" w:color="auto" w:fill="F5F5F5"/>
+            <w:tcMar>
+              <w:top w:w="60" w:type="dxa"/>
+              <w:left w:w="60" w:type="dxa"/>
+              <w:bottom w:w="60" w:type="dxa"/>
+              <w:right w:w="60" w:type="dxa"/>
+            </w:tcMar>
+            <w:vAlign w:val="center"/>
+            <w:hideMark/>
+          </w:tcPr>
+          <w:p>
+            <w:pPr>
+              <w:rPr>
+                <w:rFonts w:ascii="Arial" w:hAnsi="Arial" w:cs="Arial"/>
+                <w:b/>
+                <w:bCs/>
+              </w:rPr>
+            </w:pPr>
+            <w:hyperlink r:id="rId43" w:history="1">
+              <w:r>
+                <w:rPr>
+                  <w:rStyle w:val="af"/>
+                  <w:rFonts w:ascii="Arial" w:hAnsi="Arial" w:cs="Arial"/>
+                  <w:b/>
+                  <w:bCs/>
+                  <w:color w:val="3B73AF"/>
+                </w:rPr>
+                <w:t>6</w:t>
+              </w:r>
+            </w:hyperlink>
+          </w:p>
+        </w:tc>
+      </w:tr>
+      <w:tr>
+        <w:tc>
+          <w:tcPr>
+            <w:tcW w:w="0" w:type="auto"/>
+            <w:tcBorders>
+              <w:top w:val="single" w:sz="6" w:space="0" w:color="CCCCCC"/>
+              <w:left w:val="single" w:sz="6" w:space="0" w:color="CCCCCC"/>
+              <w:bottom w:val="single" w:sz="6" w:space="0" w:color="CCCCCC"/>
+              <w:right w:val="single" w:sz="6" w:space="0" w:color="CCCCCC"/>
+            </w:tcBorders>
+            <w:shd w:val="clear" w:color="auto" w:fill="FFFFFF"/>
+            <w:tcMar>
+              <w:top w:w="60" w:type="dxa"/>
+              <w:left w:w="60" w:type="dxa"/>
+              <w:bottom w:w="60" w:type="dxa"/>
+              <w:right w:w="60" w:type="dxa"/>
+            </w:tcMar>
+            <w:vAlign w:val="center"/>
+            <w:hideMark/>
+          </w:tcPr>
+          <w:p>
+            <w:pPr>
+              <w:rPr>
+                <w:rFonts w:ascii="Arial" w:hAnsi="Arial" w:cs="Arial"/>
+              </w:rPr>
+            </w:pPr>
+            <w:hyperlink r:id="rId44" w:history="1">
+              <w:r>
+                <w:rPr>
+                  <w:rStyle w:val="af"/>
+                  <w:rFonts w:ascii="Arial" w:hAnsi="Arial" w:cs="Arial"/>
+                  <w:color w:val="3B73AF"/>
+                </w:rPr>
+                <w:t>杨磊</w:t>
+              </w:r>
+            </w:hyperlink>
+          </w:p>
+        </w:tc>
+        <w:tc>
+          <w:tcPr>
+            <w:tcW w:w="0" w:type="auto"/>
+            <w:tcBorders>
+              <w:top w:val="single" w:sz="6" w:space="0" w:color="CCCCCC"/>
+              <w:left w:val="single" w:sz="6" w:space="0" w:color="CCCCCC"/>
+              <w:bottom w:val="single" w:sz="6" w:space="0" w:color="CCCCCC"/>
+              <w:right w:val="single" w:sz="6" w:space="0" w:color="CCCCCC"/>
+            </w:tcBorders>
+            <w:shd w:val="clear" w:color="auto" w:fill="FFFFFF"/>
+            <w:tcMar>
+              <w:top w:w="60" w:type="dxa"/>
+              <w:left w:w="60" w:type="dxa"/>
+              <w:bottom w:w="60" w:type="dxa"/>
+              <w:right w:w="60" w:type="dxa"/>
+            </w:tcMar>
+            <w:vAlign w:val="center"/>
+            <w:hideMark/>
+          </w:tcPr>
+          <w:p>
+            <w:pPr>
+              <w:rPr>
+                <w:rFonts w:ascii="Arial" w:hAnsi="Arial" w:cs="Arial"/>
+              </w:rPr>
+            </w:pPr>
+            <w:hyperlink r:id="rId45" w:history="1">
+              <w:r>
+                <w:rPr>
+                  <w:rStyle w:val="af"/>
+                  <w:rFonts w:ascii="Arial" w:hAnsi="Arial" w:cs="Arial"/>
+                  <w:color w:val="3B73AF"/>
+                </w:rPr>
+                <w:t>3</w:t>
+              </w:r>
+            </w:hyperlink>
+          </w:p>
+        </w:tc>
+        <w:tc>
+          <w:tcPr>
+            <w:tcW w:w="0" w:type="auto"/>
+            <w:tcBorders>
+              <w:top w:val="single" w:sz="6" w:space="0" w:color="CCCCCC"/>
+              <w:left w:val="single" w:sz="6" w:space="0" w:color="CCCCCC"/>
+              <w:bottom w:val="single" w:sz="6" w:space="0" w:color="CCCCCC"/>
+              <w:right w:val="single" w:sz="6" w:space="0" w:color="CCCCCC"/>
+            </w:tcBorders>
+            <w:shd w:val="clear" w:color="auto" w:fill="FFFFFF"/>
+            <w:tcMar>
+              <w:top w:w="60" w:type="dxa"/>
+              <w:left w:w="60" w:type="dxa"/>
+              <w:bottom w:w="60" w:type="dxa"/>
+              <w:right w:w="60" w:type="dxa"/>
+            </w:tcMar>
+            <w:vAlign w:val="center"/>
+            <w:hideMark/>
+          </w:tcPr>
+          <w:p>
+            <w:pPr>
+              <w:rPr>
+                <w:rFonts w:ascii="Arial" w:hAnsi="Arial" w:cs="Arial"/>
+              </w:rPr>
+            </w:pPr>
+            <w:hyperlink r:id="rId46" w:history="1">
+              <w:r>
+                <w:rPr>
+                  <w:rStyle w:val="af"/>
+                  <w:rFonts w:ascii="Arial" w:hAnsi="Arial" w:cs="Arial"/>
+                  <w:color w:val="3B73AF"/>
+                </w:rPr>
+                <w:t>1</w:t>
+              </w:r>
+            </w:hyperlink>
+          </w:p>
+        </w:tc>
+        <w:tc>
+          <w:tcPr>
+            <w:tcW w:w="0" w:type="auto"/>
+            <w:tcBorders>
+              <w:top w:val="single" w:sz="6" w:space="0" w:color="CCCCCC"/>
+              <w:left w:val="single" w:sz="6" w:space="0" w:color="CCCCCC"/>
+              <w:bottom w:val="single" w:sz="6" w:space="0" w:color="CCCCCC"/>
+              <w:right w:val="single" w:sz="6" w:space="0" w:color="CCCCCC"/>
+            </w:tcBorders>
+            <w:shd w:val="clear" w:color="auto" w:fill="FFFFFF"/>
+            <w:tcMar>
+              <w:top w:w="60" w:type="dxa"/>
+              <w:left w:w="60" w:type="dxa"/>
+              <w:bottom w:w="60" w:type="dxa"/>
+              <w:right w:w="60" w:type="dxa"/>
+            </w:tcMar>
+            <w:vAlign w:val="center"/>
+            <w:hideMark/>
+          </w:tcPr>
+          <w:p>
+            <w:pPr>
+              <w:rPr>
+                <w:rFonts w:ascii="Arial" w:hAnsi="Arial" w:cs="Arial"/>
+              </w:rPr>
+            </w:pPr>
+            <w:hyperlink r:id="rId47" w:history="1">
+              <w:r>
+                <w:rPr>
+                  <w:rStyle w:val="af"/>
+                  <w:rFonts w:ascii="Arial" w:hAnsi="Arial" w:cs="Arial"/>
+                  <w:color w:val="3B73AF"/>
+                </w:rPr>
+                <w:t>0</w:t>
+              </w:r>
+            </w:hyperlink>
+          </w:p>
+        </w:tc>
+        <w:tc>
+          <w:tcPr>
+            <w:tcW w:w="0" w:type="auto"/>
+            <w:tcBorders>
+              <w:top w:val="single" w:sz="6" w:space="0" w:color="CCCCCC"/>
+              <w:left w:val="single" w:sz="6" w:space="0" w:color="CCCCCC"/>
+              <w:bottom w:val="single" w:sz="6" w:space="0" w:color="CCCCCC"/>
+              <w:right w:val="single" w:sz="6" w:space="0" w:color="CCCCCC"/>
+            </w:tcBorders>
+            <w:shd w:val="clear" w:color="auto" w:fill="FFFFFF"/>
+            <w:tcMar>
+              <w:top w:w="60" w:type="dxa"/>
+              <w:left w:w="60" w:type="dxa"/>
+              <w:bottom w:w="60" w:type="dxa"/>
+              <w:right w:w="60" w:type="dxa"/>
+            </w:tcMar>
+            <w:vAlign w:val="center"/>
+            <w:hideMark/>
+          </w:tcPr>
+          <w:p>
+            <w:pPr>
+              <w:rPr>
+                <w:rFonts w:ascii="Arial" w:hAnsi="Arial" w:cs="Arial"/>
+              </w:rPr>
+            </w:pPr>
+            <w:hyperlink r:id="rId48" w:history="1">
+              <w:r>
+                <w:rPr>
+                  <w:rStyle w:val="af"/>
+                  <w:rFonts w:ascii="Arial" w:hAnsi="Arial" w:cs="Arial"/>
+                  <w:color w:val="3B73AF"/>
+                </w:rPr>
+                <w:t>0</w:t>
+              </w:r>
+            </w:hyperlink>
+          </w:p>
+        </w:tc>
+        <w:tc>
+          <w:tcPr>
+            <w:tcW w:w="0" w:type="auto"/>
+            <w:tcBorders>
+              <w:top w:val="single" w:sz="6" w:space="0" w:color="CCCCCC"/>
+              <w:left w:val="single" w:sz="6" w:space="0" w:color="CCCCCC"/>
+              <w:bottom w:val="single" w:sz="6" w:space="0" w:color="CCCCCC"/>
+              <w:right w:val="single" w:sz="6" w:space="0" w:color="CCCCCC"/>
+            </w:tcBorders>
+            <w:shd w:val="clear" w:color="auto" w:fill="FFFFFF"/>
+            <w:tcMar>
+              <w:top w:w="60" w:type="dxa"/>
+              <w:left w:w="60" w:type="dxa"/>
+              <w:bottom w:w="60" w:type="dxa"/>
+              <w:right w:w="60" w:type="dxa"/>
+            </w:tcMar>
+            <w:vAlign w:val="center"/>
+            <w:hideMark/>
+          </w:tcPr>
+          <w:p>
+            <w:pPr>
+              <w:rPr>
+                <w:rFonts w:ascii="Arial" w:hAnsi="Arial" w:cs="Arial"/>
+              </w:rPr>
+            </w:pPr>
+            <w:hyperlink r:id="rId49" w:history="1">
+              <w:r>
+                <w:rPr>
+                  <w:rStyle w:val="af"/>
+                  <w:rFonts w:ascii="Arial" w:hAnsi="Arial" w:cs="Arial"/>
+                  <w:color w:val="3B73AF"/>
+                </w:rPr>
+                <w:t>0</w:t>
+              </w:r>
+            </w:hyperlink>
+          </w:p>
+        </w:tc>
+        <w:tc>
+          <w:tcPr>
+            <w:tcW w:w="0" w:type="auto"/>
+            <w:tcBorders>
+              <w:top w:val="single" w:sz="6" w:space="0" w:color="CCCCCC"/>
+              <w:left w:val="single" w:sz="6" w:space="0" w:color="CCCCCC"/>
+              <w:bottom w:val="single" w:sz="6" w:space="0" w:color="CCCCCC"/>
+              <w:right w:val="single" w:sz="6" w:space="0" w:color="CCCCCC"/>
+            </w:tcBorders>
+            <w:shd w:val="clear" w:color="auto" w:fill="F5F5F5"/>
+            <w:tcMar>
+              <w:top w:w="60" w:type="dxa"/>
+              <w:left w:w="60" w:type="dxa"/>
+              <w:bottom w:w="60" w:type="dxa"/>
+              <w:right w:w="60" w:type="dxa"/>
+            </w:tcMar>
+            <w:vAlign w:val="center"/>
+            <w:hideMark/>
+          </w:tcPr>
+          <w:p>
+            <w:pPr>
+              <w:rPr>
+                <w:rFonts w:ascii="Arial" w:hAnsi="Arial" w:cs="Arial"/>
+                <w:b/>
+                <w:bCs/>
+              </w:rPr>
+            </w:pPr>
+            <w:hyperlink r:id="rId50" w:history="1">
+              <w:r>
+                <w:rPr>
+                  <w:rStyle w:val="af"/>
+                  <w:rFonts w:ascii="Arial" w:hAnsi="Arial" w:cs="Arial"/>
+                  <w:b/>
+                  <w:bCs/>
+                  <w:color w:val="3B73AF"/>
+                </w:rPr>
+                <w:t>4</w:t>
+              </w:r>
+            </w:hyperlink>
+          </w:p>
+        </w:tc>
+      </w:tr>
+      <w:tr>
+        <w:tc>
+          <w:tcPr>
+            <w:tcW w:w="0" w:type="auto"/>
+            <w:tcBorders>
+              <w:top w:val="single" w:sz="6" w:space="0" w:color="CCCCCC"/>
+              <w:left w:val="single" w:sz="6" w:space="0" w:color="CCCCCC"/>
+              <w:bottom w:val="single" w:sz="6" w:space="0" w:color="CCCCCC"/>
+              <w:right w:val="single" w:sz="6" w:space="0" w:color="CCCCCC"/>
+            </w:tcBorders>
+            <w:shd w:val="clear" w:color="auto" w:fill="FFFFFF"/>
+            <w:tcMar>
+              <w:top w:w="60" w:type="dxa"/>
+              <w:left w:w="60" w:type="dxa"/>
+              <w:bottom w:w="60" w:type="dxa"/>
+              <w:right w:w="60" w:type="dxa"/>
+            </w:tcMar>
+            <w:vAlign w:val="center"/>
+            <w:hideMark/>
+          </w:tcPr>
+          <w:p>
+            <w:pPr>
+              <w:rPr>
+                <w:rFonts w:ascii="Arial" w:hAnsi="Arial" w:cs="Arial"/>
+              </w:rPr>
+            </w:pPr>
+            <w:hyperlink r:id="rId51" w:history="1">
+              <w:r>
+                <w:rPr>
+                  <w:rStyle w:val="af"/>
+                  <w:rFonts w:ascii="Arial" w:hAnsi="Arial" w:cs="Arial"/>
+                  <w:color w:val="3B73AF"/>
+                </w:rPr>
+                <w:t>黄伟钢</w:t>
+              </w:r>
+            </w:hyperlink>
+          </w:p>
+        </w:tc>
+        <w:tc>
+          <w:tcPr>
+            <w:tcW w:w="0" w:type="auto"/>
+            <w:tcBorders>
+              <w:top w:val="single" w:sz="6" w:space="0" w:color="CCCCCC"/>
+              <w:left w:val="single" w:sz="6" w:space="0" w:color="CCCCCC"/>
+              <w:bottom w:val="single" w:sz="6" w:space="0" w:color="CCCCCC"/>
+              <w:right w:val="single" w:sz="6" w:space="0" w:color="CCCCCC"/>
+            </w:tcBorders>
+            <w:shd w:val="clear" w:color="auto" w:fill="FFFFFF"/>
+            <w:tcMar>
+              <w:top w:w="60" w:type="dxa"/>
+              <w:left w:w="60" w:type="dxa"/>
+              <w:bottom w:w="60" w:type="dxa"/>
+              <w:right w:w="60" w:type="dxa"/>
+            </w:tcMar>
+            <w:vAlign w:val="center"/>
+            <w:hideMark/>
+          </w:tcPr>
+          <w:p>
+            <w:pPr>
+              <w:rPr>
+                <w:rFonts w:ascii="Arial" w:hAnsi="Arial" w:cs="Arial"/>
+              </w:rPr>
+            </w:pPr>
+            <w:hyperlink r:id="rId52" w:history="1">
+              <w:r>
+                <w:rPr>
+                  <w:rStyle w:val="af"/>
+                  <w:rFonts w:ascii="Arial" w:hAnsi="Arial" w:cs="Arial"/>
+                  <w:color w:val="3B73AF"/>
+                </w:rPr>
+                <w:t>1</w:t>
+              </w:r>
+            </w:hyperlink>
+          </w:p>
+        </w:tc>
+        <w:tc>
+          <w:tcPr>
+            <w:tcW w:w="0" w:type="auto"/>
+            <w:tcBorders>
+              <w:top w:val="single" w:sz="6" w:space="0" w:color="CCCCCC"/>
+              <w:left w:val="single" w:sz="6" w:space="0" w:color="CCCCCC"/>
+              <w:bottom w:val="single" w:sz="6" w:space="0" w:color="CCCCCC"/>
+              <w:right w:val="single" w:sz="6" w:space="0" w:color="CCCCCC"/>
+            </w:tcBorders>
+            <w:shd w:val="clear" w:color="auto" w:fill="FFFFFF"/>
+            <w:tcMar>
+              <w:top w:w="60" w:type="dxa"/>
+              <w:left w:w="60" w:type="dxa"/>
+              <w:bottom w:w="60" w:type="dxa"/>
+              <w:right w:w="60" w:type="dxa"/>
+            </w:tcMar>
+            <w:vAlign w:val="center"/>
+            <w:hideMark/>
+          </w:tcPr>
+          <w:p>
+            <w:pPr>
+              <w:rPr>
+                <w:rFonts w:ascii="Arial" w:hAnsi="Arial" w:cs="Arial"/>
+              </w:rPr>
+            </w:pPr>
+            <w:hyperlink r:id="rId53" w:history="1">
+              <w:r>
+                <w:rPr>
+                  <w:rStyle w:val="af"/>
+                  <w:rFonts w:ascii="Arial" w:hAnsi="Arial" w:cs="Arial"/>
+                  <w:color w:val="3B73AF"/>
+                </w:rPr>
+                <w:t>2</w:t>
+              </w:r>
+            </w:hyperlink>
+          </w:p>
+        </w:tc>
+        <w:tc>
+          <w:tcPr>
+            <w:tcW w:w="0" w:type="auto"/>
+            <w:tcBorders>
+              <w:top w:val="single" w:sz="6" w:space="0" w:color="CCCCCC"/>
+              <w:left w:val="single" w:sz="6" w:space="0" w:color="CCCCCC"/>
+              <w:bottom w:val="single" w:sz="6" w:space="0" w:color="CCCCCC"/>
+              <w:right w:val="single" w:sz="6" w:space="0" w:color="CCCCCC"/>
+            </w:tcBorders>
+            <w:shd w:val="clear" w:color="auto" w:fill="FFFFFF"/>
+            <w:tcMar>
+              <w:top w:w="60" w:type="dxa"/>
+              <w:left w:w="60" w:type="dxa"/>
+              <w:bottom w:w="60" w:type="dxa"/>
+              <w:right w:w="60" w:type="dxa"/>
+            </w:tcMar>
+            <w:vAlign w:val="center"/>
+            <w:hideMark/>
+          </w:tcPr>
+          <w:p>
+            <w:pPr>
+              <w:rPr>
+                <w:rFonts w:ascii="Arial" w:hAnsi="Arial" w:cs="Arial"/>
+              </w:rPr>
+            </w:pPr>
+            <w:hyperlink r:id="rId54" w:history="1">
+              <w:r>
+                <w:rPr>
+                  <w:rStyle w:val="af"/>
+                  <w:rFonts w:ascii="Arial" w:hAnsi="Arial" w:cs="Arial"/>
+                  <w:color w:val="3B73AF"/>
+                </w:rPr>
+                <w:t>0</w:t>
+              </w:r>
+            </w:hyperlink>
+          </w:p>
+        </w:tc>
+        <w:tc>
+          <w:tcPr>
+            <w:tcW w:w="0" w:type="auto"/>
+            <w:tcBorders>
+              <w:top w:val="single" w:sz="6" w:space="0" w:color="CCCCCC"/>
+              <w:left w:val="single" w:sz="6" w:space="0" w:color="CCCCCC"/>
+              <w:bottom w:val="single" w:sz="6" w:space="0" w:color="CCCCCC"/>
+              <w:right w:val="single" w:sz="6" w:space="0" w:color="CCCCCC"/>
+            </w:tcBorders>
+            <w:shd w:val="clear" w:color="auto" w:fill="FFFFFF"/>
+            <w:tcMar>
+              <w:top w:w="60" w:type="dxa"/>
+              <w:left w:w="60" w:type="dxa"/>
+              <w:bottom w:w="60" w:type="dxa"/>
+              <w:right w:w="60" w:type="dxa"/>
+            </w:tcMar>
+            <w:vAlign w:val="center"/>
+            <w:hideMark/>
+          </w:tcPr>
+          <w:p>
+            <w:pPr>
+              <w:rPr>
+                <w:rFonts w:ascii="Arial" w:hAnsi="Arial" w:cs="Arial"/>
+              </w:rPr>
+            </w:pPr>
+            <w:hyperlink r:id="rId55" w:history="1">
+              <w:r>
+                <w:rPr>
+                  <w:rStyle w:val="af"/>
+                  <w:rFonts w:ascii="Arial" w:hAnsi="Arial" w:cs="Arial"/>
+                  <w:color w:val="3B73AF"/>
+                </w:rPr>
+                <w:t>0</w:t>
+              </w:r>
+            </w:hyperlink>
+          </w:p>
+        </w:tc>
+        <w:tc>
+          <w:tcPr>
+            <w:tcW w:w="0" w:type="auto"/>
+            <w:tcBorders>
+              <w:top w:val="single" w:sz="6" w:space="0" w:color="CCCCCC"/>
+              <w:left w:val="single" w:sz="6" w:space="0" w:color="CCCCCC"/>
+              <w:bottom w:val="single" w:sz="6" w:space="0" w:color="CCCCCC"/>
+              <w:right w:val="single" w:sz="6" w:space="0" w:color="CCCCCC"/>
+            </w:tcBorders>
+            <w:shd w:val="clear" w:color="auto" w:fill="FFFFFF"/>
+            <w:tcMar>
+              <w:top w:w="60" w:type="dxa"/>
+              <w:left w:w="60" w:type="dxa"/>
+              <w:bottom w:w="60" w:type="dxa"/>
+              <w:right w:w="60" w:type="dxa"/>
+            </w:tcMar>
+            <w:vAlign w:val="center"/>
+            <w:hideMark/>
+          </w:tcPr>
+          <w:p>
+            <w:pPr>
+              <w:rPr>
+                <w:rFonts w:ascii="Arial" w:hAnsi="Arial" w:cs="Arial"/>
+              </w:rPr>
+            </w:pPr>
+            <w:hyperlink r:id="rId56" w:history="1">
+              <w:r>
+                <w:rPr>
+                  <w:rStyle w:val="af"/>
+                  <w:rFonts w:ascii="Arial" w:hAnsi="Arial" w:cs="Arial"/>
+                  <w:color w:val="3B73AF"/>
+                </w:rPr>
+                <w:t>0</w:t>
+              </w:r>
+            </w:hyperlink>
+          </w:p>
+        </w:tc>
+        <w:tc>
+          <w:tcPr>
+            <w:tcW w:w="0" w:type="auto"/>
+            <w:tcBorders>
+              <w:top w:val="single" w:sz="6" w:space="0" w:color="CCCCCC"/>
+              <w:left w:val="single" w:sz="6" w:space="0" w:color="CCCCCC"/>
+              <w:bottom w:val="single" w:sz="6" w:space="0" w:color="CCCCCC"/>
+              <w:right w:val="single" w:sz="6" w:space="0" w:color="CCCCCC"/>
+            </w:tcBorders>
+            <w:shd w:val="clear" w:color="auto" w:fill="F5F5F5"/>
+            <w:tcMar>
+              <w:top w:w="60" w:type="dxa"/>
+              <w:left w:w="60" w:type="dxa"/>
+              <w:bottom w:w="60" w:type="dxa"/>
+              <w:right w:w="60" w:type="dxa"/>
+            </w:tcMar>
+            <w:vAlign w:val="center"/>
+            <w:hideMark/>
+          </w:tcPr>
+          <w:p>
+            <w:pPr>
+              <w:rPr>
+                <w:rFonts w:ascii="Arial" w:hAnsi="Arial" w:cs="Arial"/>
+                <w:b/>
+                <w:bCs/>
+              </w:rPr>
+            </w:pPr>
+            <w:hyperlink r:id="rId57" w:history="1">
+              <w:r>
+                <w:rPr>
+                  <w:rStyle w:val="af"/>
+                  <w:rFonts w:ascii="Arial" w:hAnsi="Arial" w:cs="Arial"/>
+                  <w:b/>
+                  <w:bCs/>
+                  <w:color w:val="3B73AF"/>
+                </w:rPr>
+                <w:t>3</w:t>
+              </w:r>
+            </w:hyperlink>
+          </w:p>
+        </w:tc>
+      </w:tr>
+      <w:tr>
+        <w:tc>
+          <w:tcPr>
+            <w:tcW w:w="0" w:type="auto"/>
+            <w:tcBorders>
+              <w:top w:val="single" w:sz="6" w:space="0" w:color="CCCCCC"/>
+              <w:left w:val="single" w:sz="6" w:space="0" w:color="CCCCCC"/>
+              <w:bottom w:val="single" w:sz="6" w:space="0" w:color="CCCCCC"/>
+              <w:right w:val="single" w:sz="6" w:space="0" w:color="CCCCCC"/>
+            </w:tcBorders>
+            <w:shd w:val="clear" w:color="auto" w:fill="FFFFFF"/>
+            <w:tcMar>
+              <w:top w:w="60" w:type="dxa"/>
+              <w:left w:w="60" w:type="dxa"/>
+              <w:bottom w:w="60" w:type="dxa"/>
+              <w:right w:w="60" w:type="dxa"/>
+            </w:tcMar>
+            <w:vAlign w:val="center"/>
+            <w:hideMark/>
+          </w:tcPr>
+          <w:p>
+            <w:pPr>
+              <w:rPr>
+                <w:rFonts w:ascii="Arial" w:hAnsi="Arial" w:cs="Arial"/>
+              </w:rPr>
+            </w:pPr>
+            <w:hyperlink r:id="rId58" w:history="1">
+              <w:r>
+                <w:rPr>
+                  <w:rStyle w:val="af"/>
+                  <w:rFonts w:ascii="Arial" w:hAnsi="Arial" w:cs="Arial"/>
+                  <w:color w:val="3B73AF"/>
+                </w:rPr>
+                <w:t>赵文博</w:t>
+              </w:r>
+            </w:hyperlink>
+          </w:p>
+        </w:tc>
+        <w:tc>
+          <w:tcPr>
+            <w:tcW w:w="0" w:type="auto"/>
+            <w:tcBorders>
+              <w:top w:val="single" w:sz="6" w:space="0" w:color="CCCCCC"/>
+              <w:left w:val="single" w:sz="6" w:space="0" w:color="CCCCCC"/>
+              <w:bottom w:val="single" w:sz="6" w:space="0" w:color="CCCCCC"/>
+              <w:right w:val="single" w:sz="6" w:space="0" w:color="CCCCCC"/>
+            </w:tcBorders>
+            <w:shd w:val="clear" w:color="auto" w:fill="FFFFFF"/>
+            <w:tcMar>
+              <w:top w:w="60" w:type="dxa"/>
+              <w:left w:w="60" w:type="dxa"/>
+              <w:bottom w:w="60" w:type="dxa"/>
+              <w:right w:w="60" w:type="dxa"/>
+            </w:tcMar>
+            <w:vAlign w:val="center"/>
+            <w:hideMark/>
+          </w:tcPr>
+          <w:p>
+            <w:pPr>
+              <w:rPr>
+                <w:rFonts w:ascii="Arial" w:hAnsi="Arial" w:cs="Arial"/>
+              </w:rPr>
+            </w:pPr>
+            <w:hyperlink r:id="rId59" w:history="1">
+              <w:r>
+                <w:rPr>
+                  <w:rStyle w:val="af"/>
+                  <w:rFonts w:ascii="Arial" w:hAnsi="Arial" w:cs="Arial"/>
+                  <w:color w:val="3B73AF"/>
+                </w:rPr>
+                <w:t>0</w:t>
+              </w:r>
+            </w:hyperlink>
+          </w:p>
+        </w:tc>
+        <w:tc>
+          <w:tcPr>
+            <w:tcW w:w="0" w:type="auto"/>
+            <w:tcBorders>
+              <w:top w:val="single" w:sz="6" w:space="0" w:color="CCCCCC"/>
+              <w:left w:val="single" w:sz="6" w:space="0" w:color="CCCCCC"/>
+              <w:bottom w:val="single" w:sz="6" w:space="0" w:color="CCCCCC"/>
+              <w:right w:val="single" w:sz="6" w:space="0" w:color="CCCCCC"/>
+            </w:tcBorders>
+            <w:shd w:val="clear" w:color="auto" w:fill="FFFFFF"/>
+            <w:tcMar>
+              <w:top w:w="60" w:type="dxa"/>
+              <w:left w:w="60" w:type="dxa"/>
+              <w:bottom w:w="60" w:type="dxa"/>
+              <w:right w:w="60" w:type="dxa"/>
+            </w:tcMar>
+            <w:vAlign w:val="center"/>
+            <w:hideMark/>
+          </w:tcPr>
+          <w:p>
+            <w:pPr>
+              <w:rPr>
+                <w:rFonts w:ascii="Arial" w:hAnsi="Arial" w:cs="Arial"/>
+              </w:rPr>
+            </w:pPr>
+            <w:hyperlink r:id="rId60" w:history="1">
+              <w:r>
+                <w:rPr>
+                  <w:rStyle w:val="af"/>
+                  <w:rFonts w:ascii="Arial" w:hAnsi="Arial" w:cs="Arial"/>
+                  <w:color w:val="3B73AF"/>
+                </w:rPr>
+                <w:t>2</w:t>
+              </w:r>
+            </w:hyperlink>
+          </w:p>
+        </w:tc>
+        <w:tc>
+          <w:tcPr>
+            <w:tcW w:w="0" w:type="auto"/>
+            <w:tcBorders>
+              <w:top w:val="single" w:sz="6" w:space="0" w:color="CCCCCC"/>
+              <w:left w:val="single" w:sz="6" w:space="0" w:color="CCCCCC"/>
+              <w:bottom w:val="single" w:sz="6" w:space="0" w:color="CCCCCC"/>
+              <w:right w:val="single" w:sz="6" w:space="0" w:color="CCCCCC"/>
+            </w:tcBorders>
+            <w:shd w:val="clear" w:color="auto" w:fill="FFFFFF"/>
+            <w:tcMar>
+              <w:top w:w="60" w:type="dxa"/>
+              <w:left w:w="60" w:type="dxa"/>
+              <w:bottom w:w="60" w:type="dxa"/>
+              <w:right w:w="60" w:type="dxa"/>
+            </w:tcMar>
+            <w:vAlign w:val="center"/>
+            <w:hideMark/>
+          </w:tcPr>
+          <w:p>
+            <w:pPr>
+              <w:rPr>
+                <w:rFonts w:ascii="Arial" w:hAnsi="Arial" w:cs="Arial"/>
+              </w:rPr>
+            </w:pPr>
+            <w:hyperlink r:id="rId61" w:history="1">
+              <w:r>
+                <w:rPr>
+                  <w:rStyle w:val="af"/>
+                  <w:rFonts w:ascii="Arial" w:hAnsi="Arial" w:cs="Arial"/>
+                  <w:color w:val="3B73AF"/>
+                </w:rPr>
+                <w:t>1</w:t>
+              </w:r>
+            </w:hyperlink>
+          </w:p>
+        </w:tc>
+        <w:tc>
+          <w:tcPr>
+            <w:tcW w:w="0" w:type="auto"/>
+            <w:tcBorders>
+              <w:top w:val="single" w:sz="6" w:space="0" w:color="CCCCCC"/>
+              <w:left w:val="single" w:sz="6" w:space="0" w:color="CCCCCC"/>
+              <w:bottom w:val="single" w:sz="6" w:space="0" w:color="CCCCCC"/>
+              <w:right w:val="single" w:sz="6" w:space="0" w:color="CCCCCC"/>
+            </w:tcBorders>
+            <w:shd w:val="clear" w:color="auto" w:fill="FFFFFF"/>
+            <w:tcMar>
+              <w:top w:w="60" w:type="dxa"/>
+              <w:left w:w="60" w:type="dxa"/>
+              <w:bottom w:w="60" w:type="dxa"/>
+              <w:right w:w="60" w:type="dxa"/>
+            </w:tcMar>
+            <w:vAlign w:val="center"/>
+            <w:hideMark/>
+          </w:tcPr>
+          <w:p>
+            <w:pPr>
+              <w:rPr>
+                <w:rFonts w:ascii="Arial" w:hAnsi="Arial" w:cs="Arial"/>
+              </w:rPr>
+            </w:pPr>
+            <w:hyperlink r:id="rId62" w:history="1">
+              <w:r>
+                <w:rPr>
+                  <w:rStyle w:val="af"/>
+                  <w:rFonts w:ascii="Arial" w:hAnsi="Arial" w:cs="Arial"/>
+                  <w:color w:val="3B73AF"/>
+                </w:rPr>
+                <w:t>0</w:t>
+              </w:r>
+            </w:hyperlink>
+          </w:p>
+        </w:tc>
+        <w:tc>
+          <w:tcPr>
+            <w:tcW w:w="0" w:type="auto"/>
+            <w:tcBorders>
+              <w:top w:val="single" w:sz="6" w:space="0" w:color="CCCCCC"/>
+              <w:left w:val="single" w:sz="6" w:space="0" w:color="CCCCCC"/>
+              <w:bottom w:val="single" w:sz="6" w:space="0" w:color="CCCCCC"/>
+              <w:right w:val="single" w:sz="6" w:space="0" w:color="CCCCCC"/>
+            </w:tcBorders>
+            <w:shd w:val="clear" w:color="auto" w:fill="FFFFFF"/>
+            <w:tcMar>
+              <w:top w:w="60" w:type="dxa"/>
+              <w:left w:w="60" w:type="dxa"/>
+              <w:bottom w:w="60" w:type="dxa"/>
+              <w:right w:w="60" w:type="dxa"/>
+            </w:tcMar>
+            <w:vAlign w:val="center"/>
+            <w:hideMark/>
+          </w:tcPr>
+          <w:p>
+            <w:pPr>
+              <w:rPr>
+                <w:rFonts w:ascii="Arial" w:hAnsi="Arial" w:cs="Arial"/>
+              </w:rPr>
+            </w:pPr>
+            <w:hyperlink r:id="rId63" w:history="1">
+              <w:r>
+                <w:rPr>
+                  <w:rStyle w:val="af"/>
+                  <w:rFonts w:ascii="Arial" w:hAnsi="Arial" w:cs="Arial"/>
+                  <w:color w:val="3B73AF"/>
+                </w:rPr>
+                <w:t>0</w:t>
+              </w:r>
+            </w:hyperlink>
+          </w:p>
+        </w:tc>
+        <w:tc>
+          <w:tcPr>
+            <w:tcW w:w="0" w:type="auto"/>
+            <w:tcBorders>
+              <w:top w:val="single" w:sz="6" w:space="0" w:color="CCCCCC"/>
+              <w:left w:val="single" w:sz="6" w:space="0" w:color="CCCCCC"/>
+              <w:bottom w:val="single" w:sz="6" w:space="0" w:color="CCCCCC"/>
+              <w:right w:val="single" w:sz="6" w:space="0" w:color="CCCCCC"/>
+            </w:tcBorders>
+            <w:shd w:val="clear" w:color="auto" w:fill="F5F5F5"/>
+            <w:tcMar>
+              <w:top w:w="60" w:type="dxa"/>
+              <w:left w:w="60" w:type="dxa"/>
+              <w:bottom w:w="60" w:type="dxa"/>
+              <w:right w:w="60" w:type="dxa"/>
+            </w:tcMar>
+            <w:vAlign w:val="center"/>
+            <w:hideMark/>
+          </w:tcPr>
+          <w:p>
+            <w:pPr>
+              <w:rPr>
+                <w:rFonts w:ascii="Arial" w:hAnsi="Arial" w:cs="Arial"/>
+                <w:b/>
+                <w:bCs/>
+              </w:rPr>
+            </w:pPr>
+            <w:hyperlink r:id="rId64" w:history="1">
+              <w:r>
+                <w:rPr>
+                  <w:rStyle w:val="af"/>
+                  <w:rFonts w:ascii="Arial" w:hAnsi="Arial" w:cs="Arial"/>
+                  <w:b/>
+                  <w:bCs/>
+                  <w:color w:val="3B73AF"/>
+                </w:rPr>
+                <w:t>3</w:t>
+              </w:r>
+            </w:hyperlink>
+          </w:p>
+        </w:tc>
+      </w:tr>
+      <w:tr>
+        <w:tc>
+          <w:tcPr>
+            <w:tcW w:w="0" w:type="auto"/>
+            <w:tcBorders>
+              <w:top w:val="single" w:sz="6" w:space="0" w:color="CCCCCC"/>
+              <w:left w:val="single" w:sz="6" w:space="0" w:color="CCCCCC"/>
+              <w:bottom w:val="single" w:sz="6" w:space="0" w:color="CCCCCC"/>
+              <w:right w:val="single" w:sz="6" w:space="0" w:color="CCCCCC"/>
+            </w:tcBorders>
+            <w:shd w:val="clear" w:color="auto" w:fill="FFFFFF"/>
+            <w:tcMar>
+              <w:top w:w="60" w:type="dxa"/>
+              <w:left w:w="60" w:type="dxa"/>
+              <w:bottom w:w="60" w:type="dxa"/>
+              <w:right w:w="60" w:type="dxa"/>
+            </w:tcMar>
+            <w:vAlign w:val="center"/>
+            <w:hideMark/>
+          </w:tcPr>
+          <w:p>
+            <w:pPr>
+              <w:rPr>
+                <w:rFonts w:ascii="Arial" w:hAnsi="Arial" w:cs="Arial"/>
+              </w:rPr>
+            </w:pPr>
+            <w:hyperlink r:id="rId65" w:history="1">
+              <w:r>
+                <w:rPr>
+                  <w:rStyle w:val="af"/>
+                  <w:rFonts w:ascii="Arial" w:hAnsi="Arial" w:cs="Arial"/>
+                  <w:color w:val="3B73AF"/>
+                </w:rPr>
+                <w:t>何嘉文</w:t>
+              </w:r>
+            </w:hyperlink>
+          </w:p>
+        </w:tc>
+        <w:tc>
+          <w:tcPr>
+            <w:tcW w:w="0" w:type="auto"/>
+            <w:tcBorders>
+              <w:top w:val="single" w:sz="6" w:space="0" w:color="CCCCCC"/>
+              <w:left w:val="single" w:sz="6" w:space="0" w:color="CCCCCC"/>
+              <w:bottom w:val="single" w:sz="6" w:space="0" w:color="CCCCCC"/>
+              <w:right w:val="single" w:sz="6" w:space="0" w:color="CCCCCC"/>
+            </w:tcBorders>
+            <w:shd w:val="clear" w:color="auto" w:fill="FFFFFF"/>
+            <w:tcMar>
+              <w:top w:w="60" w:type="dxa"/>
+              <w:left w:w="60" w:type="dxa"/>
+              <w:bottom w:w="60" w:type="dxa"/>
+              <w:right w:w="60" w:type="dxa"/>
+            </w:tcMar>
+            <w:vAlign w:val="center"/>
+            <w:hideMark/>
+          </w:tcPr>
+          <w:p>
+            <w:pPr>
+              <w:rPr>
+                <w:rFonts w:ascii="Arial" w:hAnsi="Arial" w:cs="Arial"/>
+              </w:rPr>
+            </w:pPr>
+            <w:hyperlink r:id="rId66" w:history="1">
+              <w:r>
+                <w:rPr>
+                  <w:rStyle w:val="af"/>
+                  <w:rFonts w:ascii="Arial" w:hAnsi="Arial" w:cs="Arial"/>
+                  <w:color w:val="3B73AF"/>
+                </w:rPr>
+                <w:t>1</w:t>
+              </w:r>
+            </w:hyperlink>
+          </w:p>
+        </w:tc>
+        <w:tc>
+          <w:tcPr>
+            <w:tcW w:w="0" w:type="auto"/>
+            <w:tcBorders>
+              <w:top w:val="single" w:sz="6" w:space="0" w:color="CCCCCC"/>
+              <w:left w:val="single" w:sz="6" w:space="0" w:color="CCCCCC"/>
+              <w:bottom w:val="single" w:sz="6" w:space="0" w:color="CCCCCC"/>
+              <w:right w:val="single" w:sz="6" w:space="0" w:color="CCCCCC"/>
+            </w:tcBorders>
+            <w:shd w:val="clear" w:color="auto" w:fill="FFFFFF"/>
+            <w:tcMar>
+              <w:top w:w="60" w:type="dxa"/>
+              <w:left w:w="60" w:type="dxa"/>
+              <w:bottom w:w="60" w:type="dxa"/>
+              <w:right w:w="60" w:type="dxa"/>
+            </w:tcMar>
+            <w:vAlign w:val="center"/>
+            <w:hideMark/>
+          </w:tcPr>
+          <w:p>
+            <w:pPr>
+              <w:rPr>
+                <w:rFonts w:ascii="Arial" w:hAnsi="Arial" w:cs="Arial"/>
+              </w:rPr>
+            </w:pPr>
+            <w:hyperlink r:id="rId67" w:history="1">
+              <w:r>
+                <w:rPr>
+                  <w:rStyle w:val="af"/>
+                  <w:rFonts w:ascii="Arial" w:hAnsi="Arial" w:cs="Arial"/>
+                  <w:color w:val="3B73AF"/>
+                </w:rPr>
+                <w:t>1</w:t>
+              </w:r>
+            </w:hyperlink>
+          </w:p>
+        </w:tc>
+        <w:tc>
+          <w:tcPr>
+            <w:tcW w:w="0" w:type="auto"/>
+            <w:tcBorders>
+              <w:top w:val="single" w:sz="6" w:space="0" w:color="CCCCCC"/>
+              <w:left w:val="single" w:sz="6" w:space="0" w:color="CCCCCC"/>
+              <w:bottom w:val="single" w:sz="6" w:space="0" w:color="CCCCCC"/>
+              <w:right w:val="single" w:sz="6" w:space="0" w:color="CCCCCC"/>
+            </w:tcBorders>
+            <w:shd w:val="clear" w:color="auto" w:fill="FFFFFF"/>
+            <w:tcMar>
+              <w:top w:w="60" w:type="dxa"/>
+              <w:left w:w="60" w:type="dxa"/>
+              <w:bottom w:w="60" w:type="dxa"/>
+              <w:right w:w="60" w:type="dxa"/>
+            </w:tcMar>
+            <w:vAlign w:val="center"/>
+            <w:hideMark/>
+          </w:tcPr>
+          <w:p>
+            <w:pPr>
+              <w:rPr>
+                <w:rFonts w:ascii="Arial" w:hAnsi="Arial" w:cs="Arial"/>
+              </w:rPr>
+            </w:pPr>
+            <w:hyperlink r:id="rId68" w:history="1">
+              <w:r>
+                <w:rPr>
+                  <w:rStyle w:val="af"/>
+                  <w:rFonts w:ascii="Arial" w:hAnsi="Arial" w:cs="Arial"/>
+                  <w:color w:val="3B73AF"/>
+                </w:rPr>
+                <w:t>0</w:t>
+              </w:r>
+            </w:hyperlink>
+          </w:p>
+        </w:tc>
+        <w:tc>
+          <w:tcPr>
+            <w:tcW w:w="0" w:type="auto"/>
+            <w:tcBorders>
+              <w:top w:val="single" w:sz="6" w:space="0" w:color="CCCCCC"/>
+              <w:left w:val="single" w:sz="6" w:space="0" w:color="CCCCCC"/>
+              <w:bottom w:val="single" w:sz="6" w:space="0" w:color="CCCCCC"/>
+              <w:right w:val="single" w:sz="6" w:space="0" w:color="CCCCCC"/>
+            </w:tcBorders>
+            <w:shd w:val="clear" w:color="auto" w:fill="FFFFFF"/>
+            <w:tcMar>
+              <w:top w:w="60" w:type="dxa"/>
+              <w:left w:w="60" w:type="dxa"/>
+              <w:bottom w:w="60" w:type="dxa"/>
+              <w:right w:w="60" w:type="dxa"/>
+            </w:tcMar>
+            <w:vAlign w:val="center"/>
+            <w:hideMark/>
+          </w:tcPr>
+          <w:p>
+            <w:pPr>
+              <w:rPr>
+                <w:rFonts w:ascii="Arial" w:hAnsi="Arial" w:cs="Arial"/>
+              </w:rPr>
+            </w:pPr>
+            <w:hyperlink r:id="rId69" w:history="1">
+              <w:r>
+                <w:rPr>
+                  <w:rStyle w:val="af"/>
+                  <w:rFonts w:ascii="Arial" w:hAnsi="Arial" w:cs="Arial"/>
+                  <w:color w:val="3B73AF"/>
+                </w:rPr>
+                <w:t>0</w:t>
+              </w:r>
+            </w:hyperlink>
+          </w:p>
+        </w:tc>
+        <w:tc>
+          <w:tcPr>
+            <w:tcW w:w="0" w:type="auto"/>
+            <w:tcBorders>
+              <w:top w:val="single" w:sz="6" w:space="0" w:color="CCCCCC"/>
+              <w:left w:val="single" w:sz="6" w:space="0" w:color="CCCCCC"/>
+              <w:bottom w:val="single" w:sz="6" w:space="0" w:color="CCCCCC"/>
+              <w:right w:val="single" w:sz="6" w:space="0" w:color="CCCCCC"/>
+            </w:tcBorders>
+            <w:shd w:val="clear" w:color="auto" w:fill="FFFFFF"/>
+            <w:tcMar>
+              <w:top w:w="60" w:type="dxa"/>
+              <w:left w:w="60" w:type="dxa"/>
+              <w:bottom w:w="60" w:type="dxa"/>
+              <w:right w:w="60" w:type="dxa"/>
+            </w:tcMar>
+            <w:vAlign w:val="center"/>
+            <w:hideMark/>
+          </w:tcPr>
+          <w:p>
+            <w:pPr>
+              <w:rPr>
+                <w:rFonts w:ascii="Arial" w:hAnsi="Arial" w:cs="Arial"/>
+              </w:rPr>
+            </w:pPr>
+            <w:hyperlink r:id="rId70" w:history="1">
+              <w:r>
+                <w:rPr>
+                  <w:rStyle w:val="af"/>
+                  <w:rFonts w:ascii="Arial" w:hAnsi="Arial" w:cs="Arial"/>
+                  <w:color w:val="3B73AF"/>
+                </w:rPr>
+                <w:t>0</w:t>
+              </w:r>
+            </w:hyperlink>
+          </w:p>
+        </w:tc>
+        <w:tc>
+          <w:tcPr>
+            <w:tcW w:w="0" w:type="auto"/>
+            <w:tcBorders>
+              <w:top w:val="single" w:sz="6" w:space="0" w:color="CCCCCC"/>
+              <w:left w:val="single" w:sz="6" w:space="0" w:color="CCCCCC"/>
+              <w:bottom w:val="single" w:sz="6" w:space="0" w:color="CCCCCC"/>
+              <w:right w:val="single" w:sz="6" w:space="0" w:color="CCCCCC"/>
+            </w:tcBorders>
+            <w:shd w:val="clear" w:color="auto" w:fill="F5F5F5"/>
+            <w:tcMar>
+              <w:top w:w="60" w:type="dxa"/>
+              <w:left w:w="60" w:type="dxa"/>
+              <w:bottom w:w="60" w:type="dxa"/>
+              <w:right w:w="60" w:type="dxa"/>
+            </w:tcMar>
+            <w:vAlign w:val="center"/>
+            <w:hideMark/>
+          </w:tcPr>
+          <w:p>
+            <w:pPr>
+              <w:rPr>
+                <w:rFonts w:ascii="Arial" w:hAnsi="Arial" w:cs="Arial"/>
+                <w:b/>
+                <w:bCs/>
+              </w:rPr>
+            </w:pPr>
+            <w:hyperlink r:id="rId71" w:history="1">
+              <w:r>
+                <w:rPr>
+                  <w:rStyle w:val="af"/>
+                  <w:rFonts w:ascii="Arial" w:hAnsi="Arial" w:cs="Arial"/>
+                  <w:b/>
+                  <w:bCs/>
+                  <w:color w:val="3B73AF"/>
+                </w:rPr>
+                <w:t>2</w:t>
+              </w:r>
+            </w:hyperlink>
+          </w:p>
+        </w:tc>
+      </w:tr>
+      <w:tr>
+        <w:tc>
+          <w:tcPr>
+            <w:tcW w:w="0" w:type="auto"/>
+            <w:tcBorders>
+              <w:top w:val="single" w:sz="6" w:space="0" w:color="CCCCCC"/>
+              <w:left w:val="single" w:sz="6" w:space="0" w:color="CCCCCC"/>
+              <w:bottom w:val="single" w:sz="6" w:space="0" w:color="CCCCCC"/>
+              <w:right w:val="single" w:sz="6" w:space="0" w:color="CCCCCC"/>
+            </w:tcBorders>
+            <w:shd w:val="clear" w:color="auto" w:fill="FFFFFF"/>
+            <w:tcMar>
+              <w:top w:w="60" w:type="dxa"/>
+              <w:left w:w="60" w:type="dxa"/>
+              <w:bottom w:w="60" w:type="dxa"/>
+              <w:right w:w="60" w:type="dxa"/>
+            </w:tcMar>
+            <w:vAlign w:val="center"/>
+            <w:hideMark/>
+          </w:tcPr>
+          <w:p>
+            <w:pPr>
+              <w:rPr>
+                <w:rFonts w:ascii="Arial" w:hAnsi="Arial" w:cs="Arial"/>
+              </w:rPr>
+            </w:pPr>
+            <w:hyperlink r:id="rId72" w:history="1">
+              <w:r>
+                <w:rPr>
+                  <w:rStyle w:val="af"/>
+                  <w:rFonts w:ascii="Arial" w:hAnsi="Arial" w:cs="Arial"/>
+                  <w:color w:val="3B73AF"/>
+                </w:rPr>
+                <w:t>余婷</w:t>
+              </w:r>
+            </w:hyperlink>
+          </w:p>
+        </w:tc>
+        <w:tc>
+          <w:tcPr>
+            <w:tcW w:w="0" w:type="auto"/>
+            <w:tcBorders>
+              <w:top w:val="single" w:sz="6" w:space="0" w:color="CCCCCC"/>
+              <w:left w:val="single" w:sz="6" w:space="0" w:color="CCCCCC"/>
+              <w:bottom w:val="single" w:sz="6" w:space="0" w:color="CCCCCC"/>
+              <w:right w:val="single" w:sz="6" w:space="0" w:color="CCCCCC"/>
+            </w:tcBorders>
+            <w:shd w:val="clear" w:color="auto" w:fill="FFFFFF"/>
+            <w:tcMar>
+              <w:top w:w="60" w:type="dxa"/>
+              <w:left w:w="60" w:type="dxa"/>
+              <w:bottom w:w="60" w:type="dxa"/>
+              <w:right w:w="60" w:type="dxa"/>
+            </w:tcMar>
+            <w:vAlign w:val="center"/>
+            <w:hideMark/>
+          </w:tcPr>
+          <w:p>
+            <w:pPr>
+              <w:rPr>
+                <w:rFonts w:ascii="Arial" w:hAnsi="Arial" w:cs="Arial"/>
+              </w:rPr>
+            </w:pPr>
+            <w:hyperlink r:id="rId73" w:history="1">
+              <w:r>
+                <w:rPr>
+                  <w:rStyle w:val="af"/>
+                  <w:rFonts w:ascii="Arial" w:hAnsi="Arial" w:cs="Arial"/>
+                  <w:color w:val="3B73AF"/>
+                </w:rPr>
+                <w:t>0</w:t>
+              </w:r>
+            </w:hyperlink>
+          </w:p>
+        </w:tc>
+        <w:tc>
+          <w:tcPr>
+            <w:tcW w:w="0" w:type="auto"/>
+            <w:tcBorders>
+              <w:top w:val="single" w:sz="6" w:space="0" w:color="CCCCCC"/>
+              <w:left w:val="single" w:sz="6" w:space="0" w:color="CCCCCC"/>
+              <w:bottom w:val="single" w:sz="6" w:space="0" w:color="CCCCCC"/>
+              <w:right w:val="single" w:sz="6" w:space="0" w:color="CCCCCC"/>
+            </w:tcBorders>
+            <w:shd w:val="clear" w:color="auto" w:fill="FFFFFF"/>
+            <w:tcMar>
+              <w:top w:w="60" w:type="dxa"/>
+              <w:left w:w="60" w:type="dxa"/>
+              <w:bottom w:w="60" w:type="dxa"/>
+              <w:right w:w="60" w:type="dxa"/>
+            </w:tcMar>
+            <w:vAlign w:val="center"/>
+            <w:hideMark/>
+          </w:tcPr>
+          <w:p>
+            <w:pPr>
+              <w:rPr>
+                <w:rFonts w:ascii="Arial" w:hAnsi="Arial" w:cs="Arial"/>
+              </w:rPr>
+            </w:pPr>
+            <w:hyperlink r:id="rId74" w:history="1">
+              <w:r>
+                <w:rPr>
+                  <w:rStyle w:val="af"/>
+                  <w:rFonts w:ascii="Arial" w:hAnsi="Arial" w:cs="Arial"/>
+                  <w:color w:val="3B73AF"/>
+                </w:rPr>
+                <w:t>1</w:t>
+              </w:r>
+            </w:hyperlink>
+          </w:p>
+        </w:tc>
+        <w:tc>
+          <w:tcPr>
+            <w:tcW w:w="0" w:type="auto"/>
+            <w:tcBorders>
+              <w:top w:val="single" w:sz="6" w:space="0" w:color="CCCCCC"/>
+              <w:left w:val="single" w:sz="6" w:space="0" w:color="CCCCCC"/>
+              <w:bottom w:val="single" w:sz="6" w:space="0" w:color="CCCCCC"/>
+              <w:right w:val="single" w:sz="6" w:space="0" w:color="CCCCCC"/>
+            </w:tcBorders>
+            <w:shd w:val="clear" w:color="auto" w:fill="FFFFFF"/>
+            <w:tcMar>
+              <w:top w:w="60" w:type="dxa"/>
+              <w:left w:w="60" w:type="dxa"/>
+              <w:bottom w:w="60" w:type="dxa"/>
+              <w:right w:w="60" w:type="dxa"/>
+            </w:tcMar>
+            <w:vAlign w:val="center"/>
+            <w:hideMark/>
+          </w:tcPr>
+          <w:p>
+            <w:pPr>
+              <w:rPr>
+                <w:rFonts w:ascii="Arial" w:hAnsi="Arial" w:cs="Arial"/>
+              </w:rPr>
+            </w:pPr>
+            <w:hyperlink r:id="rId75" w:history="1">
+              <w:r>
+                <w:rPr>
+                  <w:rStyle w:val="af"/>
+                  <w:rFonts w:ascii="Arial" w:hAnsi="Arial" w:cs="Arial"/>
+                  <w:color w:val="3B73AF"/>
+                </w:rPr>
+                <w:t>0</w:t>
+              </w:r>
+            </w:hyperlink>
+          </w:p>
+        </w:tc>
+        <w:tc>
+          <w:tcPr>
+            <w:tcW w:w="0" w:type="auto"/>
+            <w:tcBorders>
+              <w:top w:val="single" w:sz="6" w:space="0" w:color="CCCCCC"/>
+              <w:left w:val="single" w:sz="6" w:space="0" w:color="CCCCCC"/>
+              <w:bottom w:val="single" w:sz="6" w:space="0" w:color="CCCCCC"/>
+              <w:right w:val="single" w:sz="6" w:space="0" w:color="CCCCCC"/>
+            </w:tcBorders>
+            <w:shd w:val="clear" w:color="auto" w:fill="FFFFFF"/>
+            <w:tcMar>
+              <w:top w:w="60" w:type="dxa"/>
+              <w:left w:w="60" w:type="dxa"/>
+              <w:bottom w:w="60" w:type="dxa"/>
+              <w:right w:w="60" w:type="dxa"/>
+            </w:tcMar>
+            <w:vAlign w:val="center"/>
+            <w:hideMark/>
+          </w:tcPr>
+          <w:p>
+            <w:pPr>
+              <w:rPr>
+                <w:rFonts w:ascii="Arial" w:hAnsi="Arial" w:cs="Arial"/>
+              </w:rPr>
+            </w:pPr>
+            <w:hyperlink r:id="rId76" w:history="1">
+              <w:r>
+                <w:rPr>
+                  <w:rStyle w:val="af"/>
+                  <w:rFonts w:ascii="Arial" w:hAnsi="Arial" w:cs="Arial"/>
+                  <w:color w:val="3B73AF"/>
+                </w:rPr>
+                <w:t>0</w:t>
+              </w:r>
+            </w:hyperlink>
+          </w:p>
+        </w:tc>
+        <w:tc>
+          <w:tcPr>
+            <w:tcW w:w="0" w:type="auto"/>
+            <w:tcBorders>
+              <w:top w:val="single" w:sz="6" w:space="0" w:color="CCCCCC"/>
+              <w:left w:val="single" w:sz="6" w:space="0" w:color="CCCCCC"/>
+              <w:bottom w:val="single" w:sz="6" w:space="0" w:color="CCCCCC"/>
+              <w:right w:val="single" w:sz="6" w:space="0" w:color="CCCCCC"/>
+            </w:tcBorders>
+            <w:shd w:val="clear" w:color="auto" w:fill="FFFFFF"/>
+            <w:tcMar>
+              <w:top w:w="60" w:type="dxa"/>
+              <w:left w:w="60" w:type="dxa"/>
+              <w:bottom w:w="60" w:type="dxa"/>
+              <w:right w:w="60" w:type="dxa"/>
+            </w:tcMar>
+            <w:vAlign w:val="center"/>
+            <w:hideMark/>
+          </w:tcPr>
+          <w:p>
+            <w:pPr>
+              <w:rPr>
+                <w:rFonts w:ascii="Arial" w:hAnsi="Arial" w:cs="Arial"/>
+              </w:rPr>
+            </w:pPr>
+            <w:hyperlink r:id="rId77" w:history="1">
+              <w:r>
+                <w:rPr>
+                  <w:rStyle w:val="af"/>
+                  <w:rFonts w:ascii="Arial" w:hAnsi="Arial" w:cs="Arial"/>
+                  <w:color w:val="3B73AF"/>
+                </w:rPr>
+                <w:t>0</w:t>
+              </w:r>
+            </w:hyperlink>
+          </w:p>
+        </w:tc>
+        <w:tc>
+          <w:tcPr>
+            <w:tcW w:w="0" w:type="auto"/>
+            <w:tcBorders>
+              <w:top w:val="single" w:sz="6" w:space="0" w:color="CCCCCC"/>
+              <w:left w:val="single" w:sz="6" w:space="0" w:color="CCCCCC"/>
+              <w:bottom w:val="single" w:sz="6" w:space="0" w:color="CCCCCC"/>
+              <w:right w:val="single" w:sz="6" w:space="0" w:color="CCCCCC"/>
+            </w:tcBorders>
+            <w:shd w:val="clear" w:color="auto" w:fill="F5F5F5"/>
+            <w:tcMar>
+              <w:top w:w="60" w:type="dxa"/>
+              <w:left w:w="60" w:type="dxa"/>
+              <w:bottom w:w="60" w:type="dxa"/>
+              <w:right w:w="60" w:type="dxa"/>
+            </w:tcMar>
+            <w:vAlign w:val="center"/>
+            <w:hideMark/>
+          </w:tcPr>
+          <w:p>
+            <w:pPr>
+              <w:rPr>
+                <w:rFonts w:ascii="Arial" w:hAnsi="Arial" w:cs="Arial"/>
+                <w:b/>
+                <w:bCs/>
+              </w:rPr>
+            </w:pPr>
+            <w:hyperlink r:id="rId78" w:history="1">
+              <w:r>
+                <w:rPr>
+                  <w:rStyle w:val="af"/>
+                  <w:rFonts w:ascii="Arial" w:hAnsi="Arial" w:cs="Arial"/>
+                  <w:b/>
+                  <w:bCs/>
+                  <w:color w:val="3B73AF"/>
+                </w:rPr>
+                <w:t>1</w:t>
+              </w:r>
+            </w:hyperlink>
+          </w:p>
+        </w:tc>
+      </w:tr>
+      <w:tr>
+        <w:tc>
+          <w:tcPr>
+            <w:tcW w:w="0" w:type="auto"/>
+            <w:tcBorders>
+              <w:top w:val="single" w:sz="6" w:space="0" w:color="CCCCCC"/>
+              <w:left w:val="single" w:sz="6" w:space="0" w:color="CCCCCC"/>
+              <w:bottom w:val="single" w:sz="6" w:space="0" w:color="CCCCCC"/>
+              <w:right w:val="single" w:sz="6" w:space="0" w:color="CCCCCC"/>
+            </w:tcBorders>
+            <w:shd w:val="clear" w:color="auto" w:fill="FFFFFF"/>
+            <w:tcMar>
+              <w:top w:w="60" w:type="dxa"/>
+              <w:left w:w="60" w:type="dxa"/>
+              <w:bottom w:w="60" w:type="dxa"/>
+              <w:right w:w="60" w:type="dxa"/>
+            </w:tcMar>
+            <w:vAlign w:val="center"/>
+            <w:hideMark/>
+          </w:tcPr>
+          <w:p>
+            <w:pPr>
+              <w:rPr>
+                <w:rFonts w:ascii="Arial" w:hAnsi="Arial" w:cs="Arial"/>
+              </w:rPr>
+            </w:pPr>
+            <w:hyperlink r:id="rId79" w:history="1">
+              <w:r>
+                <w:rPr>
+                  <w:rStyle w:val="af"/>
+                  <w:rFonts w:ascii="Arial" w:hAnsi="Arial" w:cs="Arial"/>
+                  <w:color w:val="3B73AF"/>
+                </w:rPr>
+                <w:t>张平</w:t>
+              </w:r>
+            </w:hyperlink>
+          </w:p>
+        </w:tc>
+        <w:tc>
+          <w:tcPr>
+            <w:tcW w:w="0" w:type="auto"/>
+            <w:tcBorders>
+              <w:top w:val="single" w:sz="6" w:space="0" w:color="CCCCCC"/>
+              <w:left w:val="single" w:sz="6" w:space="0" w:color="CCCCCC"/>
+              <w:bottom w:val="single" w:sz="6" w:space="0" w:color="CCCCCC"/>
+              <w:right w:val="single" w:sz="6" w:space="0" w:color="CCCCCC"/>
+            </w:tcBorders>
+            <w:shd w:val="clear" w:color="auto" w:fill="FFFFFF"/>
+            <w:tcMar>
+              <w:top w:w="60" w:type="dxa"/>
+              <w:left w:w="60" w:type="dxa"/>
+              <w:bottom w:w="60" w:type="dxa"/>
+              <w:right w:w="60" w:type="dxa"/>
+            </w:tcMar>
+            <w:vAlign w:val="center"/>
+            <w:hideMark/>
+          </w:tcPr>
+          <w:p>
+            <w:pPr>
+              <w:rPr>
+                <w:rFonts w:ascii="Arial" w:hAnsi="Arial" w:cs="Arial"/>
+              </w:rPr>
+            </w:pPr>
+            <w:hyperlink r:id="rId80" w:history="1">
+              <w:r>
+                <w:rPr>
+                  <w:rStyle w:val="af"/>
+                  <w:rFonts w:ascii="Arial" w:hAnsi="Arial" w:cs="Arial"/>
+                  <w:color w:val="3B73AF"/>
+                </w:rPr>
+                <w:t>0</w:t>
+              </w:r>
+            </w:hyperlink>
+          </w:p>
+        </w:tc>
+        <w:tc>
+          <w:tcPr>
+            <w:tcW w:w="0" w:type="auto"/>
+            <w:tcBorders>
+              <w:top w:val="single" w:sz="6" w:space="0" w:color="CCCCCC"/>
+              <w:left w:val="single" w:sz="6" w:space="0" w:color="CCCCCC"/>
+              <w:bottom w:val="single" w:sz="6" w:space="0" w:color="CCCCCC"/>
+              <w:right w:val="single" w:sz="6" w:space="0" w:color="CCCCCC"/>
+            </w:tcBorders>
+            <w:shd w:val="clear" w:color="auto" w:fill="FFFFFF"/>
+            <w:tcMar>
+              <w:top w:w="60" w:type="dxa"/>
+              <w:left w:w="60" w:type="dxa"/>
+              <w:bottom w:w="60" w:type="dxa"/>
+              <w:right w:w="60" w:type="dxa"/>
+            </w:tcMar>
+            <w:vAlign w:val="center"/>
+            <w:hideMark/>
+          </w:tcPr>
+          <w:p>
+            <w:pPr>
+              <w:rPr>
+                <w:rFonts w:ascii="Arial" w:hAnsi="Arial" w:cs="Arial"/>
+              </w:rPr>
+            </w:pPr>
+            <w:hyperlink r:id="rId81" w:history="1">
+              <w:r>
+                <w:rPr>
+                  <w:rStyle w:val="af"/>
+                  <w:rFonts w:ascii="Arial" w:hAnsi="Arial" w:cs="Arial"/>
+                  <w:color w:val="3B73AF"/>
+                </w:rPr>
+                <w:t>1</w:t>
+              </w:r>
+            </w:hyperlink>
+          </w:p>
+        </w:tc>
+        <w:tc>
+          <w:tcPr>
+            <w:tcW w:w="0" w:type="auto"/>
+            <w:tcBorders>
+              <w:top w:val="single" w:sz="6" w:space="0" w:color="CCCCCC"/>
+              <w:left w:val="single" w:sz="6" w:space="0" w:color="CCCCCC"/>
+              <w:bottom w:val="single" w:sz="6" w:space="0" w:color="CCCCCC"/>
+              <w:right w:val="single" w:sz="6" w:space="0" w:color="CCCCCC"/>
+            </w:tcBorders>
+            <w:shd w:val="clear" w:color="auto" w:fill="FFFFFF"/>
+            <w:tcMar>
+              <w:top w:w="60" w:type="dxa"/>
+              <w:left w:w="60" w:type="dxa"/>
+              <w:bottom w:w="60" w:type="dxa"/>
+              <w:right w:w="60" w:type="dxa"/>
+            </w:tcMar>
+            <w:vAlign w:val="center"/>
+            <w:hideMark/>
+          </w:tcPr>
+          <w:p>
+            <w:pPr>
+              <w:rPr>
+                <w:rFonts w:ascii="Arial" w:hAnsi="Arial" w:cs="Arial"/>
+              </w:rPr>
+            </w:pPr>
+            <w:hyperlink r:id="rId82" w:history="1">
+              <w:r>
+                <w:rPr>
+                  <w:rStyle w:val="af"/>
+                  <w:rFonts w:ascii="Arial" w:hAnsi="Arial" w:cs="Arial"/>
+                  <w:color w:val="3B73AF"/>
+                </w:rPr>
+                <w:t>0</w:t>
+              </w:r>
+            </w:hyperlink>
+          </w:p>
+        </w:tc>
+        <w:tc>
+          <w:tcPr>
+            <w:tcW w:w="0" w:type="auto"/>
+            <w:tcBorders>
+              <w:top w:val="single" w:sz="6" w:space="0" w:color="CCCCCC"/>
+              <w:left w:val="single" w:sz="6" w:space="0" w:color="CCCCCC"/>
+              <w:bottom w:val="single" w:sz="6" w:space="0" w:color="CCCCCC"/>
+              <w:right w:val="single" w:sz="6" w:space="0" w:color="CCCCCC"/>
+            </w:tcBorders>
+            <w:shd w:val="clear" w:color="auto" w:fill="FFFFFF"/>
+            <w:tcMar>
+              <w:top w:w="60" w:type="dxa"/>
+              <w:left w:w="60" w:type="dxa"/>
+              <w:bottom w:w="60" w:type="dxa"/>
+              <w:right w:w="60" w:type="dxa"/>
+            </w:tcMar>
+            <w:vAlign w:val="center"/>
+            <w:hideMark/>
+          </w:tcPr>
+          <w:p>
+            <w:pPr>
+              <w:rPr>
+                <w:rFonts w:ascii="Arial" w:hAnsi="Arial" w:cs="Arial"/>
+              </w:rPr>
+            </w:pPr>
+            <w:hyperlink r:id="rId83" w:history="1">
+              <w:r>
+                <w:rPr>
+                  <w:rStyle w:val="af"/>
+                  <w:rFonts w:ascii="Arial" w:hAnsi="Arial" w:cs="Arial"/>
+                  <w:color w:val="3B73AF"/>
+                </w:rPr>
+                <w:t>0</w:t>
+              </w:r>
+            </w:hyperlink>
+          </w:p>
+        </w:tc>
+        <w:tc>
+          <w:tcPr>
+            <w:tcW w:w="0" w:type="auto"/>
+            <w:tcBorders>
+              <w:top w:val="single" w:sz="6" w:space="0" w:color="CCCCCC"/>
+              <w:left w:val="single" w:sz="6" w:space="0" w:color="CCCCCC"/>
+              <w:bottom w:val="single" w:sz="6" w:space="0" w:color="CCCCCC"/>
+              <w:right w:val="single" w:sz="6" w:space="0" w:color="CCCCCC"/>
+            </w:tcBorders>
+            <w:shd w:val="clear" w:color="auto" w:fill="FFFFFF"/>
+            <w:tcMar>
+              <w:top w:w="60" w:type="dxa"/>
+              <w:left w:w="60" w:type="dxa"/>
+              <w:bottom w:w="60" w:type="dxa"/>
+              <w:right w:w="60" w:type="dxa"/>
+            </w:tcMar>
+            <w:vAlign w:val="center"/>
+            <w:hideMark/>
+          </w:tcPr>
+          <w:p>
+            <w:pPr>
+              <w:rPr>
+                <w:rFonts w:ascii="Arial" w:hAnsi="Arial" w:cs="Arial"/>
+              </w:rPr>
+            </w:pPr>
+            <w:hyperlink r:id="rId84" w:history="1">
+              <w:r>
+                <w:rPr>
+                  <w:rStyle w:val="af"/>
+                  <w:rFonts w:ascii="Arial" w:hAnsi="Arial" w:cs="Arial"/>
+                  <w:color w:val="3B73AF"/>
+                </w:rPr>
+                <w:t>0</w:t>
+              </w:r>
+            </w:hyperlink>
+          </w:p>
+        </w:tc>
+        <w:tc>
+          <w:tcPr>
+            <w:tcW w:w="0" w:type="auto"/>
+            <w:tcBorders>
+              <w:top w:val="single" w:sz="6" w:space="0" w:color="CCCCCC"/>
+              <w:left w:val="single" w:sz="6" w:space="0" w:color="CCCCCC"/>
+              <w:bottom w:val="single" w:sz="6" w:space="0" w:color="CCCCCC"/>
+              <w:right w:val="single" w:sz="6" w:space="0" w:color="CCCCCC"/>
+            </w:tcBorders>
+            <w:shd w:val="clear" w:color="auto" w:fill="F5F5F5"/>
+            <w:tcMar>
+              <w:top w:w="60" w:type="dxa"/>
+              <w:left w:w="60" w:type="dxa"/>
+              <w:bottom w:w="60" w:type="dxa"/>
+              <w:right w:w="60" w:type="dxa"/>
+            </w:tcMar>
+            <w:vAlign w:val="center"/>
+            <w:hideMark/>
+          </w:tcPr>
+          <w:p>
+            <w:pPr>
+              <w:rPr>
+                <w:rFonts w:ascii="Arial" w:hAnsi="Arial" w:cs="Arial"/>
+                <w:b/>
+                <w:bCs/>
+              </w:rPr>
+            </w:pPr>
+            <w:hyperlink r:id="rId85" w:history="1">
+              <w:r>
+                <w:rPr>
+                  <w:rStyle w:val="af"/>
+                  <w:rFonts w:ascii="Arial" w:hAnsi="Arial" w:cs="Arial"/>
+                  <w:b/>
+                  <w:bCs/>
+                  <w:color w:val="3B73AF"/>
+                </w:rPr>
+                <w:t>1</w:t>
+              </w:r>
+            </w:hyperlink>
+          </w:p>
+        </w:tc>
+      </w:tr>
+      <w:tr>
+        <w:tc>
+          <w:tcPr>
+            <w:tcW w:w="0" w:type="auto"/>
+            <w:tcBorders>
+              <w:top w:val="single" w:sz="6" w:space="0" w:color="CCCCCC"/>
+              <w:left w:val="single" w:sz="6" w:space="0" w:color="CCCCCC"/>
+              <w:bottom w:val="single" w:sz="6" w:space="0" w:color="CCCCCC"/>
+              <w:right w:val="single" w:sz="6" w:space="0" w:color="CCCCCC"/>
+            </w:tcBorders>
+            <w:shd w:val="clear" w:color="auto" w:fill="F5F5F5"/>
+            <w:tcMar>
+              <w:top w:w="60" w:type="dxa"/>
+              <w:left w:w="60" w:type="dxa"/>
+              <w:bottom w:w="60" w:type="dxa"/>
+              <w:right w:w="60" w:type="dxa"/>
+            </w:tcMar>
+            <w:vAlign w:val="center"/>
+            <w:hideMark/>
+          </w:tcPr>
+          <w:p>
+            <w:pPr>
+              <w:rPr>
+                <w:rFonts w:ascii="Arial" w:hAnsi="Arial" w:cs="Arial"/>
+                <w:b/>
+                <w:bCs/>
+              </w:rPr>
+            </w:pPr>
+            <w:r>
+              <w:rPr>
+                <w:rFonts w:ascii="Arial" w:hAnsi="Arial" w:cs="Arial"/>
+                <w:b/>
+                <w:bCs/>
+              </w:rPr>
+              <w:t>总计</w:t>
+            </w:r>
+            <w:r>
+              <w:rPr>
+                <w:rFonts w:ascii="Arial" w:hAnsi="Arial" w:cs="Arial"/>
+                <w:b/>
+                <w:bCs/>
+              </w:rPr>
+              <w:t>:</w:t>
+            </w:r>
+          </w:p>
+        </w:tc>
+        <w:tc>
+          <w:tcPr>
+            <w:tcW w:w="0" w:type="auto"/>
+            <w:tcBorders>
+              <w:top w:val="single" w:sz="6" w:space="0" w:color="CCCCCC"/>
+              <w:left w:val="single" w:sz="6" w:space="0" w:color="CCCCCC"/>
+              <w:bottom w:val="single" w:sz="6" w:space="0" w:color="CCCCCC"/>
+              <w:right w:val="single" w:sz="6" w:space="0" w:color="CCCCCC"/>
+            </w:tcBorders>
+            <w:shd w:val="clear" w:color="auto" w:fill="F5F5F5"/>
+            <w:tcMar>
+              <w:top w:w="60" w:type="dxa"/>
+              <w:left w:w="60" w:type="dxa"/>
+              <w:bottom w:w="60" w:type="dxa"/>
+              <w:right w:w="60" w:type="dxa"/>
+            </w:tcMar>
+            <w:vAlign w:val="center"/>
+            <w:hideMark/>
+          </w:tcPr>
+          <w:p>
+            <w:pPr>
+              <w:rPr>
+                <w:rFonts w:ascii="Arial" w:hAnsi="Arial" w:cs="Arial"/>
+                <w:b/>
+                <w:bCs/>
+              </w:rPr>
+            </w:pPr>
+            <w:hyperlink r:id="rId86" w:history="1">
+              <w:r>
+                <w:rPr>
+                  <w:rStyle w:val="af"/>
+                  <w:rFonts w:ascii="Arial" w:hAnsi="Arial" w:cs="Arial"/>
+                  <w:b/>
+                  <w:bCs/>
+                  <w:color w:val="3B73AF"/>
+                </w:rPr>
+                <w:t>127</w:t>
+              </w:r>
+            </w:hyperlink>
+          </w:p>
+        </w:tc>
+        <w:tc>
+          <w:tcPr>
+            <w:tcW w:w="0" w:type="auto"/>
+            <w:tcBorders>
+              <w:top w:val="single" w:sz="6" w:space="0" w:color="CCCCCC"/>
+              <w:left w:val="single" w:sz="6" w:space="0" w:color="CCCCCC"/>
+              <w:bottom w:val="single" w:sz="6" w:space="0" w:color="CCCCCC"/>
+              <w:right w:val="single" w:sz="6" w:space="0" w:color="CCCCCC"/>
+            </w:tcBorders>
+            <w:shd w:val="clear" w:color="auto" w:fill="F5F5F5"/>
+            <w:tcMar>
+              <w:top w:w="60" w:type="dxa"/>
+              <w:left w:w="60" w:type="dxa"/>
+              <w:bottom w:w="60" w:type="dxa"/>
+              <w:right w:w="60" w:type="dxa"/>
+            </w:tcMar>
+            <w:vAlign w:val="center"/>
+            <w:hideMark/>
+          </w:tcPr>
+          <w:p>
+            <w:pPr>
+              <w:rPr>
+                <w:rFonts w:ascii="Arial" w:hAnsi="Arial" w:cs="Arial"/>
+                <w:b/>
+                <w:bCs/>
+              </w:rPr>
+            </w:pPr>
+            <w:hyperlink r:id="rId87" w:history="1">
+              <w:r>
+                <w:rPr>
+                  <w:rStyle w:val="af"/>
+                  <w:rFonts w:ascii="Arial" w:hAnsi="Arial" w:cs="Arial"/>
+                  <w:b/>
+                  <w:bCs/>
+                  <w:color w:val="3B73AF"/>
+                </w:rPr>
+                <w:t>170</w:t>
+              </w:r>
+            </w:hyperlink>
+          </w:p>
+        </w:tc>
+        <w:tc>
+          <w:tcPr>
+            <w:tcW w:w="0" w:type="auto"/>
+            <w:tcBorders>
+              <w:top w:val="single" w:sz="6" w:space="0" w:color="CCCCCC"/>
+              <w:left w:val="single" w:sz="6" w:space="0" w:color="CCCCCC"/>
+              <w:bottom w:val="single" w:sz="6" w:space="0" w:color="CCCCCC"/>
+              <w:right w:val="single" w:sz="6" w:space="0" w:color="CCCCCC"/>
+            </w:tcBorders>
+            <w:shd w:val="clear" w:color="auto" w:fill="F5F5F5"/>
+            <w:tcMar>
+              <w:top w:w="60" w:type="dxa"/>
+              <w:left w:w="60" w:type="dxa"/>
+              <w:bottom w:w="60" w:type="dxa"/>
+              <w:right w:w="60" w:type="dxa"/>
+            </w:tcMar>
+            <w:vAlign w:val="center"/>
+            <w:hideMark/>
+          </w:tcPr>
+          <w:p>
+            <w:pPr>
+              <w:rPr>
+                <w:rFonts w:ascii="Arial" w:hAnsi="Arial" w:cs="Arial"/>
+                <w:b/>
+                <w:bCs/>
+              </w:rPr>
+            </w:pPr>
+            <w:hyperlink r:id="rId88" w:history="1">
+              <w:r>
+                <w:rPr>
+                  <w:rStyle w:val="af"/>
+                  <w:rFonts w:ascii="Arial" w:hAnsi="Arial" w:cs="Arial"/>
+                  <w:b/>
+                  <w:bCs/>
+                  <w:color w:val="3B73AF"/>
+                </w:rPr>
+                <w:t>2</w:t>
+              </w:r>
+            </w:hyperlink>
+          </w:p>
+        </w:tc>
+        <w:tc>
+          <w:tcPr>
+            <w:tcW w:w="0" w:type="auto"/>
+            <w:tcBorders>
+              <w:top w:val="single" w:sz="6" w:space="0" w:color="CCCCCC"/>
+              <w:left w:val="single" w:sz="6" w:space="0" w:color="CCCCCC"/>
+              <w:bottom w:val="single" w:sz="6" w:space="0" w:color="CCCCCC"/>
+              <w:right w:val="single" w:sz="6" w:space="0" w:color="CCCCCC"/>
+            </w:tcBorders>
+            <w:shd w:val="clear" w:color="auto" w:fill="F5F5F5"/>
+            <w:tcMar>
+              <w:top w:w="60" w:type="dxa"/>
+              <w:left w:w="60" w:type="dxa"/>
+              <w:bottom w:w="60" w:type="dxa"/>
+              <w:right w:w="60" w:type="dxa"/>
+            </w:tcMar>
+            <w:vAlign w:val="center"/>
+            <w:hideMark/>
+          </w:tcPr>
+          <w:p>
+            <w:pPr>
+              <w:rPr>
+                <w:rFonts w:ascii="Arial" w:hAnsi="Arial" w:cs="Arial"/>
+                <w:b/>
+                <w:bCs/>
+              </w:rPr>
+            </w:pPr>
+            <w:hyperlink r:id="rId89" w:history="1">
+              <w:r>
+                <w:rPr>
+                  <w:rStyle w:val="af"/>
+                  <w:rFonts w:ascii="Arial" w:hAnsi="Arial" w:cs="Arial"/>
+                  <w:b/>
+                  <w:bCs/>
+                  <w:color w:val="3B73AF"/>
+                </w:rPr>
+                <w:t>3</w:t>
+              </w:r>
+            </w:hyperlink>
+          </w:p>
+        </w:tc>
+        <w:tc>
+          <w:tcPr>
+            <w:tcW w:w="0" w:type="auto"/>
+            <w:tcBorders>
+              <w:top w:val="single" w:sz="6" w:space="0" w:color="CCCCCC"/>
+              <w:left w:val="single" w:sz="6" w:space="0" w:color="CCCCCC"/>
+              <w:bottom w:val="single" w:sz="6" w:space="0" w:color="CCCCCC"/>
+              <w:right w:val="single" w:sz="6" w:space="0" w:color="CCCCCC"/>
+            </w:tcBorders>
+            <w:shd w:val="clear" w:color="auto" w:fill="F5F5F5"/>
+            <w:tcMar>
+              <w:top w:w="60" w:type="dxa"/>
+              <w:left w:w="60" w:type="dxa"/>
+              <w:bottom w:w="60" w:type="dxa"/>
+              <w:right w:w="60" w:type="dxa"/>
+            </w:tcMar>
+            <w:vAlign w:val="center"/>
+            <w:hideMark/>
+          </w:tcPr>
+          <w:p>
+            <w:pPr>
+              <w:rPr>
+                <w:rFonts w:ascii="Arial" w:hAnsi="Arial" w:cs="Arial"/>
+                <w:b/>
+                <w:bCs/>
+              </w:rPr>
+            </w:pPr>
+            <w:hyperlink r:id="rId90" w:history="1">
+              <w:r>
+                <w:rPr>
+                  <w:rStyle w:val="af"/>
+                  <w:rFonts w:ascii="Arial" w:hAnsi="Arial" w:cs="Arial"/>
+                  <w:b/>
+                  <w:bCs/>
+                  <w:color w:val="3B73AF"/>
+                </w:rPr>
+                <w:t>1</w:t>
+              </w:r>
+            </w:hyperlink>
+          </w:p>
+        </w:tc>
+        <w:tc>
+          <w:tcPr>
+            <w:tcW w:w="0" w:type="auto"/>
+            <w:tcBorders>
+              <w:top w:val="single" w:sz="6" w:space="0" w:color="CCCCCC"/>
+              <w:left w:val="single" w:sz="6" w:space="0" w:color="CCCCCC"/>
+              <w:bottom w:val="single" w:sz="6" w:space="0" w:color="CCCCCC"/>
+              <w:right w:val="single" w:sz="6" w:space="0" w:color="CCCCCC"/>
+            </w:tcBorders>
+            <w:shd w:val="clear" w:color="auto" w:fill="F5F5F5"/>
+            <w:tcMar>
+              <w:top w:w="60" w:type="dxa"/>
+              <w:left w:w="60" w:type="dxa"/>
+              <w:bottom w:w="60" w:type="dxa"/>
+              <w:right w:w="60" w:type="dxa"/>
+            </w:tcMar>
+            <w:vAlign w:val="center"/>
+            <w:hideMark/>
+          </w:tcPr>
+          <w:p>
+            <w:pPr>
+              <w:rPr>
+                <w:rFonts w:ascii="Arial" w:hAnsi="Arial" w:cs="Arial"/>
+                <w:b/>
+                <w:bCs/>
+              </w:rPr>
+            </w:pPr>
+            <w:r>
+              <w:rPr>
+                <w:rFonts w:ascii="Arial" w:hAnsi="Arial" w:cs="Arial"/>
+                <w:b/>
+                <w:bCs/>
+              </w:rPr>
+              <w:t>303</w:t>
+            </w:r>
+          </w:p>
+        </w:tc>
+      </w:tr>
+    </w:tbl>
+    <w:p>
+      <w:pPr>
+        <w:rPr>
+          <w:lang w:eastAsia="zh-CN"/>
+        </w:rPr>
+      </w:pPr>
+    </w:p>
+    <w:p>
+      <w:pPr>
+        <w:rPr>
+          <w:lang w:eastAsia="zh-CN"/>
+        </w:rPr>
+      </w:pPr>
+      <w:r>
+        <w:rPr>
+          <w:rFonts w:hint="eastAsia"/>
+          <w:lang w:eastAsia="zh-CN"/>
+        </w:rPr>
+        <w:t>所有未处理问题：</w:t>
+      </w:r>
+    </w:p>
+    <w:tbl>
+      <w:tblPr>
+        <w:tblW w:w="9240" w:type="dxa"/>
+        <w:shd w:val="clear" w:color="auto" w:fill="FFFFFF"/>
+        <w:tblCellMar>
+          <w:top w:w="15" w:type="dxa"/>
+          <w:left w:w="15" w:type="dxa"/>
+          <w:bottom w:w="15" w:type="dxa"/>
+          <w:right w:w="15" w:type="dxa"/>
+        </w:tblCellMar>
+        <w:tblLook w:val="04A0" w:firstRow="1" w:lastRow="0" w:firstColumn="1" w:lastColumn="0" w:noHBand="0" w:noVBand="1"/>
+      </w:tblPr>
+      <w:tblGrid>
+        <w:gridCol w:w="1433"/>
+        <w:gridCol w:w="1046"/>
+        <w:gridCol w:w="1357"/>
+        <w:gridCol w:w="1670"/>
+        <w:gridCol w:w="1357"/>
+        <w:gridCol w:w="1216"/>
+        <w:gridCol w:w="1161"/>
+      </w:tblGrid>
+      <w:tr>
+        <w:tc>
+          <w:tcPr>
+            <w:tcW w:w="0" w:type="auto"/>
+            <w:vMerge w:val="restart"/>
+            <w:tcBorders>
+              <w:top w:val="single" w:sz="6" w:space="0" w:color="CCCCCC"/>
+              <w:left w:val="single" w:sz="6" w:space="0" w:color="CCCCCC"/>
+              <w:bottom w:val="single" w:sz="6" w:space="0" w:color="CCCCCC"/>
+              <w:right w:val="single" w:sz="6" w:space="0" w:color="CCCCCC"/>
+            </w:tcBorders>
+            <w:shd w:val="clear" w:color="auto" w:fill="F5F5F5"/>
+            <w:tcMar>
+              <w:top w:w="60" w:type="dxa"/>
+              <w:left w:w="60" w:type="dxa"/>
+              <w:bottom w:w="60" w:type="dxa"/>
+              <w:right w:w="60" w:type="dxa"/>
+            </w:tcMar>
+            <w:vAlign w:val="bottom"/>
+            <w:hideMark/>
+          </w:tcPr>
+          <w:p>
+            <w:pPr>
+              <w:spacing w:after="0" w:line="240" w:lineRule="auto"/>
+              <w:rPr>
+                <w:rFonts w:ascii="Arial" w:hAnsi="Arial" w:cs="Arial"/>
+                <w:b/>
+                <w:bCs/>
+                <w:sz w:val="24"/>
+                <w:szCs w:val="24"/>
+                <w:lang w:eastAsia="zh-CN" w:bidi="ar-SA"/>
+              </w:rPr>
+            </w:pPr>
+            <w:r>
+              <w:rPr>
+                <w:rFonts w:ascii="Arial" w:hAnsi="Arial" w:cs="Arial"/>
+                <w:b/>
+                <w:bCs/>
+              </w:rPr>
+              <w:t>经办人</w:t>
+            </w:r>
+          </w:p>
+        </w:tc>
+        <w:tc>
+          <w:tcPr>
+            <w:tcW w:w="0" w:type="auto"/>
+            <w:gridSpan w:val="6"/>
+            <w:tcBorders>
+              <w:top w:val="single" w:sz="6" w:space="0" w:color="CCCCCC"/>
+              <w:left w:val="single" w:sz="6" w:space="0" w:color="CCCCCC"/>
+              <w:bottom w:val="single" w:sz="6" w:space="0" w:color="CCCCCC"/>
+              <w:right w:val="single" w:sz="6" w:space="0" w:color="CCCCCC"/>
+            </w:tcBorders>
+            <w:shd w:val="clear" w:color="auto" w:fill="F5F5F5"/>
+            <w:tcMar>
+              <w:top w:w="60" w:type="dxa"/>
+              <w:left w:w="60" w:type="dxa"/>
+              <w:bottom w:w="60" w:type="dxa"/>
+              <w:right w:w="60" w:type="dxa"/>
+            </w:tcMar>
+            <w:vAlign w:val="bottom"/>
+            <w:hideMark/>
+          </w:tcPr>
+          <w:p>
+            <w:pPr>
+              <w:rPr>
+                <w:rFonts w:ascii="Arial" w:hAnsi="Arial" w:cs="Arial"/>
+                <w:b/>
+                <w:bCs/>
+              </w:rPr>
+            </w:pPr>
+            <w:r>
+              <w:rPr>
+                <w:rFonts w:ascii="Arial" w:hAnsi="Arial" w:cs="Arial"/>
+                <w:b/>
+                <w:bCs/>
+              </w:rPr>
+              <w:t>状态</w:t>
+            </w:r>
+          </w:p>
+        </w:tc>
+      </w:tr>
+      <w:tr>
+        <w:tc>
+          <w:tcPr>
+            <w:tcW w:w="0" w:type="auto"/>
+            <w:vMerge/>
+            <w:tcBorders>
+              <w:top w:val="single" w:sz="6" w:space="0" w:color="CCCCCC"/>
+              <w:left w:val="single" w:sz="6" w:space="0" w:color="CCCCCC"/>
+              <w:bottom w:val="single" w:sz="6" w:space="0" w:color="CCCCCC"/>
+              <w:right w:val="single" w:sz="6" w:space="0" w:color="CCCCCC"/>
+            </w:tcBorders>
+            <w:shd w:val="clear" w:color="auto" w:fill="FFFFFF"/>
+            <w:vAlign w:val="center"/>
+            <w:hideMark/>
+          </w:tcPr>
+          <w:p>
+            <w:pPr>
+              <w:rPr>
+                <w:rFonts w:ascii="Arial" w:eastAsia="宋体" w:hAnsi="Arial" w:cs="Arial"/>
+                <w:b/>
+                <w:bCs/>
+                <w:sz w:val="24"/>
+                <w:szCs w:val="24"/>
+              </w:rPr>
+            </w:pPr>
+          </w:p>
+        </w:tc>
+        <w:tc>
+          <w:tcPr>
+            <w:tcW w:w="0" w:type="auto"/>
+            <w:tcBorders>
+              <w:top w:val="single" w:sz="6" w:space="0" w:color="CCCCCC"/>
+              <w:left w:val="single" w:sz="6" w:space="0" w:color="CCCCCC"/>
+              <w:bottom w:val="single" w:sz="6" w:space="0" w:color="CCCCCC"/>
+              <w:right w:val="single" w:sz="6" w:space="0" w:color="CCCCCC"/>
+            </w:tcBorders>
+            <w:shd w:val="clear" w:color="auto" w:fill="F5F5F5"/>
+            <w:tcMar>
+              <w:top w:w="60" w:type="dxa"/>
+              <w:left w:w="60" w:type="dxa"/>
+              <w:bottom w:w="60" w:type="dxa"/>
+              <w:right w:w="60" w:type="dxa"/>
+            </w:tcMar>
+            <w:vAlign w:val="bottom"/>
+            <w:hideMark/>
+          </w:tcPr>
+          <w:p>
+            <w:pPr>
+              <w:rPr>
+                <w:rFonts w:ascii="Arial" w:hAnsi="Arial" w:cs="Arial"/>
+                <w:b/>
+                <w:bCs/>
+              </w:rPr>
+            </w:pPr>
+            <w:r>
+              <w:rPr>
+                <w:rFonts w:ascii="Arial" w:hAnsi="Arial" w:cs="Arial"/>
+                <w:b/>
+                <w:bCs/>
+                <w:caps/>
+                <w:color w:val="4A6785"/>
+                <w:sz w:val="17"/>
+                <w:szCs w:val="17"/>
+                <w:bdr w:val="single" w:sz="6" w:space="2" w:color="E4E8ED" w:frame="1"/>
+                <w:shd w:val="clear" w:color="auto" w:fill="FFFFFF"/>
+              </w:rPr>
+              <w:t>开始</w:t>
+            </w:r>
+          </w:p>
+        </w:tc>
+        <w:tc>
+          <w:tcPr>
+            <w:tcW w:w="0" w:type="auto"/>
+            <w:tcBorders>
+              <w:top w:val="single" w:sz="6" w:space="0" w:color="CCCCCC"/>
+              <w:left w:val="single" w:sz="6" w:space="0" w:color="CCCCCC"/>
+              <w:bottom w:val="single" w:sz="6" w:space="0" w:color="CCCCCC"/>
+              <w:right w:val="single" w:sz="6" w:space="0" w:color="CCCCCC"/>
+            </w:tcBorders>
+            <w:shd w:val="clear" w:color="auto" w:fill="F5F5F5"/>
+            <w:tcMar>
+              <w:top w:w="60" w:type="dxa"/>
+              <w:left w:w="60" w:type="dxa"/>
+              <w:bottom w:w="60" w:type="dxa"/>
+              <w:right w:w="60" w:type="dxa"/>
+            </w:tcMar>
+            <w:vAlign w:val="bottom"/>
+            <w:hideMark/>
+          </w:tcPr>
+          <w:p>
+            <w:pPr>
+              <w:rPr>
+                <w:rFonts w:ascii="Arial" w:hAnsi="Arial" w:cs="Arial"/>
+                <w:b/>
+                <w:bCs/>
+              </w:rPr>
+            </w:pPr>
+            <w:r>
+              <w:rPr>
+                <w:rFonts w:ascii="Arial" w:hAnsi="Arial" w:cs="Arial"/>
+                <w:b/>
+                <w:bCs/>
+                <w:caps/>
+                <w:color w:val="594300"/>
+                <w:sz w:val="17"/>
+                <w:szCs w:val="17"/>
+                <w:bdr w:val="single" w:sz="6" w:space="2" w:color="FFE28C" w:frame="1"/>
+                <w:shd w:val="clear" w:color="auto" w:fill="FFFFFF"/>
+              </w:rPr>
+              <w:t>进行中</w:t>
+            </w:r>
+          </w:p>
+        </w:tc>
+        <w:tc>
+          <w:tcPr>
+            <w:tcW w:w="0" w:type="auto"/>
+            <w:tcBorders>
+              <w:top w:val="single" w:sz="6" w:space="0" w:color="CCCCCC"/>
+              <w:left w:val="single" w:sz="6" w:space="0" w:color="CCCCCC"/>
+              <w:bottom w:val="single" w:sz="6" w:space="0" w:color="CCCCCC"/>
+              <w:right w:val="single" w:sz="6" w:space="0" w:color="CCCCCC"/>
+            </w:tcBorders>
+            <w:shd w:val="clear" w:color="auto" w:fill="F5F5F5"/>
+            <w:tcMar>
+              <w:top w:w="60" w:type="dxa"/>
+              <w:left w:w="60" w:type="dxa"/>
+              <w:bottom w:w="60" w:type="dxa"/>
+              <w:right w:w="60" w:type="dxa"/>
+            </w:tcMar>
+            <w:vAlign w:val="bottom"/>
+            <w:hideMark/>
+          </w:tcPr>
+          <w:p>
+            <w:pPr>
+              <w:rPr>
+                <w:rFonts w:ascii="Arial" w:hAnsi="Arial" w:cs="Arial"/>
+                <w:b/>
+                <w:bCs/>
+              </w:rPr>
+            </w:pPr>
+            <w:r>
+              <w:rPr>
+                <w:rFonts w:ascii="Arial" w:hAnsi="Arial" w:cs="Arial"/>
+                <w:b/>
+                <w:bCs/>
+                <w:caps/>
+                <w:color w:val="4A6785"/>
+                <w:sz w:val="17"/>
+                <w:szCs w:val="17"/>
+                <w:bdr w:val="single" w:sz="6" w:space="2" w:color="E4E8ED" w:frame="1"/>
+                <w:shd w:val="clear" w:color="auto" w:fill="FFFFFF"/>
+              </w:rPr>
+              <w:t>重新打开</w:t>
+            </w:r>
+          </w:p>
+        </w:tc>
+        <w:tc>
+          <w:tcPr>
+            <w:tcW w:w="0" w:type="auto"/>
+            <w:tcBorders>
+              <w:top w:val="single" w:sz="6" w:space="0" w:color="CCCCCC"/>
+              <w:left w:val="single" w:sz="6" w:space="0" w:color="CCCCCC"/>
+              <w:bottom w:val="single" w:sz="6" w:space="0" w:color="CCCCCC"/>
+              <w:right w:val="single" w:sz="6" w:space="0" w:color="CCCCCC"/>
+            </w:tcBorders>
+            <w:shd w:val="clear" w:color="auto" w:fill="F5F5F5"/>
+            <w:tcMar>
+              <w:top w:w="60" w:type="dxa"/>
+              <w:left w:w="60" w:type="dxa"/>
+              <w:bottom w:w="60" w:type="dxa"/>
+              <w:right w:w="60" w:type="dxa"/>
+            </w:tcMar>
+            <w:vAlign w:val="bottom"/>
+            <w:hideMark/>
+          </w:tcPr>
+          <w:p>
+            <w:pPr>
+              <w:rPr>
+                <w:rFonts w:ascii="Arial" w:hAnsi="Arial" w:cs="Arial"/>
+                <w:b/>
+                <w:bCs/>
+              </w:rPr>
+            </w:pPr>
+            <w:r>
+              <w:rPr>
+                <w:rFonts w:ascii="Arial" w:hAnsi="Arial" w:cs="Arial"/>
+                <w:b/>
+                <w:bCs/>
+                <w:caps/>
+                <w:color w:val="14892C"/>
+                <w:sz w:val="17"/>
+                <w:szCs w:val="17"/>
+                <w:bdr w:val="single" w:sz="6" w:space="2" w:color="B2D8B9" w:frame="1"/>
+                <w:shd w:val="clear" w:color="auto" w:fill="FFFFFF"/>
+              </w:rPr>
+              <w:t>已解决</w:t>
+            </w:r>
+          </w:p>
+        </w:tc>
+        <w:tc>
+          <w:tcPr>
+            <w:tcW w:w="0" w:type="auto"/>
+            <w:tcBorders>
+              <w:top w:val="single" w:sz="6" w:space="0" w:color="CCCCCC"/>
+              <w:left w:val="single" w:sz="6" w:space="0" w:color="CCCCCC"/>
+              <w:bottom w:val="single" w:sz="6" w:space="0" w:color="CCCCCC"/>
+              <w:right w:val="single" w:sz="6" w:space="0" w:color="CCCCCC"/>
+            </w:tcBorders>
+            <w:shd w:val="clear" w:color="auto" w:fill="F5F5F5"/>
+            <w:tcMar>
+              <w:top w:w="60" w:type="dxa"/>
+              <w:left w:w="60" w:type="dxa"/>
+              <w:bottom w:w="60" w:type="dxa"/>
+              <w:right w:w="60" w:type="dxa"/>
+            </w:tcMar>
+            <w:vAlign w:val="bottom"/>
+            <w:hideMark/>
+          </w:tcPr>
+          <w:p>
+            <w:pPr>
+              <w:rPr>
+                <w:rFonts w:ascii="Arial" w:hAnsi="Arial" w:cs="Arial"/>
+                <w:b/>
+                <w:bCs/>
+              </w:rPr>
+            </w:pPr>
+            <w:r>
+              <w:rPr>
+                <w:rFonts w:ascii="Arial" w:hAnsi="Arial" w:cs="Arial"/>
+                <w:b/>
+                <w:bCs/>
+                <w:caps/>
+                <w:color w:val="594300"/>
+                <w:sz w:val="17"/>
+                <w:szCs w:val="17"/>
+                <w:bdr w:val="single" w:sz="6" w:space="2" w:color="FFE28C" w:frame="1"/>
+                <w:shd w:val="clear" w:color="auto" w:fill="FFFFFF"/>
+              </w:rPr>
+              <w:t>TEST</w:t>
+            </w:r>
+          </w:p>
+        </w:tc>
+        <w:tc>
+          <w:tcPr>
+            <w:tcW w:w="0" w:type="auto"/>
+            <w:tcBorders>
+              <w:top w:val="single" w:sz="6" w:space="0" w:color="CCCCCC"/>
+              <w:left w:val="single" w:sz="6" w:space="0" w:color="CCCCCC"/>
+              <w:bottom w:val="single" w:sz="6" w:space="0" w:color="CCCCCC"/>
+              <w:right w:val="single" w:sz="6" w:space="0" w:color="CCCCCC"/>
+            </w:tcBorders>
+            <w:shd w:val="clear" w:color="auto" w:fill="F5F5F5"/>
+            <w:tcMar>
+              <w:top w:w="60" w:type="dxa"/>
+              <w:left w:w="60" w:type="dxa"/>
+              <w:bottom w:w="60" w:type="dxa"/>
+              <w:right w:w="60" w:type="dxa"/>
+            </w:tcMar>
+            <w:vAlign w:val="bottom"/>
+            <w:hideMark/>
+          </w:tcPr>
+          <w:p>
+            <w:pPr>
+              <w:rPr>
+                <w:rFonts w:ascii="Arial" w:hAnsi="Arial" w:cs="Arial"/>
+                <w:b/>
+                <w:bCs/>
+              </w:rPr>
+            </w:pPr>
+            <w:r>
+              <w:rPr>
+                <w:rFonts w:ascii="Arial" w:hAnsi="Arial" w:cs="Arial"/>
+                <w:b/>
+                <w:bCs/>
+              </w:rPr>
+              <w:t>合计</w:t>
+            </w:r>
+            <w:r>
+              <w:rPr>
+                <w:rFonts w:ascii="Arial" w:hAnsi="Arial" w:cs="Arial"/>
+                <w:b/>
+                <w:bCs/>
+              </w:rPr>
+              <w:t>:</w:t>
+            </w:r>
+          </w:p>
+        </w:tc>
+      </w:tr>
+      <w:tr>
+        <w:tc>
+          <w:tcPr>
+            <w:tcW w:w="0" w:type="auto"/>
+            <w:tcBorders>
+              <w:top w:val="single" w:sz="6" w:space="0" w:color="CCCCCC"/>
+              <w:left w:val="single" w:sz="6" w:space="0" w:color="CCCCCC"/>
+              <w:bottom w:val="single" w:sz="6" w:space="0" w:color="CCCCCC"/>
+              <w:right w:val="single" w:sz="6" w:space="0" w:color="CCCCCC"/>
+            </w:tcBorders>
+            <w:shd w:val="clear" w:color="auto" w:fill="FFFFFF"/>
+            <w:tcMar>
+              <w:top w:w="60" w:type="dxa"/>
+              <w:left w:w="60" w:type="dxa"/>
+              <w:bottom w:w="60" w:type="dxa"/>
+              <w:right w:w="60" w:type="dxa"/>
+            </w:tcMar>
+            <w:vAlign w:val="center"/>
+            <w:hideMark/>
+          </w:tcPr>
+          <w:p>
+            <w:pPr>
+              <w:rPr>
+                <w:rFonts w:ascii="Arial" w:hAnsi="Arial" w:cs="Arial"/>
+              </w:rPr>
+            </w:pPr>
+            <w:hyperlink r:id="rId91" w:history="1">
+              <w:r>
+                <w:rPr>
+                  <w:rStyle w:val="af"/>
+                  <w:rFonts w:ascii="Arial" w:hAnsi="Arial" w:cs="Arial"/>
+                  <w:color w:val="3B73AF"/>
+                </w:rPr>
+                <w:t>许建辉</w:t>
+              </w:r>
+            </w:hyperlink>
+          </w:p>
+        </w:tc>
+        <w:tc>
+          <w:tcPr>
+            <w:tcW w:w="0" w:type="auto"/>
+            <w:tcBorders>
+              <w:top w:val="single" w:sz="6" w:space="0" w:color="CCCCCC"/>
+              <w:left w:val="single" w:sz="6" w:space="0" w:color="CCCCCC"/>
+              <w:bottom w:val="single" w:sz="6" w:space="0" w:color="CCCCCC"/>
+              <w:right w:val="single" w:sz="6" w:space="0" w:color="CCCCCC"/>
+            </w:tcBorders>
+            <w:shd w:val="clear" w:color="auto" w:fill="FFFFFF"/>
+            <w:tcMar>
+              <w:top w:w="60" w:type="dxa"/>
+              <w:left w:w="60" w:type="dxa"/>
+              <w:bottom w:w="60" w:type="dxa"/>
+              <w:right w:w="60" w:type="dxa"/>
+            </w:tcMar>
+            <w:vAlign w:val="center"/>
+            <w:hideMark/>
+          </w:tcPr>
+          <w:p>
+            <w:pPr>
+              <w:rPr>
+                <w:rFonts w:ascii="Arial" w:hAnsi="Arial" w:cs="Arial"/>
+              </w:rPr>
+            </w:pPr>
+            <w:hyperlink r:id="rId92" w:history="1">
+              <w:r>
+                <w:rPr>
+                  <w:rStyle w:val="af"/>
+                  <w:rFonts w:ascii="Arial" w:hAnsi="Arial" w:cs="Arial"/>
+                  <w:color w:val="3B73AF"/>
+                </w:rPr>
+                <w:t>87</w:t>
+              </w:r>
+            </w:hyperlink>
+          </w:p>
+        </w:tc>
+        <w:tc>
+          <w:tcPr>
+            <w:tcW w:w="0" w:type="auto"/>
+            <w:tcBorders>
+              <w:top w:val="single" w:sz="6" w:space="0" w:color="CCCCCC"/>
+              <w:left w:val="single" w:sz="6" w:space="0" w:color="CCCCCC"/>
+              <w:bottom w:val="single" w:sz="6" w:space="0" w:color="CCCCCC"/>
+              <w:right w:val="single" w:sz="6" w:space="0" w:color="CCCCCC"/>
+            </w:tcBorders>
+            <w:shd w:val="clear" w:color="auto" w:fill="FFFFFF"/>
+            <w:tcMar>
+              <w:top w:w="60" w:type="dxa"/>
+              <w:left w:w="60" w:type="dxa"/>
+              <w:bottom w:w="60" w:type="dxa"/>
+              <w:right w:w="60" w:type="dxa"/>
+            </w:tcMar>
+            <w:vAlign w:val="center"/>
+            <w:hideMark/>
+          </w:tcPr>
+          <w:p>
+            <w:pPr>
+              <w:rPr>
+                <w:rFonts w:ascii="Arial" w:hAnsi="Arial" w:cs="Arial"/>
+              </w:rPr>
+            </w:pPr>
+            <w:hyperlink r:id="rId93" w:history="1">
+              <w:r>
+                <w:rPr>
+                  <w:rStyle w:val="af"/>
+                  <w:rFonts w:ascii="Arial" w:hAnsi="Arial" w:cs="Arial"/>
+                  <w:color w:val="3B73AF"/>
+                </w:rPr>
+                <w:t>78</w:t>
+              </w:r>
+            </w:hyperlink>
+          </w:p>
+        </w:tc>
+        <w:tc>
+          <w:tcPr>
+            <w:tcW w:w="0" w:type="auto"/>
+            <w:tcBorders>
+              <w:top w:val="single" w:sz="6" w:space="0" w:color="CCCCCC"/>
+              <w:left w:val="single" w:sz="6" w:space="0" w:color="CCCCCC"/>
+              <w:bottom w:val="single" w:sz="6" w:space="0" w:color="CCCCCC"/>
+              <w:right w:val="single" w:sz="6" w:space="0" w:color="CCCCCC"/>
+            </w:tcBorders>
+            <w:shd w:val="clear" w:color="auto" w:fill="FFFFFF"/>
+            <w:tcMar>
+              <w:top w:w="60" w:type="dxa"/>
+              <w:left w:w="60" w:type="dxa"/>
+              <w:bottom w:w="60" w:type="dxa"/>
+              <w:right w:w="60" w:type="dxa"/>
+            </w:tcMar>
+            <w:vAlign w:val="center"/>
+            <w:hideMark/>
+          </w:tcPr>
+          <w:p>
+            <w:pPr>
+              <w:rPr>
+                <w:rFonts w:ascii="Arial" w:hAnsi="Arial" w:cs="Arial"/>
+              </w:rPr>
+            </w:pPr>
+            <w:hyperlink r:id="rId94" w:tgtFrame="_parent" w:history="1">
+              <w:r>
+                <w:rPr>
+                  <w:rStyle w:val="af"/>
+                  <w:rFonts w:ascii="Arial" w:hAnsi="Arial" w:cs="Arial"/>
+                  <w:color w:val="3B73AF"/>
+                </w:rPr>
+                <w:t>0</w:t>
+              </w:r>
+            </w:hyperlink>
+          </w:p>
+        </w:tc>
+        <w:tc>
+          <w:tcPr>
+            <w:tcW w:w="0" w:type="auto"/>
+            <w:tcBorders>
+              <w:top w:val="single" w:sz="6" w:space="0" w:color="CCCCCC"/>
+              <w:left w:val="single" w:sz="6" w:space="0" w:color="CCCCCC"/>
+              <w:bottom w:val="single" w:sz="6" w:space="0" w:color="CCCCCC"/>
+              <w:right w:val="single" w:sz="6" w:space="0" w:color="CCCCCC"/>
+            </w:tcBorders>
+            <w:shd w:val="clear" w:color="auto" w:fill="FFFFFF"/>
+            <w:tcMar>
+              <w:top w:w="60" w:type="dxa"/>
+              <w:left w:w="60" w:type="dxa"/>
+              <w:bottom w:w="60" w:type="dxa"/>
+              <w:right w:w="60" w:type="dxa"/>
+            </w:tcMar>
+            <w:vAlign w:val="center"/>
+            <w:hideMark/>
+          </w:tcPr>
+          <w:p>
+            <w:pPr>
+              <w:rPr>
+                <w:rFonts w:ascii="Arial" w:hAnsi="Arial" w:cs="Arial"/>
+              </w:rPr>
+            </w:pPr>
+            <w:hyperlink r:id="rId95" w:history="1">
+              <w:r>
+                <w:rPr>
+                  <w:rStyle w:val="af"/>
+                  <w:rFonts w:ascii="Arial" w:hAnsi="Arial" w:cs="Arial"/>
+                  <w:color w:val="3B73AF"/>
+                </w:rPr>
+                <w:t>0</w:t>
+              </w:r>
+            </w:hyperlink>
+          </w:p>
+        </w:tc>
+        <w:tc>
+          <w:tcPr>
+            <w:tcW w:w="0" w:type="auto"/>
+            <w:tcBorders>
+              <w:top w:val="single" w:sz="6" w:space="0" w:color="CCCCCC"/>
+              <w:left w:val="single" w:sz="6" w:space="0" w:color="CCCCCC"/>
+              <w:bottom w:val="single" w:sz="6" w:space="0" w:color="CCCCCC"/>
+              <w:right w:val="single" w:sz="6" w:space="0" w:color="CCCCCC"/>
+            </w:tcBorders>
+            <w:shd w:val="clear" w:color="auto" w:fill="FFFFFF"/>
+            <w:tcMar>
+              <w:top w:w="60" w:type="dxa"/>
+              <w:left w:w="60" w:type="dxa"/>
+              <w:bottom w:w="60" w:type="dxa"/>
+              <w:right w:w="60" w:type="dxa"/>
+            </w:tcMar>
+            <w:vAlign w:val="center"/>
+            <w:hideMark/>
+          </w:tcPr>
+          <w:p>
+            <w:pPr>
+              <w:rPr>
+                <w:rFonts w:ascii="Arial" w:hAnsi="Arial" w:cs="Arial"/>
+              </w:rPr>
+            </w:pPr>
+            <w:hyperlink r:id="rId96" w:history="1">
+              <w:r>
+                <w:rPr>
+                  <w:rStyle w:val="af"/>
+                  <w:rFonts w:ascii="Arial" w:hAnsi="Arial" w:cs="Arial"/>
+                  <w:color w:val="3B73AF"/>
+                </w:rPr>
+                <w:t>1</w:t>
+              </w:r>
+            </w:hyperlink>
+          </w:p>
+        </w:tc>
+        <w:tc>
+          <w:tcPr>
+            <w:tcW w:w="0" w:type="auto"/>
+            <w:tcBorders>
+              <w:top w:val="single" w:sz="6" w:space="0" w:color="CCCCCC"/>
+              <w:left w:val="single" w:sz="6" w:space="0" w:color="CCCCCC"/>
+              <w:bottom w:val="single" w:sz="6" w:space="0" w:color="CCCCCC"/>
+              <w:right w:val="single" w:sz="6" w:space="0" w:color="CCCCCC"/>
+            </w:tcBorders>
+            <w:shd w:val="clear" w:color="auto" w:fill="F5F5F5"/>
+            <w:tcMar>
+              <w:top w:w="60" w:type="dxa"/>
+              <w:left w:w="60" w:type="dxa"/>
+              <w:bottom w:w="60" w:type="dxa"/>
+              <w:right w:w="60" w:type="dxa"/>
+            </w:tcMar>
+            <w:vAlign w:val="center"/>
+            <w:hideMark/>
+          </w:tcPr>
+          <w:p>
+            <w:pPr>
+              <w:rPr>
+                <w:rFonts w:ascii="Arial" w:hAnsi="Arial" w:cs="Arial"/>
+                <w:b/>
+                <w:bCs/>
+              </w:rPr>
+            </w:pPr>
+            <w:hyperlink r:id="rId97" w:history="1">
+              <w:r>
+                <w:rPr>
+                  <w:rStyle w:val="af"/>
+                  <w:rFonts w:ascii="Arial" w:hAnsi="Arial" w:cs="Arial"/>
+                  <w:b/>
+                  <w:bCs/>
+                  <w:color w:val="3B73AF"/>
+                </w:rPr>
+                <w:t>166</w:t>
+              </w:r>
+            </w:hyperlink>
+          </w:p>
+        </w:tc>
+      </w:tr>
+      <w:tr>
+        <w:tc>
+          <w:tcPr>
+            <w:tcW w:w="0" w:type="auto"/>
+            <w:tcBorders>
+              <w:top w:val="single" w:sz="6" w:space="0" w:color="CCCCCC"/>
+              <w:left w:val="single" w:sz="6" w:space="0" w:color="CCCCCC"/>
+              <w:bottom w:val="single" w:sz="6" w:space="0" w:color="CCCCCC"/>
+              <w:right w:val="single" w:sz="6" w:space="0" w:color="CCCCCC"/>
+            </w:tcBorders>
+            <w:shd w:val="clear" w:color="auto" w:fill="FFFFFF"/>
+            <w:tcMar>
+              <w:top w:w="60" w:type="dxa"/>
+              <w:left w:w="60" w:type="dxa"/>
+              <w:bottom w:w="60" w:type="dxa"/>
+              <w:right w:w="60" w:type="dxa"/>
+            </w:tcMar>
+            <w:vAlign w:val="center"/>
+            <w:hideMark/>
+          </w:tcPr>
+          <w:p>
+            <w:pPr>
+              <w:rPr>
+                <w:rFonts w:ascii="Arial" w:hAnsi="Arial" w:cs="Arial"/>
+              </w:rPr>
+            </w:pPr>
+            <w:hyperlink r:id="rId98" w:history="1">
+              <w:r>
+                <w:rPr>
+                  <w:rStyle w:val="af"/>
+                  <w:rFonts w:ascii="Arial" w:hAnsi="Arial" w:cs="Arial"/>
+                  <w:color w:val="3B73AF"/>
+                </w:rPr>
+                <w:t>谭钊波</w:t>
+              </w:r>
+            </w:hyperlink>
+          </w:p>
+        </w:tc>
+        <w:tc>
+          <w:tcPr>
+            <w:tcW w:w="0" w:type="auto"/>
+            <w:tcBorders>
+              <w:top w:val="single" w:sz="6" w:space="0" w:color="CCCCCC"/>
+              <w:left w:val="single" w:sz="6" w:space="0" w:color="CCCCCC"/>
+              <w:bottom w:val="single" w:sz="6" w:space="0" w:color="CCCCCC"/>
+              <w:right w:val="single" w:sz="6" w:space="0" w:color="CCCCCC"/>
+            </w:tcBorders>
+            <w:shd w:val="clear" w:color="auto" w:fill="FFFFFF"/>
+            <w:tcMar>
+              <w:top w:w="60" w:type="dxa"/>
+              <w:left w:w="60" w:type="dxa"/>
+              <w:bottom w:w="60" w:type="dxa"/>
+              <w:right w:w="60" w:type="dxa"/>
+            </w:tcMar>
+            <w:vAlign w:val="center"/>
+            <w:hideMark/>
+          </w:tcPr>
+          <w:p>
+            <w:pPr>
+              <w:rPr>
+                <w:rFonts w:ascii="Arial" w:hAnsi="Arial" w:cs="Arial"/>
+              </w:rPr>
+            </w:pPr>
+            <w:hyperlink r:id="rId99" w:history="1">
+              <w:r>
+                <w:rPr>
+                  <w:rStyle w:val="af"/>
+                  <w:rFonts w:ascii="Arial" w:hAnsi="Arial" w:cs="Arial"/>
+                  <w:color w:val="3B73AF"/>
+                </w:rPr>
+                <w:t>24</w:t>
+              </w:r>
+            </w:hyperlink>
+          </w:p>
+        </w:tc>
+        <w:tc>
+          <w:tcPr>
+            <w:tcW w:w="0" w:type="auto"/>
+            <w:tcBorders>
+              <w:top w:val="single" w:sz="6" w:space="0" w:color="CCCCCC"/>
+              <w:left w:val="single" w:sz="6" w:space="0" w:color="CCCCCC"/>
+              <w:bottom w:val="single" w:sz="6" w:space="0" w:color="CCCCCC"/>
+              <w:right w:val="single" w:sz="6" w:space="0" w:color="CCCCCC"/>
+            </w:tcBorders>
+            <w:shd w:val="clear" w:color="auto" w:fill="FFFFFF"/>
+            <w:tcMar>
+              <w:top w:w="60" w:type="dxa"/>
+              <w:left w:w="60" w:type="dxa"/>
+              <w:bottom w:w="60" w:type="dxa"/>
+              <w:right w:w="60" w:type="dxa"/>
+            </w:tcMar>
+            <w:vAlign w:val="center"/>
+            <w:hideMark/>
+          </w:tcPr>
+          <w:p>
+            <w:pPr>
+              <w:rPr>
+                <w:rFonts w:ascii="Arial" w:hAnsi="Arial" w:cs="Arial"/>
+              </w:rPr>
+            </w:pPr>
+            <w:hyperlink r:id="rId100" w:history="1">
+              <w:r>
+                <w:rPr>
+                  <w:rStyle w:val="af"/>
+                  <w:rFonts w:ascii="Arial" w:hAnsi="Arial" w:cs="Arial"/>
+                  <w:color w:val="3B73AF"/>
+                </w:rPr>
+                <w:t>50</w:t>
+              </w:r>
+            </w:hyperlink>
+          </w:p>
+        </w:tc>
+        <w:tc>
+          <w:tcPr>
+            <w:tcW w:w="0" w:type="auto"/>
+            <w:tcBorders>
+              <w:top w:val="single" w:sz="6" w:space="0" w:color="CCCCCC"/>
+              <w:left w:val="single" w:sz="6" w:space="0" w:color="CCCCCC"/>
+              <w:bottom w:val="single" w:sz="6" w:space="0" w:color="CCCCCC"/>
+              <w:right w:val="single" w:sz="6" w:space="0" w:color="CCCCCC"/>
+            </w:tcBorders>
+            <w:shd w:val="clear" w:color="auto" w:fill="FFFFFF"/>
+            <w:tcMar>
+              <w:top w:w="60" w:type="dxa"/>
+              <w:left w:w="60" w:type="dxa"/>
+              <w:bottom w:w="60" w:type="dxa"/>
+              <w:right w:w="60" w:type="dxa"/>
+            </w:tcMar>
+            <w:vAlign w:val="center"/>
+            <w:hideMark/>
+          </w:tcPr>
+          <w:p>
+            <w:pPr>
+              <w:rPr>
+                <w:rFonts w:ascii="Arial" w:hAnsi="Arial" w:cs="Arial"/>
+              </w:rPr>
+            </w:pPr>
+            <w:hyperlink r:id="rId101" w:history="1">
+              <w:r>
+                <w:rPr>
+                  <w:rStyle w:val="af"/>
+                  <w:rFonts w:ascii="Arial" w:hAnsi="Arial" w:cs="Arial"/>
+                  <w:color w:val="3B73AF"/>
+                </w:rPr>
+                <w:t>0</w:t>
+              </w:r>
+            </w:hyperlink>
+          </w:p>
+        </w:tc>
+        <w:tc>
+          <w:tcPr>
+            <w:tcW w:w="0" w:type="auto"/>
+            <w:tcBorders>
+              <w:top w:val="single" w:sz="6" w:space="0" w:color="CCCCCC"/>
+              <w:left w:val="single" w:sz="6" w:space="0" w:color="CCCCCC"/>
+              <w:bottom w:val="single" w:sz="6" w:space="0" w:color="CCCCCC"/>
+              <w:right w:val="single" w:sz="6" w:space="0" w:color="CCCCCC"/>
+            </w:tcBorders>
+            <w:shd w:val="clear" w:color="auto" w:fill="FFFFFF"/>
+            <w:tcMar>
+              <w:top w:w="60" w:type="dxa"/>
+              <w:left w:w="60" w:type="dxa"/>
+              <w:bottom w:w="60" w:type="dxa"/>
+              <w:right w:w="60" w:type="dxa"/>
+            </w:tcMar>
+            <w:vAlign w:val="center"/>
+            <w:hideMark/>
+          </w:tcPr>
+          <w:p>
+            <w:pPr>
+              <w:rPr>
+                <w:rFonts w:ascii="Arial" w:hAnsi="Arial" w:cs="Arial"/>
+              </w:rPr>
+            </w:pPr>
+            <w:hyperlink r:id="rId102" w:history="1">
+              <w:r>
+                <w:rPr>
+                  <w:rStyle w:val="af"/>
+                  <w:rFonts w:ascii="Arial" w:hAnsi="Arial" w:cs="Arial"/>
+                  <w:color w:val="3B73AF"/>
+                </w:rPr>
+                <w:t>2</w:t>
+              </w:r>
+            </w:hyperlink>
+          </w:p>
+        </w:tc>
+        <w:tc>
+          <w:tcPr>
+            <w:tcW w:w="0" w:type="auto"/>
+            <w:tcBorders>
+              <w:top w:val="single" w:sz="6" w:space="0" w:color="CCCCCC"/>
+              <w:left w:val="single" w:sz="6" w:space="0" w:color="CCCCCC"/>
+              <w:bottom w:val="single" w:sz="6" w:space="0" w:color="CCCCCC"/>
+              <w:right w:val="single" w:sz="6" w:space="0" w:color="CCCCCC"/>
+            </w:tcBorders>
+            <w:shd w:val="clear" w:color="auto" w:fill="FFFFFF"/>
+            <w:tcMar>
+              <w:top w:w="60" w:type="dxa"/>
+              <w:left w:w="60" w:type="dxa"/>
+              <w:bottom w:w="60" w:type="dxa"/>
+              <w:right w:w="60" w:type="dxa"/>
+            </w:tcMar>
+            <w:vAlign w:val="center"/>
+            <w:hideMark/>
+          </w:tcPr>
+          <w:p>
+            <w:pPr>
+              <w:rPr>
+                <w:rFonts w:ascii="Arial" w:hAnsi="Arial" w:cs="Arial"/>
+              </w:rPr>
+            </w:pPr>
+            <w:hyperlink r:id="rId103" w:history="1">
+              <w:r>
+                <w:rPr>
+                  <w:rStyle w:val="af"/>
+                  <w:rFonts w:ascii="Arial" w:hAnsi="Arial" w:cs="Arial"/>
+                  <w:color w:val="3B73AF"/>
+                </w:rPr>
+                <w:t>0</w:t>
+              </w:r>
+            </w:hyperlink>
+          </w:p>
+        </w:tc>
+        <w:tc>
+          <w:tcPr>
+            <w:tcW w:w="0" w:type="auto"/>
+            <w:tcBorders>
+              <w:top w:val="single" w:sz="6" w:space="0" w:color="CCCCCC"/>
+              <w:left w:val="single" w:sz="6" w:space="0" w:color="CCCCCC"/>
+              <w:bottom w:val="single" w:sz="6" w:space="0" w:color="CCCCCC"/>
+              <w:right w:val="single" w:sz="6" w:space="0" w:color="CCCCCC"/>
+            </w:tcBorders>
+            <w:shd w:val="clear" w:color="auto" w:fill="F5F5F5"/>
+            <w:tcMar>
+              <w:top w:w="60" w:type="dxa"/>
+              <w:left w:w="60" w:type="dxa"/>
+              <w:bottom w:w="60" w:type="dxa"/>
+              <w:right w:w="60" w:type="dxa"/>
+            </w:tcMar>
+            <w:vAlign w:val="center"/>
+            <w:hideMark/>
+          </w:tcPr>
+          <w:p>
+            <w:pPr>
+              <w:rPr>
+                <w:rFonts w:ascii="Arial" w:hAnsi="Arial" w:cs="Arial"/>
+                <w:b/>
+                <w:bCs/>
+              </w:rPr>
+            </w:pPr>
+            <w:hyperlink r:id="rId104" w:history="1">
+              <w:r>
+                <w:rPr>
+                  <w:rStyle w:val="af"/>
+                  <w:rFonts w:ascii="Arial" w:hAnsi="Arial" w:cs="Arial"/>
+                  <w:b/>
+                  <w:bCs/>
+                  <w:color w:val="3B73AF"/>
+                </w:rPr>
+                <w:t>76</w:t>
+              </w:r>
+            </w:hyperlink>
+          </w:p>
+        </w:tc>
+      </w:tr>
+      <w:tr>
+        <w:tc>
+          <w:tcPr>
+            <w:tcW w:w="0" w:type="auto"/>
+            <w:tcBorders>
+              <w:top w:val="single" w:sz="6" w:space="0" w:color="CCCCCC"/>
+              <w:left w:val="single" w:sz="6" w:space="0" w:color="CCCCCC"/>
+              <w:bottom w:val="single" w:sz="6" w:space="0" w:color="CCCCCC"/>
+              <w:right w:val="single" w:sz="6" w:space="0" w:color="CCCCCC"/>
+            </w:tcBorders>
+            <w:shd w:val="clear" w:color="auto" w:fill="FFFFFF"/>
+            <w:tcMar>
+              <w:top w:w="60" w:type="dxa"/>
+              <w:left w:w="60" w:type="dxa"/>
+              <w:bottom w:w="60" w:type="dxa"/>
+              <w:right w:w="60" w:type="dxa"/>
+            </w:tcMar>
+            <w:vAlign w:val="center"/>
+            <w:hideMark/>
+          </w:tcPr>
+          <w:p>
+            <w:pPr>
+              <w:rPr>
+                <w:rFonts w:ascii="Arial" w:hAnsi="Arial" w:cs="Arial"/>
+              </w:rPr>
+            </w:pPr>
+            <w:hyperlink r:id="rId105" w:history="1">
+              <w:r>
+                <w:rPr>
+                  <w:rStyle w:val="af"/>
+                  <w:rFonts w:ascii="Arial" w:hAnsi="Arial" w:cs="Arial"/>
+                  <w:color w:val="3B73AF"/>
+                </w:rPr>
+                <w:t>杨上德</w:t>
+              </w:r>
+            </w:hyperlink>
+          </w:p>
+        </w:tc>
+        <w:tc>
+          <w:tcPr>
+            <w:tcW w:w="0" w:type="auto"/>
+            <w:tcBorders>
+              <w:top w:val="single" w:sz="6" w:space="0" w:color="CCCCCC"/>
+              <w:left w:val="single" w:sz="6" w:space="0" w:color="CCCCCC"/>
+              <w:bottom w:val="single" w:sz="6" w:space="0" w:color="CCCCCC"/>
+              <w:right w:val="single" w:sz="6" w:space="0" w:color="CCCCCC"/>
+            </w:tcBorders>
+            <w:shd w:val="clear" w:color="auto" w:fill="FFFFFF"/>
+            <w:tcMar>
+              <w:top w:w="60" w:type="dxa"/>
+              <w:left w:w="60" w:type="dxa"/>
+              <w:bottom w:w="60" w:type="dxa"/>
+              <w:right w:w="60" w:type="dxa"/>
+            </w:tcMar>
+            <w:vAlign w:val="center"/>
+            <w:hideMark/>
+          </w:tcPr>
+          <w:p>
+            <w:pPr>
+              <w:rPr>
+                <w:rFonts w:ascii="Arial" w:hAnsi="Arial" w:cs="Arial"/>
+              </w:rPr>
+            </w:pPr>
+            <w:hyperlink r:id="rId106" w:history="1">
+              <w:r>
+                <w:rPr>
+                  <w:rStyle w:val="af"/>
+                  <w:rFonts w:ascii="Arial" w:hAnsi="Arial" w:cs="Arial"/>
+                  <w:color w:val="3B73AF"/>
+                </w:rPr>
+                <w:t>3</w:t>
+              </w:r>
+            </w:hyperlink>
+          </w:p>
+        </w:tc>
+        <w:tc>
+          <w:tcPr>
+            <w:tcW w:w="0" w:type="auto"/>
+            <w:tcBorders>
+              <w:top w:val="single" w:sz="6" w:space="0" w:color="CCCCCC"/>
+              <w:left w:val="single" w:sz="6" w:space="0" w:color="CCCCCC"/>
+              <w:bottom w:val="single" w:sz="6" w:space="0" w:color="CCCCCC"/>
+              <w:right w:val="single" w:sz="6" w:space="0" w:color="CCCCCC"/>
+            </w:tcBorders>
+            <w:shd w:val="clear" w:color="auto" w:fill="FFFFFF"/>
+            <w:tcMar>
+              <w:top w:w="60" w:type="dxa"/>
+              <w:left w:w="60" w:type="dxa"/>
+              <w:bottom w:w="60" w:type="dxa"/>
+              <w:right w:w="60" w:type="dxa"/>
+            </w:tcMar>
+            <w:vAlign w:val="center"/>
+            <w:hideMark/>
+          </w:tcPr>
+          <w:p>
+            <w:pPr>
+              <w:rPr>
+                <w:rFonts w:ascii="Arial" w:hAnsi="Arial" w:cs="Arial"/>
+              </w:rPr>
+            </w:pPr>
+            <w:hyperlink r:id="rId107" w:history="1">
+              <w:r>
+                <w:rPr>
+                  <w:rStyle w:val="af"/>
+                  <w:rFonts w:ascii="Arial" w:hAnsi="Arial" w:cs="Arial"/>
+                  <w:color w:val="3B73AF"/>
+                </w:rPr>
+                <w:t>30</w:t>
+              </w:r>
+            </w:hyperlink>
+          </w:p>
+        </w:tc>
+        <w:tc>
+          <w:tcPr>
+            <w:tcW w:w="0" w:type="auto"/>
+            <w:tcBorders>
+              <w:top w:val="single" w:sz="6" w:space="0" w:color="CCCCCC"/>
+              <w:left w:val="single" w:sz="6" w:space="0" w:color="CCCCCC"/>
+              <w:bottom w:val="single" w:sz="6" w:space="0" w:color="CCCCCC"/>
+              <w:right w:val="single" w:sz="6" w:space="0" w:color="CCCCCC"/>
+            </w:tcBorders>
+            <w:shd w:val="clear" w:color="auto" w:fill="FFFFFF"/>
+            <w:tcMar>
+              <w:top w:w="60" w:type="dxa"/>
+              <w:left w:w="60" w:type="dxa"/>
+              <w:bottom w:w="60" w:type="dxa"/>
+              <w:right w:w="60" w:type="dxa"/>
+            </w:tcMar>
+            <w:vAlign w:val="center"/>
+            <w:hideMark/>
+          </w:tcPr>
+          <w:p>
+            <w:pPr>
+              <w:rPr>
+                <w:rFonts w:ascii="Arial" w:hAnsi="Arial" w:cs="Arial"/>
+              </w:rPr>
+            </w:pPr>
+            <w:hyperlink r:id="rId108" w:history="1">
+              <w:r>
+                <w:rPr>
+                  <w:rStyle w:val="af"/>
+                  <w:rFonts w:ascii="Arial" w:hAnsi="Arial" w:cs="Arial"/>
+                  <w:color w:val="3B73AF"/>
+                </w:rPr>
+                <w:t>0</w:t>
+              </w:r>
+            </w:hyperlink>
+          </w:p>
+        </w:tc>
+        <w:tc>
+          <w:tcPr>
+            <w:tcW w:w="0" w:type="auto"/>
+            <w:tcBorders>
+              <w:top w:val="single" w:sz="6" w:space="0" w:color="CCCCCC"/>
+              <w:left w:val="single" w:sz="6" w:space="0" w:color="CCCCCC"/>
+              <w:bottom w:val="single" w:sz="6" w:space="0" w:color="CCCCCC"/>
+              <w:right w:val="single" w:sz="6" w:space="0" w:color="CCCCCC"/>
+            </w:tcBorders>
+            <w:shd w:val="clear" w:color="auto" w:fill="FFFFFF"/>
+            <w:tcMar>
+              <w:top w:w="60" w:type="dxa"/>
+              <w:left w:w="60" w:type="dxa"/>
+              <w:bottom w:w="60" w:type="dxa"/>
+              <w:right w:w="60" w:type="dxa"/>
+            </w:tcMar>
+            <w:vAlign w:val="center"/>
+            <w:hideMark/>
+          </w:tcPr>
+          <w:p>
+            <w:pPr>
+              <w:rPr>
+                <w:rFonts w:ascii="Arial" w:hAnsi="Arial" w:cs="Arial"/>
+              </w:rPr>
+            </w:pPr>
+            <w:hyperlink r:id="rId109" w:history="1">
+              <w:r>
+                <w:rPr>
+                  <w:rStyle w:val="af"/>
+                  <w:rFonts w:ascii="Arial" w:hAnsi="Arial" w:cs="Arial"/>
+                  <w:color w:val="3B73AF"/>
+                </w:rPr>
+                <w:t>0</w:t>
+              </w:r>
+            </w:hyperlink>
+          </w:p>
+        </w:tc>
+        <w:tc>
+          <w:tcPr>
+            <w:tcW w:w="0" w:type="auto"/>
+            <w:tcBorders>
+              <w:top w:val="single" w:sz="6" w:space="0" w:color="CCCCCC"/>
+              <w:left w:val="single" w:sz="6" w:space="0" w:color="CCCCCC"/>
+              <w:bottom w:val="single" w:sz="6" w:space="0" w:color="CCCCCC"/>
+              <w:right w:val="single" w:sz="6" w:space="0" w:color="CCCCCC"/>
+            </w:tcBorders>
+            <w:shd w:val="clear" w:color="auto" w:fill="FFFFFF"/>
+            <w:tcMar>
+              <w:top w:w="60" w:type="dxa"/>
+              <w:left w:w="60" w:type="dxa"/>
+              <w:bottom w:w="60" w:type="dxa"/>
+              <w:right w:w="60" w:type="dxa"/>
+            </w:tcMar>
+            <w:vAlign w:val="center"/>
+            <w:hideMark/>
+          </w:tcPr>
+          <w:p>
+            <w:pPr>
+              <w:rPr>
+                <w:rFonts w:ascii="Arial" w:hAnsi="Arial" w:cs="Arial"/>
+              </w:rPr>
+            </w:pPr>
+            <w:hyperlink r:id="rId110" w:history="1">
+              <w:r>
+                <w:rPr>
+                  <w:rStyle w:val="af"/>
+                  <w:rFonts w:ascii="Arial" w:hAnsi="Arial" w:cs="Arial"/>
+                  <w:color w:val="3B73AF"/>
+                </w:rPr>
+                <w:t>0</w:t>
+              </w:r>
+            </w:hyperlink>
+          </w:p>
+        </w:tc>
+        <w:tc>
+          <w:tcPr>
+            <w:tcW w:w="0" w:type="auto"/>
+            <w:tcBorders>
+              <w:top w:val="single" w:sz="6" w:space="0" w:color="CCCCCC"/>
+              <w:left w:val="single" w:sz="6" w:space="0" w:color="CCCCCC"/>
+              <w:bottom w:val="single" w:sz="6" w:space="0" w:color="CCCCCC"/>
+              <w:right w:val="single" w:sz="6" w:space="0" w:color="CCCCCC"/>
+            </w:tcBorders>
+            <w:shd w:val="clear" w:color="auto" w:fill="F5F5F5"/>
+            <w:tcMar>
+              <w:top w:w="60" w:type="dxa"/>
+              <w:left w:w="60" w:type="dxa"/>
+              <w:bottom w:w="60" w:type="dxa"/>
+              <w:right w:w="60" w:type="dxa"/>
+            </w:tcMar>
+            <w:vAlign w:val="center"/>
+            <w:hideMark/>
+          </w:tcPr>
+          <w:p>
+            <w:pPr>
+              <w:rPr>
+                <w:rFonts w:ascii="Arial" w:hAnsi="Arial" w:cs="Arial"/>
+                <w:b/>
+                <w:bCs/>
+              </w:rPr>
+            </w:pPr>
+            <w:hyperlink r:id="rId111" w:history="1">
+              <w:r>
+                <w:rPr>
+                  <w:rStyle w:val="af"/>
+                  <w:rFonts w:ascii="Arial" w:hAnsi="Arial" w:cs="Arial"/>
+                  <w:b/>
+                  <w:bCs/>
+                  <w:color w:val="3B73AF"/>
+                </w:rPr>
+                <w:t>33</w:t>
+              </w:r>
+            </w:hyperlink>
+          </w:p>
+        </w:tc>
+      </w:tr>
+      <w:tr>
+        <w:tc>
+          <w:tcPr>
+            <w:tcW w:w="0" w:type="auto"/>
+            <w:tcBorders>
+              <w:top w:val="single" w:sz="6" w:space="0" w:color="CCCCCC"/>
+              <w:left w:val="single" w:sz="6" w:space="0" w:color="CCCCCC"/>
+              <w:bottom w:val="single" w:sz="6" w:space="0" w:color="CCCCCC"/>
+              <w:right w:val="single" w:sz="6" w:space="0" w:color="CCCCCC"/>
+            </w:tcBorders>
+            <w:shd w:val="clear" w:color="auto" w:fill="FFFFFF"/>
+            <w:tcMar>
+              <w:top w:w="60" w:type="dxa"/>
+              <w:left w:w="60" w:type="dxa"/>
+              <w:bottom w:w="60" w:type="dxa"/>
+              <w:right w:w="60" w:type="dxa"/>
+            </w:tcMar>
+            <w:vAlign w:val="center"/>
+            <w:hideMark/>
+          </w:tcPr>
+          <w:p>
+            <w:pPr>
+              <w:rPr>
+                <w:rFonts w:ascii="Arial" w:hAnsi="Arial" w:cs="Arial"/>
+              </w:rPr>
+            </w:pPr>
+            <w:hyperlink r:id="rId112" w:history="1">
+              <w:r>
+                <w:rPr>
+                  <w:rStyle w:val="af"/>
+                  <w:rFonts w:ascii="Arial" w:hAnsi="Arial" w:cs="Arial"/>
+                  <w:color w:val="3B73AF"/>
+                </w:rPr>
+                <w:t>林友滨</w:t>
+              </w:r>
+            </w:hyperlink>
+          </w:p>
+        </w:tc>
+        <w:tc>
+          <w:tcPr>
+            <w:tcW w:w="0" w:type="auto"/>
+            <w:tcBorders>
+              <w:top w:val="single" w:sz="6" w:space="0" w:color="CCCCCC"/>
+              <w:left w:val="single" w:sz="6" w:space="0" w:color="CCCCCC"/>
+              <w:bottom w:val="single" w:sz="6" w:space="0" w:color="CCCCCC"/>
+              <w:right w:val="single" w:sz="6" w:space="0" w:color="CCCCCC"/>
+            </w:tcBorders>
+            <w:shd w:val="clear" w:color="auto" w:fill="FFFFFF"/>
+            <w:tcMar>
+              <w:top w:w="60" w:type="dxa"/>
+              <w:left w:w="60" w:type="dxa"/>
+              <w:bottom w:w="60" w:type="dxa"/>
+              <w:right w:w="60" w:type="dxa"/>
+            </w:tcMar>
+            <w:vAlign w:val="center"/>
+            <w:hideMark/>
+          </w:tcPr>
+          <w:p>
+            <w:pPr>
+              <w:rPr>
+                <w:rFonts w:ascii="Arial" w:hAnsi="Arial" w:cs="Arial"/>
+              </w:rPr>
+            </w:pPr>
+            <w:hyperlink r:id="rId113" w:history="1">
+              <w:r>
+                <w:rPr>
+                  <w:rStyle w:val="af"/>
+                  <w:rFonts w:ascii="Arial" w:hAnsi="Arial" w:cs="Arial"/>
+                  <w:color w:val="3B73AF"/>
+                </w:rPr>
+                <w:t>10</w:t>
+              </w:r>
+            </w:hyperlink>
+          </w:p>
+        </w:tc>
+        <w:tc>
+          <w:tcPr>
+            <w:tcW w:w="0" w:type="auto"/>
+            <w:tcBorders>
+              <w:top w:val="single" w:sz="6" w:space="0" w:color="CCCCCC"/>
+              <w:left w:val="single" w:sz="6" w:space="0" w:color="CCCCCC"/>
+              <w:bottom w:val="single" w:sz="6" w:space="0" w:color="CCCCCC"/>
+              <w:right w:val="single" w:sz="6" w:space="0" w:color="CCCCCC"/>
+            </w:tcBorders>
+            <w:shd w:val="clear" w:color="auto" w:fill="FFFFFF"/>
+            <w:tcMar>
+              <w:top w:w="60" w:type="dxa"/>
+              <w:left w:w="60" w:type="dxa"/>
+              <w:bottom w:w="60" w:type="dxa"/>
+              <w:right w:w="60" w:type="dxa"/>
+            </w:tcMar>
+            <w:vAlign w:val="center"/>
+            <w:hideMark/>
+          </w:tcPr>
+          <w:p>
+            <w:pPr>
+              <w:rPr>
+                <w:rFonts w:ascii="Arial" w:hAnsi="Arial" w:cs="Arial"/>
+              </w:rPr>
+            </w:pPr>
+            <w:hyperlink r:id="rId114" w:history="1">
+              <w:r>
+                <w:rPr>
+                  <w:rStyle w:val="af"/>
+                  <w:rFonts w:ascii="Arial" w:hAnsi="Arial" w:cs="Arial"/>
+                  <w:color w:val="3B73AF"/>
+                </w:rPr>
+                <w:t>8</w:t>
+              </w:r>
+            </w:hyperlink>
+          </w:p>
+        </w:tc>
+        <w:tc>
+          <w:tcPr>
+            <w:tcW w:w="0" w:type="auto"/>
+            <w:tcBorders>
+              <w:top w:val="single" w:sz="6" w:space="0" w:color="CCCCCC"/>
+              <w:left w:val="single" w:sz="6" w:space="0" w:color="CCCCCC"/>
+              <w:bottom w:val="single" w:sz="6" w:space="0" w:color="CCCCCC"/>
+              <w:right w:val="single" w:sz="6" w:space="0" w:color="CCCCCC"/>
+            </w:tcBorders>
+            <w:shd w:val="clear" w:color="auto" w:fill="FFFFFF"/>
+            <w:tcMar>
+              <w:top w:w="60" w:type="dxa"/>
+              <w:left w:w="60" w:type="dxa"/>
+              <w:bottom w:w="60" w:type="dxa"/>
+              <w:right w:w="60" w:type="dxa"/>
+            </w:tcMar>
+            <w:vAlign w:val="center"/>
+            <w:hideMark/>
+          </w:tcPr>
+          <w:p>
+            <w:pPr>
+              <w:rPr>
+                <w:rFonts w:ascii="Arial" w:hAnsi="Arial" w:cs="Arial"/>
+              </w:rPr>
+            </w:pPr>
+            <w:hyperlink r:id="rId115" w:history="1">
+              <w:r>
+                <w:rPr>
+                  <w:rStyle w:val="af"/>
+                  <w:rFonts w:ascii="Arial" w:hAnsi="Arial" w:cs="Arial"/>
+                  <w:color w:val="3B73AF"/>
+                </w:rPr>
+                <w:t>1</w:t>
+              </w:r>
+            </w:hyperlink>
+          </w:p>
+        </w:tc>
+        <w:tc>
+          <w:tcPr>
+            <w:tcW w:w="0" w:type="auto"/>
+            <w:tcBorders>
+              <w:top w:val="single" w:sz="6" w:space="0" w:color="CCCCCC"/>
+              <w:left w:val="single" w:sz="6" w:space="0" w:color="CCCCCC"/>
+              <w:bottom w:val="single" w:sz="6" w:space="0" w:color="CCCCCC"/>
+              <w:right w:val="single" w:sz="6" w:space="0" w:color="CCCCCC"/>
+            </w:tcBorders>
+            <w:shd w:val="clear" w:color="auto" w:fill="FFFFFF"/>
+            <w:tcMar>
+              <w:top w:w="60" w:type="dxa"/>
+              <w:left w:w="60" w:type="dxa"/>
+              <w:bottom w:w="60" w:type="dxa"/>
+              <w:right w:w="60" w:type="dxa"/>
+            </w:tcMar>
+            <w:vAlign w:val="center"/>
+            <w:hideMark/>
+          </w:tcPr>
+          <w:p>
+            <w:pPr>
+              <w:rPr>
+                <w:rFonts w:ascii="Arial" w:hAnsi="Arial" w:cs="Arial"/>
+              </w:rPr>
+            </w:pPr>
+            <w:hyperlink r:id="rId116" w:history="1">
+              <w:r>
+                <w:rPr>
+                  <w:rStyle w:val="af"/>
+                  <w:rFonts w:ascii="Arial" w:hAnsi="Arial" w:cs="Arial"/>
+                  <w:color w:val="3B73AF"/>
+                </w:rPr>
+                <w:t>1</w:t>
+              </w:r>
+            </w:hyperlink>
+          </w:p>
+        </w:tc>
+        <w:tc>
+          <w:tcPr>
+            <w:tcW w:w="0" w:type="auto"/>
+            <w:tcBorders>
+              <w:top w:val="single" w:sz="6" w:space="0" w:color="CCCCCC"/>
+              <w:left w:val="single" w:sz="6" w:space="0" w:color="CCCCCC"/>
+              <w:bottom w:val="single" w:sz="6" w:space="0" w:color="CCCCCC"/>
+              <w:right w:val="single" w:sz="6" w:space="0" w:color="CCCCCC"/>
+            </w:tcBorders>
+            <w:shd w:val="clear" w:color="auto" w:fill="FFFFFF"/>
+            <w:tcMar>
+              <w:top w:w="60" w:type="dxa"/>
+              <w:left w:w="60" w:type="dxa"/>
+              <w:bottom w:w="60" w:type="dxa"/>
+              <w:right w:w="60" w:type="dxa"/>
+            </w:tcMar>
+            <w:vAlign w:val="center"/>
+            <w:hideMark/>
+          </w:tcPr>
+          <w:p>
+            <w:pPr>
+              <w:rPr>
+                <w:rFonts w:ascii="Arial" w:hAnsi="Arial" w:cs="Arial"/>
+              </w:rPr>
+            </w:pPr>
+            <w:hyperlink r:id="rId117" w:tgtFrame="_parent" w:history="1">
+              <w:r>
+                <w:rPr>
+                  <w:rStyle w:val="af"/>
+                  <w:rFonts w:ascii="Arial" w:hAnsi="Arial" w:cs="Arial"/>
+                  <w:color w:val="3B73AF"/>
+                </w:rPr>
+                <w:t>0</w:t>
+              </w:r>
+            </w:hyperlink>
+          </w:p>
+        </w:tc>
+        <w:tc>
+          <w:tcPr>
+            <w:tcW w:w="0" w:type="auto"/>
+            <w:tcBorders>
+              <w:top w:val="single" w:sz="6" w:space="0" w:color="CCCCCC"/>
+              <w:left w:val="single" w:sz="6" w:space="0" w:color="CCCCCC"/>
+              <w:bottom w:val="single" w:sz="6" w:space="0" w:color="CCCCCC"/>
+              <w:right w:val="single" w:sz="6" w:space="0" w:color="CCCCCC"/>
+            </w:tcBorders>
+            <w:shd w:val="clear" w:color="auto" w:fill="F5F5F5"/>
+            <w:tcMar>
+              <w:top w:w="60" w:type="dxa"/>
+              <w:left w:w="60" w:type="dxa"/>
+              <w:bottom w:w="60" w:type="dxa"/>
+              <w:right w:w="60" w:type="dxa"/>
+            </w:tcMar>
+            <w:vAlign w:val="center"/>
+            <w:hideMark/>
+          </w:tcPr>
+          <w:p>
+            <w:pPr>
+              <w:rPr>
+                <w:rFonts w:ascii="Arial" w:hAnsi="Arial" w:cs="Arial"/>
+                <w:b/>
+                <w:bCs/>
+              </w:rPr>
+            </w:pPr>
+            <w:hyperlink r:id="rId118" w:history="1">
+              <w:r>
+                <w:rPr>
+                  <w:rStyle w:val="af"/>
+                  <w:rFonts w:ascii="Arial" w:hAnsi="Arial" w:cs="Arial"/>
+                  <w:b/>
+                  <w:bCs/>
+                  <w:color w:val="3B73AF"/>
+                </w:rPr>
+                <w:t>20</w:t>
+              </w:r>
+            </w:hyperlink>
+          </w:p>
+        </w:tc>
+      </w:tr>
+      <w:tr>
+        <w:tc>
+          <w:tcPr>
+            <w:tcW w:w="0" w:type="auto"/>
+            <w:tcBorders>
+              <w:top w:val="single" w:sz="6" w:space="0" w:color="CCCCCC"/>
+              <w:left w:val="single" w:sz="6" w:space="0" w:color="CCCCCC"/>
+              <w:bottom w:val="single" w:sz="6" w:space="0" w:color="CCCCCC"/>
+              <w:right w:val="single" w:sz="6" w:space="0" w:color="CCCCCC"/>
+            </w:tcBorders>
+            <w:shd w:val="clear" w:color="auto" w:fill="FFFFFF"/>
+            <w:tcMar>
+              <w:top w:w="60" w:type="dxa"/>
+              <w:left w:w="60" w:type="dxa"/>
+              <w:bottom w:w="60" w:type="dxa"/>
+              <w:right w:w="60" w:type="dxa"/>
+            </w:tcMar>
+            <w:vAlign w:val="center"/>
+            <w:hideMark/>
+          </w:tcPr>
+          <w:p>
+            <w:pPr>
+              <w:rPr>
+                <w:rFonts w:ascii="Arial" w:hAnsi="Arial" w:cs="Arial"/>
+              </w:rPr>
+            </w:pPr>
+            <w:hyperlink r:id="rId119" w:history="1">
+              <w:r>
+                <w:rPr>
+                  <w:rStyle w:val="af"/>
+                  <w:rFonts w:ascii="Arial" w:hAnsi="Arial" w:cs="Arial"/>
+                  <w:color w:val="3B73AF"/>
+                </w:rPr>
+                <w:t>杨磊</w:t>
+              </w:r>
+            </w:hyperlink>
+          </w:p>
+        </w:tc>
+        <w:tc>
+          <w:tcPr>
+            <w:tcW w:w="0" w:type="auto"/>
+            <w:tcBorders>
+              <w:top w:val="single" w:sz="6" w:space="0" w:color="CCCCCC"/>
+              <w:left w:val="single" w:sz="6" w:space="0" w:color="CCCCCC"/>
+              <w:bottom w:val="single" w:sz="6" w:space="0" w:color="CCCCCC"/>
+              <w:right w:val="single" w:sz="6" w:space="0" w:color="CCCCCC"/>
+            </w:tcBorders>
+            <w:shd w:val="clear" w:color="auto" w:fill="FFFFFF"/>
+            <w:tcMar>
+              <w:top w:w="60" w:type="dxa"/>
+              <w:left w:w="60" w:type="dxa"/>
+              <w:bottom w:w="60" w:type="dxa"/>
+              <w:right w:w="60" w:type="dxa"/>
+            </w:tcMar>
+            <w:vAlign w:val="center"/>
+            <w:hideMark/>
+          </w:tcPr>
+          <w:p>
+            <w:pPr>
+              <w:rPr>
+                <w:rFonts w:ascii="Arial" w:hAnsi="Arial" w:cs="Arial"/>
+              </w:rPr>
+            </w:pPr>
+            <w:hyperlink r:id="rId120" w:history="1">
+              <w:r>
+                <w:rPr>
+                  <w:rStyle w:val="af"/>
+                  <w:rFonts w:ascii="Arial" w:hAnsi="Arial" w:cs="Arial"/>
+                  <w:color w:val="3B73AF"/>
+                </w:rPr>
+                <w:t>11</w:t>
+              </w:r>
+            </w:hyperlink>
+          </w:p>
+        </w:tc>
+        <w:tc>
+          <w:tcPr>
+            <w:tcW w:w="0" w:type="auto"/>
+            <w:tcBorders>
+              <w:top w:val="single" w:sz="6" w:space="0" w:color="CCCCCC"/>
+              <w:left w:val="single" w:sz="6" w:space="0" w:color="CCCCCC"/>
+              <w:bottom w:val="single" w:sz="6" w:space="0" w:color="CCCCCC"/>
+              <w:right w:val="single" w:sz="6" w:space="0" w:color="CCCCCC"/>
+            </w:tcBorders>
+            <w:shd w:val="clear" w:color="auto" w:fill="FFFFFF"/>
+            <w:tcMar>
+              <w:top w:w="60" w:type="dxa"/>
+              <w:left w:w="60" w:type="dxa"/>
+              <w:bottom w:w="60" w:type="dxa"/>
+              <w:right w:w="60" w:type="dxa"/>
+            </w:tcMar>
+            <w:vAlign w:val="center"/>
+            <w:hideMark/>
+          </w:tcPr>
+          <w:p>
+            <w:pPr>
+              <w:rPr>
+                <w:rFonts w:ascii="Arial" w:hAnsi="Arial" w:cs="Arial"/>
+              </w:rPr>
+            </w:pPr>
+            <w:hyperlink r:id="rId121" w:history="1">
+              <w:r>
+                <w:rPr>
+                  <w:rStyle w:val="af"/>
+                  <w:rFonts w:ascii="Arial" w:hAnsi="Arial" w:cs="Arial"/>
+                  <w:color w:val="3B73AF"/>
+                </w:rPr>
+                <w:t>1</w:t>
+              </w:r>
+            </w:hyperlink>
+          </w:p>
+        </w:tc>
+        <w:tc>
+          <w:tcPr>
+            <w:tcW w:w="0" w:type="auto"/>
+            <w:tcBorders>
+              <w:top w:val="single" w:sz="6" w:space="0" w:color="CCCCCC"/>
+              <w:left w:val="single" w:sz="6" w:space="0" w:color="CCCCCC"/>
+              <w:bottom w:val="single" w:sz="6" w:space="0" w:color="CCCCCC"/>
+              <w:right w:val="single" w:sz="6" w:space="0" w:color="CCCCCC"/>
+            </w:tcBorders>
+            <w:shd w:val="clear" w:color="auto" w:fill="FFFFFF"/>
+            <w:tcMar>
+              <w:top w:w="60" w:type="dxa"/>
+              <w:left w:w="60" w:type="dxa"/>
+              <w:bottom w:w="60" w:type="dxa"/>
+              <w:right w:w="60" w:type="dxa"/>
+            </w:tcMar>
+            <w:vAlign w:val="center"/>
+            <w:hideMark/>
+          </w:tcPr>
+          <w:p>
+            <w:pPr>
+              <w:rPr>
+                <w:rFonts w:ascii="Arial" w:hAnsi="Arial" w:cs="Arial"/>
+              </w:rPr>
+            </w:pPr>
+            <w:hyperlink r:id="rId122" w:history="1">
+              <w:r>
+                <w:rPr>
+                  <w:rStyle w:val="af"/>
+                  <w:rFonts w:ascii="Arial" w:hAnsi="Arial" w:cs="Arial"/>
+                  <w:color w:val="3B73AF"/>
+                </w:rPr>
+                <w:t>0</w:t>
+              </w:r>
+            </w:hyperlink>
+          </w:p>
+        </w:tc>
+        <w:tc>
+          <w:tcPr>
+            <w:tcW w:w="0" w:type="auto"/>
+            <w:tcBorders>
+              <w:top w:val="single" w:sz="6" w:space="0" w:color="CCCCCC"/>
+              <w:left w:val="single" w:sz="6" w:space="0" w:color="CCCCCC"/>
+              <w:bottom w:val="single" w:sz="6" w:space="0" w:color="CCCCCC"/>
+              <w:right w:val="single" w:sz="6" w:space="0" w:color="CCCCCC"/>
+            </w:tcBorders>
+            <w:shd w:val="clear" w:color="auto" w:fill="FFFFFF"/>
+            <w:tcMar>
+              <w:top w:w="60" w:type="dxa"/>
+              <w:left w:w="60" w:type="dxa"/>
+              <w:bottom w:w="60" w:type="dxa"/>
+              <w:right w:w="60" w:type="dxa"/>
+            </w:tcMar>
+            <w:vAlign w:val="center"/>
+            <w:hideMark/>
+          </w:tcPr>
+          <w:p>
+            <w:pPr>
+              <w:rPr>
+                <w:rFonts w:ascii="Arial" w:hAnsi="Arial" w:cs="Arial"/>
+              </w:rPr>
+            </w:pPr>
+            <w:hyperlink r:id="rId123" w:history="1">
+              <w:r>
+                <w:rPr>
+                  <w:rStyle w:val="af"/>
+                  <w:rFonts w:ascii="Arial" w:hAnsi="Arial" w:cs="Arial"/>
+                  <w:color w:val="3B73AF"/>
+                </w:rPr>
+                <w:t>0</w:t>
+              </w:r>
+            </w:hyperlink>
+          </w:p>
+        </w:tc>
+        <w:tc>
+          <w:tcPr>
+            <w:tcW w:w="0" w:type="auto"/>
+            <w:tcBorders>
+              <w:top w:val="single" w:sz="6" w:space="0" w:color="CCCCCC"/>
+              <w:left w:val="single" w:sz="6" w:space="0" w:color="CCCCCC"/>
+              <w:bottom w:val="single" w:sz="6" w:space="0" w:color="CCCCCC"/>
+              <w:right w:val="single" w:sz="6" w:space="0" w:color="CCCCCC"/>
+            </w:tcBorders>
+            <w:shd w:val="clear" w:color="auto" w:fill="FFFFFF"/>
+            <w:tcMar>
+              <w:top w:w="60" w:type="dxa"/>
+              <w:left w:w="60" w:type="dxa"/>
+              <w:bottom w:w="60" w:type="dxa"/>
+              <w:right w:w="60" w:type="dxa"/>
+            </w:tcMar>
+            <w:vAlign w:val="center"/>
+            <w:hideMark/>
+          </w:tcPr>
+          <w:p>
+            <w:pPr>
+              <w:rPr>
+                <w:rFonts w:ascii="Arial" w:hAnsi="Arial" w:cs="Arial"/>
+              </w:rPr>
+            </w:pPr>
+            <w:hyperlink r:id="rId124" w:history="1">
+              <w:r>
+                <w:rPr>
+                  <w:rStyle w:val="af"/>
+                  <w:rFonts w:ascii="Arial" w:hAnsi="Arial" w:cs="Arial"/>
+                  <w:color w:val="3B73AF"/>
+                </w:rPr>
+                <w:t>0</w:t>
+              </w:r>
+            </w:hyperlink>
+          </w:p>
+        </w:tc>
+        <w:tc>
+          <w:tcPr>
+            <w:tcW w:w="0" w:type="auto"/>
+            <w:tcBorders>
+              <w:top w:val="single" w:sz="6" w:space="0" w:color="CCCCCC"/>
+              <w:left w:val="single" w:sz="6" w:space="0" w:color="CCCCCC"/>
+              <w:bottom w:val="single" w:sz="6" w:space="0" w:color="CCCCCC"/>
+              <w:right w:val="single" w:sz="6" w:space="0" w:color="CCCCCC"/>
+            </w:tcBorders>
+            <w:shd w:val="clear" w:color="auto" w:fill="F5F5F5"/>
+            <w:tcMar>
+              <w:top w:w="60" w:type="dxa"/>
+              <w:left w:w="60" w:type="dxa"/>
+              <w:bottom w:w="60" w:type="dxa"/>
+              <w:right w:w="60" w:type="dxa"/>
+            </w:tcMar>
+            <w:vAlign w:val="center"/>
+            <w:hideMark/>
+          </w:tcPr>
+          <w:p>
+            <w:pPr>
+              <w:rPr>
+                <w:rFonts w:ascii="Arial" w:hAnsi="Arial" w:cs="Arial"/>
+                <w:b/>
+                <w:bCs/>
+              </w:rPr>
+            </w:pPr>
+            <w:hyperlink r:id="rId125" w:history="1">
+              <w:r>
+                <w:rPr>
+                  <w:rStyle w:val="af"/>
+                  <w:rFonts w:ascii="Arial" w:hAnsi="Arial" w:cs="Arial"/>
+                  <w:b/>
+                  <w:bCs/>
+                  <w:color w:val="3B73AF"/>
+                </w:rPr>
+                <w:t>12</w:t>
+              </w:r>
+            </w:hyperlink>
+          </w:p>
+        </w:tc>
+      </w:tr>
+      <w:tr>
+        <w:tc>
+          <w:tcPr>
+            <w:tcW w:w="0" w:type="auto"/>
+            <w:tcBorders>
+              <w:top w:val="single" w:sz="6" w:space="0" w:color="CCCCCC"/>
+              <w:left w:val="single" w:sz="6" w:space="0" w:color="CCCCCC"/>
+              <w:bottom w:val="single" w:sz="6" w:space="0" w:color="CCCCCC"/>
+              <w:right w:val="single" w:sz="6" w:space="0" w:color="CCCCCC"/>
+            </w:tcBorders>
+            <w:shd w:val="clear" w:color="auto" w:fill="FFFFFF"/>
+            <w:tcMar>
+              <w:top w:w="60" w:type="dxa"/>
+              <w:left w:w="60" w:type="dxa"/>
+              <w:bottom w:w="60" w:type="dxa"/>
+              <w:right w:w="60" w:type="dxa"/>
+            </w:tcMar>
+            <w:vAlign w:val="center"/>
+            <w:hideMark/>
+          </w:tcPr>
+          <w:p>
+            <w:pPr>
+              <w:rPr>
+                <w:rFonts w:ascii="Arial" w:hAnsi="Arial" w:cs="Arial"/>
+              </w:rPr>
+            </w:pPr>
+            <w:hyperlink r:id="rId126" w:history="1">
+              <w:r>
+                <w:rPr>
+                  <w:rStyle w:val="af"/>
+                  <w:rFonts w:ascii="Arial" w:hAnsi="Arial" w:cs="Arial"/>
+                  <w:color w:val="3B73AF"/>
+                </w:rPr>
+                <w:t>余卫星</w:t>
+              </w:r>
+            </w:hyperlink>
+          </w:p>
+        </w:tc>
+        <w:tc>
+          <w:tcPr>
+            <w:tcW w:w="0" w:type="auto"/>
+            <w:tcBorders>
+              <w:top w:val="single" w:sz="6" w:space="0" w:color="CCCCCC"/>
+              <w:left w:val="single" w:sz="6" w:space="0" w:color="CCCCCC"/>
+              <w:bottom w:val="single" w:sz="6" w:space="0" w:color="CCCCCC"/>
+              <w:right w:val="single" w:sz="6" w:space="0" w:color="CCCCCC"/>
+            </w:tcBorders>
+            <w:shd w:val="clear" w:color="auto" w:fill="FFFFFF"/>
+            <w:tcMar>
+              <w:top w:w="60" w:type="dxa"/>
+              <w:left w:w="60" w:type="dxa"/>
+              <w:bottom w:w="60" w:type="dxa"/>
+              <w:right w:w="60" w:type="dxa"/>
+            </w:tcMar>
+            <w:vAlign w:val="center"/>
+            <w:hideMark/>
+          </w:tcPr>
+          <w:p>
+            <w:pPr>
+              <w:rPr>
+                <w:rFonts w:ascii="Arial" w:hAnsi="Arial" w:cs="Arial"/>
+              </w:rPr>
+            </w:pPr>
+            <w:hyperlink r:id="rId127" w:history="1">
+              <w:r>
+                <w:rPr>
+                  <w:rStyle w:val="af"/>
+                  <w:rFonts w:ascii="Arial" w:hAnsi="Arial" w:cs="Arial"/>
+                  <w:color w:val="3B73AF"/>
+                </w:rPr>
+                <w:t>3</w:t>
+              </w:r>
+            </w:hyperlink>
+          </w:p>
+        </w:tc>
+        <w:tc>
+          <w:tcPr>
+            <w:tcW w:w="0" w:type="auto"/>
+            <w:tcBorders>
+              <w:top w:val="single" w:sz="6" w:space="0" w:color="CCCCCC"/>
+              <w:left w:val="single" w:sz="6" w:space="0" w:color="CCCCCC"/>
+              <w:bottom w:val="single" w:sz="6" w:space="0" w:color="CCCCCC"/>
+              <w:right w:val="single" w:sz="6" w:space="0" w:color="CCCCCC"/>
+            </w:tcBorders>
+            <w:shd w:val="clear" w:color="auto" w:fill="FFFFFF"/>
+            <w:tcMar>
+              <w:top w:w="60" w:type="dxa"/>
+              <w:left w:w="60" w:type="dxa"/>
+              <w:bottom w:w="60" w:type="dxa"/>
+              <w:right w:w="60" w:type="dxa"/>
+            </w:tcMar>
+            <w:vAlign w:val="center"/>
+            <w:hideMark/>
+          </w:tcPr>
+          <w:p>
+            <w:pPr>
+              <w:rPr>
+                <w:rFonts w:ascii="Arial" w:hAnsi="Arial" w:cs="Arial"/>
+              </w:rPr>
+            </w:pPr>
+            <w:hyperlink r:id="rId128" w:history="1">
+              <w:r>
+                <w:rPr>
+                  <w:rStyle w:val="af"/>
+                  <w:rFonts w:ascii="Arial" w:hAnsi="Arial" w:cs="Arial"/>
+                  <w:color w:val="3B73AF"/>
+                </w:rPr>
+                <w:t>6</w:t>
+              </w:r>
+            </w:hyperlink>
+          </w:p>
+        </w:tc>
+        <w:tc>
+          <w:tcPr>
+            <w:tcW w:w="0" w:type="auto"/>
+            <w:tcBorders>
+              <w:top w:val="single" w:sz="6" w:space="0" w:color="CCCCCC"/>
+              <w:left w:val="single" w:sz="6" w:space="0" w:color="CCCCCC"/>
+              <w:bottom w:val="single" w:sz="6" w:space="0" w:color="CCCCCC"/>
+              <w:right w:val="single" w:sz="6" w:space="0" w:color="CCCCCC"/>
+            </w:tcBorders>
+            <w:shd w:val="clear" w:color="auto" w:fill="FFFFFF"/>
+            <w:tcMar>
+              <w:top w:w="60" w:type="dxa"/>
+              <w:left w:w="60" w:type="dxa"/>
+              <w:bottom w:w="60" w:type="dxa"/>
+              <w:right w:w="60" w:type="dxa"/>
+            </w:tcMar>
+            <w:vAlign w:val="center"/>
+            <w:hideMark/>
+          </w:tcPr>
+          <w:p>
+            <w:pPr>
+              <w:rPr>
+                <w:rFonts w:ascii="Arial" w:hAnsi="Arial" w:cs="Arial"/>
+              </w:rPr>
+            </w:pPr>
+            <w:hyperlink r:id="rId129" w:history="1">
+              <w:r>
+                <w:rPr>
+                  <w:rStyle w:val="af"/>
+                  <w:rFonts w:ascii="Arial" w:hAnsi="Arial" w:cs="Arial"/>
+                  <w:color w:val="3B73AF"/>
+                </w:rPr>
+                <w:t>0</w:t>
+              </w:r>
+            </w:hyperlink>
+          </w:p>
+        </w:tc>
+        <w:tc>
+          <w:tcPr>
+            <w:tcW w:w="0" w:type="auto"/>
+            <w:tcBorders>
+              <w:top w:val="single" w:sz="6" w:space="0" w:color="CCCCCC"/>
+              <w:left w:val="single" w:sz="6" w:space="0" w:color="CCCCCC"/>
+              <w:bottom w:val="single" w:sz="6" w:space="0" w:color="CCCCCC"/>
+              <w:right w:val="single" w:sz="6" w:space="0" w:color="CCCCCC"/>
+            </w:tcBorders>
+            <w:shd w:val="clear" w:color="auto" w:fill="FFFFFF"/>
+            <w:tcMar>
+              <w:top w:w="60" w:type="dxa"/>
+              <w:left w:w="60" w:type="dxa"/>
+              <w:bottom w:w="60" w:type="dxa"/>
+              <w:right w:w="60" w:type="dxa"/>
+            </w:tcMar>
+            <w:vAlign w:val="center"/>
+            <w:hideMark/>
+          </w:tcPr>
+          <w:p>
+            <w:pPr>
+              <w:rPr>
+                <w:rFonts w:ascii="Arial" w:hAnsi="Arial" w:cs="Arial"/>
+              </w:rPr>
+            </w:pPr>
+            <w:hyperlink r:id="rId130" w:history="1">
+              <w:r>
+                <w:rPr>
+                  <w:rStyle w:val="af"/>
+                  <w:rFonts w:ascii="Arial" w:hAnsi="Arial" w:cs="Arial"/>
+                  <w:color w:val="3B73AF"/>
+                </w:rPr>
+                <w:t>0</w:t>
+              </w:r>
+            </w:hyperlink>
+          </w:p>
+        </w:tc>
+        <w:tc>
+          <w:tcPr>
+            <w:tcW w:w="0" w:type="auto"/>
+            <w:tcBorders>
+              <w:top w:val="single" w:sz="6" w:space="0" w:color="CCCCCC"/>
+              <w:left w:val="single" w:sz="6" w:space="0" w:color="CCCCCC"/>
+              <w:bottom w:val="single" w:sz="6" w:space="0" w:color="CCCCCC"/>
+              <w:right w:val="single" w:sz="6" w:space="0" w:color="CCCCCC"/>
+            </w:tcBorders>
+            <w:shd w:val="clear" w:color="auto" w:fill="FFFFFF"/>
+            <w:tcMar>
+              <w:top w:w="60" w:type="dxa"/>
+              <w:left w:w="60" w:type="dxa"/>
+              <w:bottom w:w="60" w:type="dxa"/>
+              <w:right w:w="60" w:type="dxa"/>
+            </w:tcMar>
+            <w:vAlign w:val="center"/>
+            <w:hideMark/>
+          </w:tcPr>
+          <w:p>
+            <w:pPr>
+              <w:rPr>
+                <w:rFonts w:ascii="Arial" w:hAnsi="Arial" w:cs="Arial"/>
+              </w:rPr>
+            </w:pPr>
+            <w:hyperlink r:id="rId131" w:history="1">
+              <w:r>
+                <w:rPr>
+                  <w:rStyle w:val="af"/>
+                  <w:rFonts w:ascii="Arial" w:hAnsi="Arial" w:cs="Arial"/>
+                  <w:color w:val="3B73AF"/>
+                </w:rPr>
+                <w:t>0</w:t>
+              </w:r>
+            </w:hyperlink>
+          </w:p>
+        </w:tc>
+        <w:tc>
+          <w:tcPr>
+            <w:tcW w:w="0" w:type="auto"/>
+            <w:tcBorders>
+              <w:top w:val="single" w:sz="6" w:space="0" w:color="CCCCCC"/>
+              <w:left w:val="single" w:sz="6" w:space="0" w:color="CCCCCC"/>
+              <w:bottom w:val="single" w:sz="6" w:space="0" w:color="CCCCCC"/>
+              <w:right w:val="single" w:sz="6" w:space="0" w:color="CCCCCC"/>
+            </w:tcBorders>
+            <w:shd w:val="clear" w:color="auto" w:fill="F5F5F5"/>
+            <w:tcMar>
+              <w:top w:w="60" w:type="dxa"/>
+              <w:left w:w="60" w:type="dxa"/>
+              <w:bottom w:w="60" w:type="dxa"/>
+              <w:right w:w="60" w:type="dxa"/>
+            </w:tcMar>
+            <w:vAlign w:val="center"/>
+            <w:hideMark/>
+          </w:tcPr>
+          <w:p>
+            <w:pPr>
+              <w:rPr>
+                <w:rFonts w:ascii="Arial" w:hAnsi="Arial" w:cs="Arial"/>
+                <w:b/>
+                <w:bCs/>
+              </w:rPr>
+            </w:pPr>
+            <w:hyperlink r:id="rId132" w:history="1">
+              <w:r>
+                <w:rPr>
+                  <w:rStyle w:val="af"/>
+                  <w:rFonts w:ascii="Arial" w:hAnsi="Arial" w:cs="Arial"/>
+                  <w:b/>
+                  <w:bCs/>
+                  <w:color w:val="3B73AF"/>
+                </w:rPr>
+                <w:t>9</w:t>
+              </w:r>
+            </w:hyperlink>
+          </w:p>
+        </w:tc>
+      </w:tr>
+      <w:tr>
+        <w:tc>
+          <w:tcPr>
+            <w:tcW w:w="0" w:type="auto"/>
+            <w:tcBorders>
+              <w:top w:val="single" w:sz="6" w:space="0" w:color="CCCCCC"/>
+              <w:left w:val="single" w:sz="6" w:space="0" w:color="CCCCCC"/>
+              <w:bottom w:val="single" w:sz="6" w:space="0" w:color="CCCCCC"/>
+              <w:right w:val="single" w:sz="6" w:space="0" w:color="CCCCCC"/>
+            </w:tcBorders>
+            <w:shd w:val="clear" w:color="auto" w:fill="FFFFFF"/>
+            <w:tcMar>
+              <w:top w:w="60" w:type="dxa"/>
+              <w:left w:w="60" w:type="dxa"/>
+              <w:bottom w:w="60" w:type="dxa"/>
+              <w:right w:w="60" w:type="dxa"/>
+            </w:tcMar>
+            <w:vAlign w:val="center"/>
+            <w:hideMark/>
+          </w:tcPr>
+          <w:p>
+            <w:pPr>
+              <w:rPr>
+                <w:rFonts w:ascii="Arial" w:hAnsi="Arial" w:cs="Arial"/>
+              </w:rPr>
+            </w:pPr>
+            <w:hyperlink r:id="rId133" w:history="1">
+              <w:r>
+                <w:rPr>
+                  <w:rStyle w:val="af"/>
+                  <w:rFonts w:ascii="Arial" w:hAnsi="Arial" w:cs="Arial"/>
+                  <w:color w:val="3B73AF"/>
+                </w:rPr>
+                <w:t>黄伟钢</w:t>
+              </w:r>
+            </w:hyperlink>
+          </w:p>
+        </w:tc>
+        <w:tc>
+          <w:tcPr>
+            <w:tcW w:w="0" w:type="auto"/>
+            <w:tcBorders>
+              <w:top w:val="single" w:sz="6" w:space="0" w:color="CCCCCC"/>
+              <w:left w:val="single" w:sz="6" w:space="0" w:color="CCCCCC"/>
+              <w:bottom w:val="single" w:sz="6" w:space="0" w:color="CCCCCC"/>
+              <w:right w:val="single" w:sz="6" w:space="0" w:color="CCCCCC"/>
+            </w:tcBorders>
+            <w:shd w:val="clear" w:color="auto" w:fill="FFFFFF"/>
+            <w:tcMar>
+              <w:top w:w="60" w:type="dxa"/>
+              <w:left w:w="60" w:type="dxa"/>
+              <w:bottom w:w="60" w:type="dxa"/>
+              <w:right w:w="60" w:type="dxa"/>
+            </w:tcMar>
+            <w:vAlign w:val="center"/>
+            <w:hideMark/>
+          </w:tcPr>
+          <w:p>
+            <w:pPr>
+              <w:rPr>
+                <w:rFonts w:ascii="Arial" w:hAnsi="Arial" w:cs="Arial"/>
+              </w:rPr>
+            </w:pPr>
+            <w:hyperlink r:id="rId134" w:history="1">
+              <w:r>
+                <w:rPr>
+                  <w:rStyle w:val="af"/>
+                  <w:rFonts w:ascii="Arial" w:hAnsi="Arial" w:cs="Arial"/>
+                  <w:color w:val="3B73AF"/>
+                </w:rPr>
+                <w:t>3</w:t>
+              </w:r>
+            </w:hyperlink>
+          </w:p>
+        </w:tc>
+        <w:tc>
+          <w:tcPr>
+            <w:tcW w:w="0" w:type="auto"/>
+            <w:tcBorders>
+              <w:top w:val="single" w:sz="6" w:space="0" w:color="CCCCCC"/>
+              <w:left w:val="single" w:sz="6" w:space="0" w:color="CCCCCC"/>
+              <w:bottom w:val="single" w:sz="6" w:space="0" w:color="CCCCCC"/>
+              <w:right w:val="single" w:sz="6" w:space="0" w:color="CCCCCC"/>
+            </w:tcBorders>
+            <w:shd w:val="clear" w:color="auto" w:fill="FFFFFF"/>
+            <w:tcMar>
+              <w:top w:w="60" w:type="dxa"/>
+              <w:left w:w="60" w:type="dxa"/>
+              <w:bottom w:w="60" w:type="dxa"/>
+              <w:right w:w="60" w:type="dxa"/>
+            </w:tcMar>
+            <w:vAlign w:val="center"/>
+            <w:hideMark/>
+          </w:tcPr>
+          <w:p>
+            <w:pPr>
+              <w:rPr>
+                <w:rFonts w:ascii="Arial" w:hAnsi="Arial" w:cs="Arial"/>
+              </w:rPr>
+            </w:pPr>
+            <w:hyperlink r:id="rId135" w:history="1">
+              <w:r>
+                <w:rPr>
+                  <w:rStyle w:val="af"/>
+                  <w:rFonts w:ascii="Arial" w:hAnsi="Arial" w:cs="Arial"/>
+                  <w:color w:val="3B73AF"/>
+                </w:rPr>
+                <w:t>2</w:t>
+              </w:r>
+            </w:hyperlink>
+          </w:p>
+        </w:tc>
+        <w:tc>
+          <w:tcPr>
+            <w:tcW w:w="0" w:type="auto"/>
+            <w:tcBorders>
+              <w:top w:val="single" w:sz="6" w:space="0" w:color="CCCCCC"/>
+              <w:left w:val="single" w:sz="6" w:space="0" w:color="CCCCCC"/>
+              <w:bottom w:val="single" w:sz="6" w:space="0" w:color="CCCCCC"/>
+              <w:right w:val="single" w:sz="6" w:space="0" w:color="CCCCCC"/>
+            </w:tcBorders>
+            <w:shd w:val="clear" w:color="auto" w:fill="FFFFFF"/>
+            <w:tcMar>
+              <w:top w:w="60" w:type="dxa"/>
+              <w:left w:w="60" w:type="dxa"/>
+              <w:bottom w:w="60" w:type="dxa"/>
+              <w:right w:w="60" w:type="dxa"/>
+            </w:tcMar>
+            <w:vAlign w:val="center"/>
+            <w:hideMark/>
+          </w:tcPr>
+          <w:p>
+            <w:pPr>
+              <w:rPr>
+                <w:rFonts w:ascii="Arial" w:hAnsi="Arial" w:cs="Arial"/>
+              </w:rPr>
+            </w:pPr>
+            <w:hyperlink r:id="rId136" w:history="1">
+              <w:r>
+                <w:rPr>
+                  <w:rStyle w:val="af"/>
+                  <w:rFonts w:ascii="Arial" w:hAnsi="Arial" w:cs="Arial"/>
+                  <w:color w:val="3B73AF"/>
+                </w:rPr>
+                <w:t>0</w:t>
+              </w:r>
+            </w:hyperlink>
+          </w:p>
+        </w:tc>
+        <w:tc>
+          <w:tcPr>
+            <w:tcW w:w="0" w:type="auto"/>
+            <w:tcBorders>
+              <w:top w:val="single" w:sz="6" w:space="0" w:color="CCCCCC"/>
+              <w:left w:val="single" w:sz="6" w:space="0" w:color="CCCCCC"/>
+              <w:bottom w:val="single" w:sz="6" w:space="0" w:color="CCCCCC"/>
+              <w:right w:val="single" w:sz="6" w:space="0" w:color="CCCCCC"/>
+            </w:tcBorders>
+            <w:shd w:val="clear" w:color="auto" w:fill="FFFFFF"/>
+            <w:tcMar>
+              <w:top w:w="60" w:type="dxa"/>
+              <w:left w:w="60" w:type="dxa"/>
+              <w:bottom w:w="60" w:type="dxa"/>
+              <w:right w:w="60" w:type="dxa"/>
+            </w:tcMar>
+            <w:vAlign w:val="center"/>
+            <w:hideMark/>
+          </w:tcPr>
+          <w:p>
+            <w:pPr>
+              <w:rPr>
+                <w:rFonts w:ascii="Arial" w:hAnsi="Arial" w:cs="Arial"/>
+              </w:rPr>
+            </w:pPr>
+            <w:hyperlink r:id="rId137" w:history="1">
+              <w:r>
+                <w:rPr>
+                  <w:rStyle w:val="af"/>
+                  <w:rFonts w:ascii="Arial" w:hAnsi="Arial" w:cs="Arial"/>
+                  <w:color w:val="3B73AF"/>
+                </w:rPr>
+                <w:t>0</w:t>
+              </w:r>
+            </w:hyperlink>
+          </w:p>
+        </w:tc>
+        <w:tc>
+          <w:tcPr>
+            <w:tcW w:w="0" w:type="auto"/>
+            <w:tcBorders>
+              <w:top w:val="single" w:sz="6" w:space="0" w:color="CCCCCC"/>
+              <w:left w:val="single" w:sz="6" w:space="0" w:color="CCCCCC"/>
+              <w:bottom w:val="single" w:sz="6" w:space="0" w:color="CCCCCC"/>
+              <w:right w:val="single" w:sz="6" w:space="0" w:color="CCCCCC"/>
+            </w:tcBorders>
+            <w:shd w:val="clear" w:color="auto" w:fill="FFFFFF"/>
+            <w:tcMar>
+              <w:top w:w="60" w:type="dxa"/>
+              <w:left w:w="60" w:type="dxa"/>
+              <w:bottom w:w="60" w:type="dxa"/>
+              <w:right w:w="60" w:type="dxa"/>
+            </w:tcMar>
+            <w:vAlign w:val="center"/>
+            <w:hideMark/>
+          </w:tcPr>
+          <w:p>
+            <w:pPr>
+              <w:rPr>
+                <w:rFonts w:ascii="Arial" w:hAnsi="Arial" w:cs="Arial"/>
+              </w:rPr>
+            </w:pPr>
+            <w:hyperlink r:id="rId138" w:history="1">
+              <w:r>
+                <w:rPr>
+                  <w:rStyle w:val="af"/>
+                  <w:rFonts w:ascii="Arial" w:hAnsi="Arial" w:cs="Arial"/>
+                  <w:color w:val="3B73AF"/>
+                </w:rPr>
+                <w:t>0</w:t>
+              </w:r>
+            </w:hyperlink>
+          </w:p>
+        </w:tc>
+        <w:tc>
+          <w:tcPr>
+            <w:tcW w:w="0" w:type="auto"/>
+            <w:tcBorders>
+              <w:top w:val="single" w:sz="6" w:space="0" w:color="CCCCCC"/>
+              <w:left w:val="single" w:sz="6" w:space="0" w:color="CCCCCC"/>
+              <w:bottom w:val="single" w:sz="6" w:space="0" w:color="CCCCCC"/>
+              <w:right w:val="single" w:sz="6" w:space="0" w:color="CCCCCC"/>
+            </w:tcBorders>
+            <w:shd w:val="clear" w:color="auto" w:fill="F5F5F5"/>
+            <w:tcMar>
+              <w:top w:w="60" w:type="dxa"/>
+              <w:left w:w="60" w:type="dxa"/>
+              <w:bottom w:w="60" w:type="dxa"/>
+              <w:right w:w="60" w:type="dxa"/>
+            </w:tcMar>
+            <w:vAlign w:val="center"/>
+            <w:hideMark/>
+          </w:tcPr>
+          <w:p>
+            <w:pPr>
+              <w:rPr>
+                <w:rFonts w:ascii="Arial" w:hAnsi="Arial" w:cs="Arial"/>
+                <w:b/>
+                <w:bCs/>
+              </w:rPr>
+            </w:pPr>
+            <w:hyperlink r:id="rId139" w:history="1">
+              <w:r>
+                <w:rPr>
+                  <w:rStyle w:val="af"/>
+                  <w:rFonts w:ascii="Arial" w:hAnsi="Arial" w:cs="Arial"/>
+                  <w:b/>
+                  <w:bCs/>
+                  <w:color w:val="3B73AF"/>
+                </w:rPr>
+                <w:t>5</w:t>
+              </w:r>
+            </w:hyperlink>
+          </w:p>
+        </w:tc>
+      </w:tr>
+      <w:tr>
+        <w:tc>
+          <w:tcPr>
+            <w:tcW w:w="0" w:type="auto"/>
+            <w:tcBorders>
+              <w:top w:val="single" w:sz="6" w:space="0" w:color="CCCCCC"/>
+              <w:left w:val="single" w:sz="6" w:space="0" w:color="CCCCCC"/>
+              <w:bottom w:val="single" w:sz="6" w:space="0" w:color="CCCCCC"/>
+              <w:right w:val="single" w:sz="6" w:space="0" w:color="CCCCCC"/>
+            </w:tcBorders>
+            <w:shd w:val="clear" w:color="auto" w:fill="FFFFFF"/>
+            <w:tcMar>
+              <w:top w:w="60" w:type="dxa"/>
+              <w:left w:w="60" w:type="dxa"/>
+              <w:bottom w:w="60" w:type="dxa"/>
+              <w:right w:w="60" w:type="dxa"/>
+            </w:tcMar>
+            <w:vAlign w:val="center"/>
+            <w:hideMark/>
+          </w:tcPr>
+          <w:p>
+            <w:pPr>
+              <w:rPr>
+                <w:rFonts w:ascii="Arial" w:hAnsi="Arial" w:cs="Arial"/>
+              </w:rPr>
+            </w:pPr>
+            <w:hyperlink r:id="rId140" w:history="1">
+              <w:r>
+                <w:rPr>
+                  <w:rStyle w:val="af"/>
+                  <w:rFonts w:ascii="Arial" w:hAnsi="Arial" w:cs="Arial"/>
+                  <w:color w:val="3B73AF"/>
+                </w:rPr>
+                <w:t>赵文博</w:t>
+              </w:r>
+            </w:hyperlink>
+          </w:p>
+        </w:tc>
+        <w:tc>
+          <w:tcPr>
+            <w:tcW w:w="0" w:type="auto"/>
+            <w:tcBorders>
+              <w:top w:val="single" w:sz="6" w:space="0" w:color="CCCCCC"/>
+              <w:left w:val="single" w:sz="6" w:space="0" w:color="CCCCCC"/>
+              <w:bottom w:val="single" w:sz="6" w:space="0" w:color="CCCCCC"/>
+              <w:right w:val="single" w:sz="6" w:space="0" w:color="CCCCCC"/>
+            </w:tcBorders>
+            <w:shd w:val="clear" w:color="auto" w:fill="FFFFFF"/>
+            <w:tcMar>
+              <w:top w:w="60" w:type="dxa"/>
+              <w:left w:w="60" w:type="dxa"/>
+              <w:bottom w:w="60" w:type="dxa"/>
+              <w:right w:w="60" w:type="dxa"/>
+            </w:tcMar>
+            <w:vAlign w:val="center"/>
+            <w:hideMark/>
+          </w:tcPr>
+          <w:p>
+            <w:pPr>
+              <w:rPr>
+                <w:rFonts w:ascii="Arial" w:hAnsi="Arial" w:cs="Arial"/>
+              </w:rPr>
+            </w:pPr>
+            <w:hyperlink r:id="rId141" w:history="1">
+              <w:r>
+                <w:rPr>
+                  <w:rStyle w:val="af"/>
+                  <w:rFonts w:ascii="Arial" w:hAnsi="Arial" w:cs="Arial"/>
+                  <w:color w:val="3B73AF"/>
+                </w:rPr>
+                <w:t>0</w:t>
+              </w:r>
+            </w:hyperlink>
+          </w:p>
+        </w:tc>
+        <w:tc>
+          <w:tcPr>
+            <w:tcW w:w="0" w:type="auto"/>
+            <w:tcBorders>
+              <w:top w:val="single" w:sz="6" w:space="0" w:color="CCCCCC"/>
+              <w:left w:val="single" w:sz="6" w:space="0" w:color="CCCCCC"/>
+              <w:bottom w:val="single" w:sz="6" w:space="0" w:color="CCCCCC"/>
+              <w:right w:val="single" w:sz="6" w:space="0" w:color="CCCCCC"/>
+            </w:tcBorders>
+            <w:shd w:val="clear" w:color="auto" w:fill="FFFFFF"/>
+            <w:tcMar>
+              <w:top w:w="60" w:type="dxa"/>
+              <w:left w:w="60" w:type="dxa"/>
+              <w:bottom w:w="60" w:type="dxa"/>
+              <w:right w:w="60" w:type="dxa"/>
+            </w:tcMar>
+            <w:vAlign w:val="center"/>
+            <w:hideMark/>
+          </w:tcPr>
+          <w:p>
+            <w:pPr>
+              <w:rPr>
+                <w:rFonts w:ascii="Arial" w:hAnsi="Arial" w:cs="Arial"/>
+              </w:rPr>
+            </w:pPr>
+            <w:hyperlink r:id="rId142" w:history="1">
+              <w:r>
+                <w:rPr>
+                  <w:rStyle w:val="af"/>
+                  <w:rFonts w:ascii="Arial" w:hAnsi="Arial" w:cs="Arial"/>
+                  <w:color w:val="3B73AF"/>
+                </w:rPr>
+                <w:t>4</w:t>
+              </w:r>
+            </w:hyperlink>
+          </w:p>
+        </w:tc>
+        <w:tc>
+          <w:tcPr>
+            <w:tcW w:w="0" w:type="auto"/>
+            <w:tcBorders>
+              <w:top w:val="single" w:sz="6" w:space="0" w:color="CCCCCC"/>
+              <w:left w:val="single" w:sz="6" w:space="0" w:color="CCCCCC"/>
+              <w:bottom w:val="single" w:sz="6" w:space="0" w:color="CCCCCC"/>
+              <w:right w:val="single" w:sz="6" w:space="0" w:color="CCCCCC"/>
+            </w:tcBorders>
+            <w:shd w:val="clear" w:color="auto" w:fill="FFFFFF"/>
+            <w:tcMar>
+              <w:top w:w="60" w:type="dxa"/>
+              <w:left w:w="60" w:type="dxa"/>
+              <w:bottom w:w="60" w:type="dxa"/>
+              <w:right w:w="60" w:type="dxa"/>
+            </w:tcMar>
+            <w:vAlign w:val="center"/>
+            <w:hideMark/>
+          </w:tcPr>
+          <w:p>
+            <w:pPr>
+              <w:rPr>
+                <w:rFonts w:ascii="Arial" w:hAnsi="Arial" w:cs="Arial"/>
+              </w:rPr>
+            </w:pPr>
+            <w:hyperlink r:id="rId143" w:history="1">
+              <w:r>
+                <w:rPr>
+                  <w:rStyle w:val="af"/>
+                  <w:rFonts w:ascii="Arial" w:hAnsi="Arial" w:cs="Arial"/>
+                  <w:color w:val="3B73AF"/>
+                </w:rPr>
+                <w:t>1</w:t>
+              </w:r>
+            </w:hyperlink>
+          </w:p>
+        </w:tc>
+        <w:tc>
+          <w:tcPr>
+            <w:tcW w:w="0" w:type="auto"/>
+            <w:tcBorders>
+              <w:top w:val="single" w:sz="6" w:space="0" w:color="CCCCCC"/>
+              <w:left w:val="single" w:sz="6" w:space="0" w:color="CCCCCC"/>
+              <w:bottom w:val="single" w:sz="6" w:space="0" w:color="CCCCCC"/>
+              <w:right w:val="single" w:sz="6" w:space="0" w:color="CCCCCC"/>
+            </w:tcBorders>
+            <w:shd w:val="clear" w:color="auto" w:fill="FFFFFF"/>
+            <w:tcMar>
+              <w:top w:w="60" w:type="dxa"/>
+              <w:left w:w="60" w:type="dxa"/>
+              <w:bottom w:w="60" w:type="dxa"/>
+              <w:right w:w="60" w:type="dxa"/>
+            </w:tcMar>
+            <w:vAlign w:val="center"/>
+            <w:hideMark/>
+          </w:tcPr>
+          <w:p>
+            <w:pPr>
+              <w:rPr>
+                <w:rFonts w:ascii="Arial" w:hAnsi="Arial" w:cs="Arial"/>
+              </w:rPr>
+            </w:pPr>
+            <w:hyperlink r:id="rId144" w:history="1">
+              <w:r>
+                <w:rPr>
+                  <w:rStyle w:val="af"/>
+                  <w:rFonts w:ascii="Arial" w:hAnsi="Arial" w:cs="Arial"/>
+                  <w:color w:val="3B73AF"/>
+                </w:rPr>
+                <w:t>0</w:t>
+              </w:r>
+            </w:hyperlink>
+          </w:p>
+        </w:tc>
+        <w:tc>
+          <w:tcPr>
+            <w:tcW w:w="0" w:type="auto"/>
+            <w:tcBorders>
+              <w:top w:val="single" w:sz="6" w:space="0" w:color="CCCCCC"/>
+              <w:left w:val="single" w:sz="6" w:space="0" w:color="CCCCCC"/>
+              <w:bottom w:val="single" w:sz="6" w:space="0" w:color="CCCCCC"/>
+              <w:right w:val="single" w:sz="6" w:space="0" w:color="CCCCCC"/>
+            </w:tcBorders>
+            <w:shd w:val="clear" w:color="auto" w:fill="FFFFFF"/>
+            <w:tcMar>
+              <w:top w:w="60" w:type="dxa"/>
+              <w:left w:w="60" w:type="dxa"/>
+              <w:bottom w:w="60" w:type="dxa"/>
+              <w:right w:w="60" w:type="dxa"/>
+            </w:tcMar>
+            <w:vAlign w:val="center"/>
+            <w:hideMark/>
+          </w:tcPr>
+          <w:p>
+            <w:pPr>
+              <w:rPr>
+                <w:rFonts w:ascii="Arial" w:hAnsi="Arial" w:cs="Arial"/>
+              </w:rPr>
+            </w:pPr>
+            <w:hyperlink r:id="rId145" w:history="1">
+              <w:r>
+                <w:rPr>
+                  <w:rStyle w:val="af"/>
+                  <w:rFonts w:ascii="Arial" w:hAnsi="Arial" w:cs="Arial"/>
+                  <w:color w:val="3B73AF"/>
+                </w:rPr>
+                <w:t>0</w:t>
+              </w:r>
+            </w:hyperlink>
+          </w:p>
+        </w:tc>
+        <w:tc>
+          <w:tcPr>
+            <w:tcW w:w="0" w:type="auto"/>
+            <w:tcBorders>
+              <w:top w:val="single" w:sz="6" w:space="0" w:color="CCCCCC"/>
+              <w:left w:val="single" w:sz="6" w:space="0" w:color="CCCCCC"/>
+              <w:bottom w:val="single" w:sz="6" w:space="0" w:color="CCCCCC"/>
+              <w:right w:val="single" w:sz="6" w:space="0" w:color="CCCCCC"/>
+            </w:tcBorders>
+            <w:shd w:val="clear" w:color="auto" w:fill="F5F5F5"/>
+            <w:tcMar>
+              <w:top w:w="60" w:type="dxa"/>
+              <w:left w:w="60" w:type="dxa"/>
+              <w:bottom w:w="60" w:type="dxa"/>
+              <w:right w:w="60" w:type="dxa"/>
+            </w:tcMar>
+            <w:vAlign w:val="center"/>
+            <w:hideMark/>
+          </w:tcPr>
+          <w:p>
+            <w:pPr>
+              <w:rPr>
+                <w:rFonts w:ascii="Arial" w:hAnsi="Arial" w:cs="Arial"/>
+                <w:b/>
+                <w:bCs/>
+              </w:rPr>
+            </w:pPr>
+            <w:hyperlink r:id="rId146" w:history="1">
+              <w:r>
+                <w:rPr>
+                  <w:rStyle w:val="af"/>
+                  <w:rFonts w:ascii="Arial" w:hAnsi="Arial" w:cs="Arial"/>
+                  <w:b/>
+                  <w:bCs/>
+                  <w:color w:val="3B73AF"/>
+                </w:rPr>
+                <w:t>5</w:t>
+              </w:r>
+            </w:hyperlink>
+          </w:p>
+        </w:tc>
+      </w:tr>
+      <w:tr>
+        <w:tc>
+          <w:tcPr>
+            <w:tcW w:w="0" w:type="auto"/>
+            <w:tcBorders>
+              <w:top w:val="single" w:sz="6" w:space="0" w:color="CCCCCC"/>
+              <w:left w:val="single" w:sz="6" w:space="0" w:color="CCCCCC"/>
+              <w:bottom w:val="single" w:sz="6" w:space="0" w:color="CCCCCC"/>
+              <w:right w:val="single" w:sz="6" w:space="0" w:color="CCCCCC"/>
+            </w:tcBorders>
+            <w:shd w:val="clear" w:color="auto" w:fill="FFFFFF"/>
+            <w:tcMar>
+              <w:top w:w="60" w:type="dxa"/>
+              <w:left w:w="60" w:type="dxa"/>
+              <w:bottom w:w="60" w:type="dxa"/>
+              <w:right w:w="60" w:type="dxa"/>
+            </w:tcMar>
+            <w:vAlign w:val="center"/>
+            <w:hideMark/>
+          </w:tcPr>
+          <w:p>
+            <w:pPr>
+              <w:rPr>
+                <w:rFonts w:ascii="Arial" w:hAnsi="Arial" w:cs="Arial"/>
+              </w:rPr>
+            </w:pPr>
+            <w:hyperlink r:id="rId147" w:history="1">
+              <w:r>
+                <w:rPr>
+                  <w:rStyle w:val="af"/>
+                  <w:rFonts w:ascii="Arial" w:hAnsi="Arial" w:cs="Arial"/>
+                  <w:color w:val="3B73AF"/>
+                </w:rPr>
+                <w:t>何嘉文</w:t>
+              </w:r>
+            </w:hyperlink>
+          </w:p>
+        </w:tc>
+        <w:tc>
+          <w:tcPr>
+            <w:tcW w:w="0" w:type="auto"/>
+            <w:tcBorders>
+              <w:top w:val="single" w:sz="6" w:space="0" w:color="CCCCCC"/>
+              <w:left w:val="single" w:sz="6" w:space="0" w:color="CCCCCC"/>
+              <w:bottom w:val="single" w:sz="6" w:space="0" w:color="CCCCCC"/>
+              <w:right w:val="single" w:sz="6" w:space="0" w:color="CCCCCC"/>
+            </w:tcBorders>
+            <w:shd w:val="clear" w:color="auto" w:fill="FFFFFF"/>
+            <w:tcMar>
+              <w:top w:w="60" w:type="dxa"/>
+              <w:left w:w="60" w:type="dxa"/>
+              <w:bottom w:w="60" w:type="dxa"/>
+              <w:right w:w="60" w:type="dxa"/>
+            </w:tcMar>
+            <w:vAlign w:val="center"/>
+            <w:hideMark/>
+          </w:tcPr>
+          <w:p>
+            <w:pPr>
+              <w:rPr>
+                <w:rFonts w:ascii="Arial" w:hAnsi="Arial" w:cs="Arial"/>
+              </w:rPr>
+            </w:pPr>
+            <w:hyperlink r:id="rId148" w:history="1">
+              <w:r>
+                <w:rPr>
+                  <w:rStyle w:val="af"/>
+                  <w:rFonts w:ascii="Arial" w:hAnsi="Arial" w:cs="Arial"/>
+                  <w:color w:val="3B73AF"/>
+                </w:rPr>
+                <w:t>2</w:t>
+              </w:r>
+            </w:hyperlink>
+          </w:p>
+        </w:tc>
+        <w:tc>
+          <w:tcPr>
+            <w:tcW w:w="0" w:type="auto"/>
+            <w:tcBorders>
+              <w:top w:val="single" w:sz="6" w:space="0" w:color="CCCCCC"/>
+              <w:left w:val="single" w:sz="6" w:space="0" w:color="CCCCCC"/>
+              <w:bottom w:val="single" w:sz="6" w:space="0" w:color="CCCCCC"/>
+              <w:right w:val="single" w:sz="6" w:space="0" w:color="CCCCCC"/>
+            </w:tcBorders>
+            <w:shd w:val="clear" w:color="auto" w:fill="FFFFFF"/>
+            <w:tcMar>
+              <w:top w:w="60" w:type="dxa"/>
+              <w:left w:w="60" w:type="dxa"/>
+              <w:bottom w:w="60" w:type="dxa"/>
+              <w:right w:w="60" w:type="dxa"/>
+            </w:tcMar>
+            <w:vAlign w:val="center"/>
+            <w:hideMark/>
+          </w:tcPr>
+          <w:p>
+            <w:pPr>
+              <w:rPr>
+                <w:rFonts w:ascii="Arial" w:hAnsi="Arial" w:cs="Arial"/>
+              </w:rPr>
+            </w:pPr>
+            <w:hyperlink r:id="rId149" w:history="1">
+              <w:r>
+                <w:rPr>
+                  <w:rStyle w:val="af"/>
+                  <w:rFonts w:ascii="Arial" w:hAnsi="Arial" w:cs="Arial"/>
+                  <w:color w:val="3B73AF"/>
+                </w:rPr>
+                <w:t>2</w:t>
+              </w:r>
+            </w:hyperlink>
+          </w:p>
+        </w:tc>
+        <w:tc>
+          <w:tcPr>
+            <w:tcW w:w="0" w:type="auto"/>
+            <w:tcBorders>
+              <w:top w:val="single" w:sz="6" w:space="0" w:color="CCCCCC"/>
+              <w:left w:val="single" w:sz="6" w:space="0" w:color="CCCCCC"/>
+              <w:bottom w:val="single" w:sz="6" w:space="0" w:color="CCCCCC"/>
+              <w:right w:val="single" w:sz="6" w:space="0" w:color="CCCCCC"/>
+            </w:tcBorders>
+            <w:shd w:val="clear" w:color="auto" w:fill="FFFFFF"/>
+            <w:tcMar>
+              <w:top w:w="60" w:type="dxa"/>
+              <w:left w:w="60" w:type="dxa"/>
+              <w:bottom w:w="60" w:type="dxa"/>
+              <w:right w:w="60" w:type="dxa"/>
+            </w:tcMar>
+            <w:vAlign w:val="center"/>
+            <w:hideMark/>
+          </w:tcPr>
+          <w:p>
+            <w:pPr>
+              <w:rPr>
+                <w:rFonts w:ascii="Arial" w:hAnsi="Arial" w:cs="Arial"/>
+              </w:rPr>
+            </w:pPr>
+            <w:hyperlink r:id="rId150" w:history="1">
+              <w:r>
+                <w:rPr>
+                  <w:rStyle w:val="af"/>
+                  <w:rFonts w:ascii="Arial" w:hAnsi="Arial" w:cs="Arial"/>
+                  <w:color w:val="3B73AF"/>
+                </w:rPr>
+                <w:t>0</w:t>
+              </w:r>
+            </w:hyperlink>
+          </w:p>
+        </w:tc>
+        <w:tc>
+          <w:tcPr>
+            <w:tcW w:w="0" w:type="auto"/>
+            <w:tcBorders>
+              <w:top w:val="single" w:sz="6" w:space="0" w:color="CCCCCC"/>
+              <w:left w:val="single" w:sz="6" w:space="0" w:color="CCCCCC"/>
+              <w:bottom w:val="single" w:sz="6" w:space="0" w:color="CCCCCC"/>
+              <w:right w:val="single" w:sz="6" w:space="0" w:color="CCCCCC"/>
+            </w:tcBorders>
+            <w:shd w:val="clear" w:color="auto" w:fill="FFFFFF"/>
+            <w:tcMar>
+              <w:top w:w="60" w:type="dxa"/>
+              <w:left w:w="60" w:type="dxa"/>
+              <w:bottom w:w="60" w:type="dxa"/>
+              <w:right w:w="60" w:type="dxa"/>
+            </w:tcMar>
+            <w:vAlign w:val="center"/>
+            <w:hideMark/>
+          </w:tcPr>
+          <w:p>
+            <w:pPr>
+              <w:rPr>
+                <w:rFonts w:ascii="Arial" w:hAnsi="Arial" w:cs="Arial"/>
+              </w:rPr>
+            </w:pPr>
+            <w:hyperlink r:id="rId151" w:history="1">
+              <w:r>
+                <w:rPr>
+                  <w:rStyle w:val="af"/>
+                  <w:rFonts w:ascii="Arial" w:hAnsi="Arial" w:cs="Arial"/>
+                  <w:color w:val="3B73AF"/>
+                </w:rPr>
+                <w:t>0</w:t>
+              </w:r>
+            </w:hyperlink>
+          </w:p>
+        </w:tc>
+        <w:tc>
+          <w:tcPr>
+            <w:tcW w:w="0" w:type="auto"/>
+            <w:tcBorders>
+              <w:top w:val="single" w:sz="6" w:space="0" w:color="CCCCCC"/>
+              <w:left w:val="single" w:sz="6" w:space="0" w:color="CCCCCC"/>
+              <w:bottom w:val="single" w:sz="6" w:space="0" w:color="CCCCCC"/>
+              <w:right w:val="single" w:sz="6" w:space="0" w:color="CCCCCC"/>
+            </w:tcBorders>
+            <w:shd w:val="clear" w:color="auto" w:fill="FFFFFF"/>
+            <w:tcMar>
+              <w:top w:w="60" w:type="dxa"/>
+              <w:left w:w="60" w:type="dxa"/>
+              <w:bottom w:w="60" w:type="dxa"/>
+              <w:right w:w="60" w:type="dxa"/>
+            </w:tcMar>
+            <w:vAlign w:val="center"/>
+            <w:hideMark/>
+          </w:tcPr>
+          <w:p>
+            <w:pPr>
+              <w:rPr>
+                <w:rFonts w:ascii="Arial" w:hAnsi="Arial" w:cs="Arial"/>
+              </w:rPr>
+            </w:pPr>
+            <w:hyperlink r:id="rId152" w:history="1">
+              <w:r>
+                <w:rPr>
+                  <w:rStyle w:val="af"/>
+                  <w:rFonts w:ascii="Arial" w:hAnsi="Arial" w:cs="Arial"/>
+                  <w:color w:val="3B73AF"/>
+                </w:rPr>
+                <w:t>0</w:t>
+              </w:r>
+            </w:hyperlink>
+          </w:p>
+        </w:tc>
+        <w:tc>
+          <w:tcPr>
+            <w:tcW w:w="0" w:type="auto"/>
+            <w:tcBorders>
+              <w:top w:val="single" w:sz="6" w:space="0" w:color="CCCCCC"/>
+              <w:left w:val="single" w:sz="6" w:space="0" w:color="CCCCCC"/>
+              <w:bottom w:val="single" w:sz="6" w:space="0" w:color="CCCCCC"/>
+              <w:right w:val="single" w:sz="6" w:space="0" w:color="CCCCCC"/>
+            </w:tcBorders>
+            <w:shd w:val="clear" w:color="auto" w:fill="F5F5F5"/>
+            <w:tcMar>
+              <w:top w:w="60" w:type="dxa"/>
+              <w:left w:w="60" w:type="dxa"/>
+              <w:bottom w:w="60" w:type="dxa"/>
+              <w:right w:w="60" w:type="dxa"/>
+            </w:tcMar>
+            <w:vAlign w:val="center"/>
+            <w:hideMark/>
+          </w:tcPr>
+          <w:p>
+            <w:pPr>
+              <w:rPr>
+                <w:rFonts w:ascii="Arial" w:hAnsi="Arial" w:cs="Arial"/>
+                <w:b/>
+                <w:bCs/>
+              </w:rPr>
+            </w:pPr>
+            <w:hyperlink r:id="rId153" w:history="1">
+              <w:r>
+                <w:rPr>
+                  <w:rStyle w:val="af"/>
+                  <w:rFonts w:ascii="Arial" w:hAnsi="Arial" w:cs="Arial"/>
+                  <w:b/>
+                  <w:bCs/>
+                  <w:color w:val="3B73AF"/>
+                </w:rPr>
+                <w:t>4</w:t>
+              </w:r>
+            </w:hyperlink>
+          </w:p>
+        </w:tc>
+      </w:tr>
+      <w:tr>
+        <w:tc>
+          <w:tcPr>
+            <w:tcW w:w="0" w:type="auto"/>
+            <w:tcBorders>
+              <w:top w:val="single" w:sz="6" w:space="0" w:color="CCCCCC"/>
+              <w:left w:val="single" w:sz="6" w:space="0" w:color="CCCCCC"/>
+              <w:bottom w:val="single" w:sz="6" w:space="0" w:color="CCCCCC"/>
+              <w:right w:val="single" w:sz="6" w:space="0" w:color="CCCCCC"/>
+            </w:tcBorders>
+            <w:shd w:val="clear" w:color="auto" w:fill="FFFFFF"/>
+            <w:tcMar>
+              <w:top w:w="60" w:type="dxa"/>
+              <w:left w:w="60" w:type="dxa"/>
+              <w:bottom w:w="60" w:type="dxa"/>
+              <w:right w:w="60" w:type="dxa"/>
+            </w:tcMar>
+            <w:vAlign w:val="center"/>
+            <w:hideMark/>
+          </w:tcPr>
+          <w:p>
+            <w:pPr>
+              <w:rPr>
+                <w:rFonts w:ascii="Arial" w:hAnsi="Arial" w:cs="Arial"/>
+              </w:rPr>
+            </w:pPr>
+            <w:hyperlink r:id="rId154" w:history="1">
+              <w:r>
+                <w:rPr>
+                  <w:rStyle w:val="af"/>
+                  <w:rFonts w:ascii="Arial" w:hAnsi="Arial" w:cs="Arial"/>
+                  <w:color w:val="3B73AF"/>
+                </w:rPr>
+                <w:t>黄俏辉</w:t>
+              </w:r>
+            </w:hyperlink>
+          </w:p>
+        </w:tc>
+        <w:tc>
+          <w:tcPr>
+            <w:tcW w:w="0" w:type="auto"/>
+            <w:tcBorders>
+              <w:top w:val="single" w:sz="6" w:space="0" w:color="CCCCCC"/>
+              <w:left w:val="single" w:sz="6" w:space="0" w:color="CCCCCC"/>
+              <w:bottom w:val="single" w:sz="6" w:space="0" w:color="CCCCCC"/>
+              <w:right w:val="single" w:sz="6" w:space="0" w:color="CCCCCC"/>
+            </w:tcBorders>
+            <w:shd w:val="clear" w:color="auto" w:fill="FFFFFF"/>
+            <w:tcMar>
+              <w:top w:w="60" w:type="dxa"/>
+              <w:left w:w="60" w:type="dxa"/>
+              <w:bottom w:w="60" w:type="dxa"/>
+              <w:right w:w="60" w:type="dxa"/>
+            </w:tcMar>
+            <w:vAlign w:val="center"/>
+            <w:hideMark/>
+          </w:tcPr>
+          <w:p>
+            <w:pPr>
+              <w:rPr>
+                <w:rFonts w:ascii="Arial" w:hAnsi="Arial" w:cs="Arial"/>
+              </w:rPr>
+            </w:pPr>
+            <w:hyperlink r:id="rId155" w:history="1">
+              <w:r>
+                <w:rPr>
+                  <w:rStyle w:val="af"/>
+                  <w:rFonts w:ascii="Arial" w:hAnsi="Arial" w:cs="Arial"/>
+                  <w:color w:val="3B73AF"/>
+                </w:rPr>
+                <w:t>3</w:t>
+              </w:r>
+            </w:hyperlink>
+          </w:p>
+        </w:tc>
+        <w:tc>
+          <w:tcPr>
+            <w:tcW w:w="0" w:type="auto"/>
+            <w:tcBorders>
+              <w:top w:val="single" w:sz="6" w:space="0" w:color="CCCCCC"/>
+              <w:left w:val="single" w:sz="6" w:space="0" w:color="CCCCCC"/>
+              <w:bottom w:val="single" w:sz="6" w:space="0" w:color="CCCCCC"/>
+              <w:right w:val="single" w:sz="6" w:space="0" w:color="CCCCCC"/>
+            </w:tcBorders>
+            <w:shd w:val="clear" w:color="auto" w:fill="FFFFFF"/>
+            <w:tcMar>
+              <w:top w:w="60" w:type="dxa"/>
+              <w:left w:w="60" w:type="dxa"/>
+              <w:bottom w:w="60" w:type="dxa"/>
+              <w:right w:w="60" w:type="dxa"/>
+            </w:tcMar>
+            <w:vAlign w:val="center"/>
+            <w:hideMark/>
+          </w:tcPr>
+          <w:p>
+            <w:pPr>
+              <w:rPr>
+                <w:rFonts w:ascii="Arial" w:hAnsi="Arial" w:cs="Arial"/>
+              </w:rPr>
+            </w:pPr>
+            <w:hyperlink r:id="rId156" w:history="1">
+              <w:r>
+                <w:rPr>
+                  <w:rStyle w:val="af"/>
+                  <w:rFonts w:ascii="Arial" w:hAnsi="Arial" w:cs="Arial"/>
+                  <w:color w:val="3B73AF"/>
+                </w:rPr>
+                <w:t>0</w:t>
+              </w:r>
+            </w:hyperlink>
+          </w:p>
+        </w:tc>
+        <w:tc>
+          <w:tcPr>
+            <w:tcW w:w="0" w:type="auto"/>
+            <w:tcBorders>
+              <w:top w:val="single" w:sz="6" w:space="0" w:color="CCCCCC"/>
+              <w:left w:val="single" w:sz="6" w:space="0" w:color="CCCCCC"/>
+              <w:bottom w:val="single" w:sz="6" w:space="0" w:color="CCCCCC"/>
+              <w:right w:val="single" w:sz="6" w:space="0" w:color="CCCCCC"/>
+            </w:tcBorders>
+            <w:shd w:val="clear" w:color="auto" w:fill="FFFFFF"/>
+            <w:tcMar>
+              <w:top w:w="60" w:type="dxa"/>
+              <w:left w:w="60" w:type="dxa"/>
+              <w:bottom w:w="60" w:type="dxa"/>
+              <w:right w:w="60" w:type="dxa"/>
+            </w:tcMar>
+            <w:vAlign w:val="center"/>
+            <w:hideMark/>
+          </w:tcPr>
+          <w:p>
+            <w:pPr>
+              <w:rPr>
+                <w:rFonts w:ascii="Arial" w:hAnsi="Arial" w:cs="Arial"/>
+              </w:rPr>
+            </w:pPr>
+            <w:hyperlink r:id="rId157" w:history="1">
+              <w:r>
+                <w:rPr>
+                  <w:rStyle w:val="af"/>
+                  <w:rFonts w:ascii="Arial" w:hAnsi="Arial" w:cs="Arial"/>
+                  <w:color w:val="3B73AF"/>
+                </w:rPr>
+                <w:t>0</w:t>
+              </w:r>
+            </w:hyperlink>
+          </w:p>
+        </w:tc>
+        <w:tc>
+          <w:tcPr>
+            <w:tcW w:w="0" w:type="auto"/>
+            <w:tcBorders>
+              <w:top w:val="single" w:sz="6" w:space="0" w:color="CCCCCC"/>
+              <w:left w:val="single" w:sz="6" w:space="0" w:color="CCCCCC"/>
+              <w:bottom w:val="single" w:sz="6" w:space="0" w:color="CCCCCC"/>
+              <w:right w:val="single" w:sz="6" w:space="0" w:color="CCCCCC"/>
+            </w:tcBorders>
+            <w:shd w:val="clear" w:color="auto" w:fill="FFFFFF"/>
+            <w:tcMar>
+              <w:top w:w="60" w:type="dxa"/>
+              <w:left w:w="60" w:type="dxa"/>
+              <w:bottom w:w="60" w:type="dxa"/>
+              <w:right w:w="60" w:type="dxa"/>
+            </w:tcMar>
+            <w:vAlign w:val="center"/>
+            <w:hideMark/>
+          </w:tcPr>
+          <w:p>
+            <w:pPr>
+              <w:rPr>
+                <w:rFonts w:ascii="Arial" w:hAnsi="Arial" w:cs="Arial"/>
+              </w:rPr>
+            </w:pPr>
+            <w:hyperlink r:id="rId158" w:history="1">
+              <w:r>
+                <w:rPr>
+                  <w:rStyle w:val="af"/>
+                  <w:rFonts w:ascii="Arial" w:hAnsi="Arial" w:cs="Arial"/>
+                  <w:color w:val="3B73AF"/>
+                </w:rPr>
+                <w:t>0</w:t>
+              </w:r>
+            </w:hyperlink>
+          </w:p>
+        </w:tc>
+        <w:tc>
+          <w:tcPr>
+            <w:tcW w:w="0" w:type="auto"/>
+            <w:tcBorders>
+              <w:top w:val="single" w:sz="6" w:space="0" w:color="CCCCCC"/>
+              <w:left w:val="single" w:sz="6" w:space="0" w:color="CCCCCC"/>
+              <w:bottom w:val="single" w:sz="6" w:space="0" w:color="CCCCCC"/>
+              <w:right w:val="single" w:sz="6" w:space="0" w:color="CCCCCC"/>
+            </w:tcBorders>
+            <w:shd w:val="clear" w:color="auto" w:fill="FFFFFF"/>
+            <w:tcMar>
+              <w:top w:w="60" w:type="dxa"/>
+              <w:left w:w="60" w:type="dxa"/>
+              <w:bottom w:w="60" w:type="dxa"/>
+              <w:right w:w="60" w:type="dxa"/>
+            </w:tcMar>
+            <w:vAlign w:val="center"/>
+            <w:hideMark/>
+          </w:tcPr>
+          <w:p>
+            <w:pPr>
+              <w:rPr>
+                <w:rFonts w:ascii="Arial" w:hAnsi="Arial" w:cs="Arial"/>
+              </w:rPr>
+            </w:pPr>
+            <w:hyperlink r:id="rId159" w:history="1">
+              <w:r>
+                <w:rPr>
+                  <w:rStyle w:val="af"/>
+                  <w:rFonts w:ascii="Arial" w:hAnsi="Arial" w:cs="Arial"/>
+                  <w:color w:val="3B73AF"/>
+                </w:rPr>
+                <w:t>0</w:t>
+              </w:r>
+            </w:hyperlink>
+          </w:p>
+        </w:tc>
+        <w:tc>
+          <w:tcPr>
+            <w:tcW w:w="0" w:type="auto"/>
+            <w:tcBorders>
+              <w:top w:val="single" w:sz="6" w:space="0" w:color="CCCCCC"/>
+              <w:left w:val="single" w:sz="6" w:space="0" w:color="CCCCCC"/>
+              <w:bottom w:val="single" w:sz="6" w:space="0" w:color="CCCCCC"/>
+              <w:right w:val="single" w:sz="6" w:space="0" w:color="CCCCCC"/>
+            </w:tcBorders>
+            <w:shd w:val="clear" w:color="auto" w:fill="F5F5F5"/>
+            <w:tcMar>
+              <w:top w:w="60" w:type="dxa"/>
+              <w:left w:w="60" w:type="dxa"/>
+              <w:bottom w:w="60" w:type="dxa"/>
+              <w:right w:w="60" w:type="dxa"/>
+            </w:tcMar>
+            <w:vAlign w:val="center"/>
+            <w:hideMark/>
+          </w:tcPr>
+          <w:p>
+            <w:pPr>
+              <w:rPr>
+                <w:rFonts w:ascii="Arial" w:hAnsi="Arial" w:cs="Arial"/>
+                <w:b/>
+                <w:bCs/>
+              </w:rPr>
+            </w:pPr>
+            <w:hyperlink r:id="rId160" w:history="1">
+              <w:r>
+                <w:rPr>
+                  <w:rStyle w:val="af"/>
+                  <w:rFonts w:ascii="Arial" w:hAnsi="Arial" w:cs="Arial"/>
+                  <w:b/>
+                  <w:bCs/>
+                  <w:color w:val="3B73AF"/>
+                </w:rPr>
+                <w:t>3</w:t>
+              </w:r>
+            </w:hyperlink>
+          </w:p>
+        </w:tc>
+      </w:tr>
+      <w:tr>
+        <w:tc>
+          <w:tcPr>
+            <w:tcW w:w="0" w:type="auto"/>
+            <w:tcBorders>
+              <w:top w:val="single" w:sz="6" w:space="0" w:color="CCCCCC"/>
+              <w:left w:val="single" w:sz="6" w:space="0" w:color="CCCCCC"/>
+              <w:bottom w:val="single" w:sz="6" w:space="0" w:color="CCCCCC"/>
+              <w:right w:val="single" w:sz="6" w:space="0" w:color="CCCCCC"/>
+            </w:tcBorders>
+            <w:shd w:val="clear" w:color="auto" w:fill="FFFFFF"/>
+            <w:tcMar>
+              <w:top w:w="60" w:type="dxa"/>
+              <w:left w:w="60" w:type="dxa"/>
+              <w:bottom w:w="60" w:type="dxa"/>
+              <w:right w:w="60" w:type="dxa"/>
+            </w:tcMar>
+            <w:vAlign w:val="center"/>
+            <w:hideMark/>
+          </w:tcPr>
+          <w:p>
+            <w:pPr>
+              <w:rPr>
+                <w:rFonts w:ascii="Arial" w:hAnsi="Arial" w:cs="Arial"/>
+              </w:rPr>
+            </w:pPr>
+            <w:hyperlink r:id="rId161" w:history="1">
+              <w:r>
+                <w:rPr>
+                  <w:rStyle w:val="af"/>
+                  <w:rFonts w:ascii="Arial" w:hAnsi="Arial" w:cs="Arial"/>
+                  <w:color w:val="3B73AF"/>
+                </w:rPr>
+                <w:t>张俊飞</w:t>
+              </w:r>
+            </w:hyperlink>
+          </w:p>
+        </w:tc>
+        <w:tc>
+          <w:tcPr>
+            <w:tcW w:w="0" w:type="auto"/>
+            <w:tcBorders>
+              <w:top w:val="single" w:sz="6" w:space="0" w:color="CCCCCC"/>
+              <w:left w:val="single" w:sz="6" w:space="0" w:color="CCCCCC"/>
+              <w:bottom w:val="single" w:sz="6" w:space="0" w:color="CCCCCC"/>
+              <w:right w:val="single" w:sz="6" w:space="0" w:color="CCCCCC"/>
+            </w:tcBorders>
+            <w:shd w:val="clear" w:color="auto" w:fill="FFFFFF"/>
+            <w:tcMar>
+              <w:top w:w="60" w:type="dxa"/>
+              <w:left w:w="60" w:type="dxa"/>
+              <w:bottom w:w="60" w:type="dxa"/>
+              <w:right w:w="60" w:type="dxa"/>
+            </w:tcMar>
+            <w:vAlign w:val="center"/>
+            <w:hideMark/>
+          </w:tcPr>
+          <w:p>
+            <w:pPr>
+              <w:rPr>
+                <w:rFonts w:ascii="Arial" w:hAnsi="Arial" w:cs="Arial"/>
+              </w:rPr>
+            </w:pPr>
+            <w:hyperlink r:id="rId162" w:history="1">
+              <w:r>
+                <w:rPr>
+                  <w:rStyle w:val="af"/>
+                  <w:rFonts w:ascii="Arial" w:hAnsi="Arial" w:cs="Arial"/>
+                  <w:color w:val="3B73AF"/>
+                </w:rPr>
+                <w:t>3</w:t>
+              </w:r>
+            </w:hyperlink>
+          </w:p>
+        </w:tc>
+        <w:tc>
+          <w:tcPr>
+            <w:tcW w:w="0" w:type="auto"/>
+            <w:tcBorders>
+              <w:top w:val="single" w:sz="6" w:space="0" w:color="CCCCCC"/>
+              <w:left w:val="single" w:sz="6" w:space="0" w:color="CCCCCC"/>
+              <w:bottom w:val="single" w:sz="6" w:space="0" w:color="CCCCCC"/>
+              <w:right w:val="single" w:sz="6" w:space="0" w:color="CCCCCC"/>
+            </w:tcBorders>
+            <w:shd w:val="clear" w:color="auto" w:fill="FFFFFF"/>
+            <w:tcMar>
+              <w:top w:w="60" w:type="dxa"/>
+              <w:left w:w="60" w:type="dxa"/>
+              <w:bottom w:w="60" w:type="dxa"/>
+              <w:right w:w="60" w:type="dxa"/>
+            </w:tcMar>
+            <w:vAlign w:val="center"/>
+            <w:hideMark/>
+          </w:tcPr>
+          <w:p>
+            <w:pPr>
+              <w:rPr>
+                <w:rFonts w:ascii="Arial" w:hAnsi="Arial" w:cs="Arial"/>
+              </w:rPr>
+            </w:pPr>
+            <w:hyperlink r:id="rId163" w:history="1">
+              <w:r>
+                <w:rPr>
+                  <w:rStyle w:val="af"/>
+                  <w:rFonts w:ascii="Arial" w:hAnsi="Arial" w:cs="Arial"/>
+                  <w:color w:val="3B73AF"/>
+                </w:rPr>
+                <w:t>0</w:t>
+              </w:r>
+            </w:hyperlink>
+          </w:p>
+        </w:tc>
+        <w:tc>
+          <w:tcPr>
+            <w:tcW w:w="0" w:type="auto"/>
+            <w:tcBorders>
+              <w:top w:val="single" w:sz="6" w:space="0" w:color="CCCCCC"/>
+              <w:left w:val="single" w:sz="6" w:space="0" w:color="CCCCCC"/>
+              <w:bottom w:val="single" w:sz="6" w:space="0" w:color="CCCCCC"/>
+              <w:right w:val="single" w:sz="6" w:space="0" w:color="CCCCCC"/>
+            </w:tcBorders>
+            <w:shd w:val="clear" w:color="auto" w:fill="FFFFFF"/>
+            <w:tcMar>
+              <w:top w:w="60" w:type="dxa"/>
+              <w:left w:w="60" w:type="dxa"/>
+              <w:bottom w:w="60" w:type="dxa"/>
+              <w:right w:w="60" w:type="dxa"/>
+            </w:tcMar>
+            <w:vAlign w:val="center"/>
+            <w:hideMark/>
+          </w:tcPr>
+          <w:p>
+            <w:pPr>
+              <w:rPr>
+                <w:rFonts w:ascii="Arial" w:hAnsi="Arial" w:cs="Arial"/>
+              </w:rPr>
+            </w:pPr>
+            <w:hyperlink r:id="rId164" w:history="1">
+              <w:r>
+                <w:rPr>
+                  <w:rStyle w:val="af"/>
+                  <w:rFonts w:ascii="Arial" w:hAnsi="Arial" w:cs="Arial"/>
+                  <w:color w:val="3B73AF"/>
+                </w:rPr>
+                <w:t>0</w:t>
+              </w:r>
+            </w:hyperlink>
+          </w:p>
+        </w:tc>
+        <w:tc>
+          <w:tcPr>
+            <w:tcW w:w="0" w:type="auto"/>
+            <w:tcBorders>
+              <w:top w:val="single" w:sz="6" w:space="0" w:color="CCCCCC"/>
+              <w:left w:val="single" w:sz="6" w:space="0" w:color="CCCCCC"/>
+              <w:bottom w:val="single" w:sz="6" w:space="0" w:color="CCCCCC"/>
+              <w:right w:val="single" w:sz="6" w:space="0" w:color="CCCCCC"/>
+            </w:tcBorders>
+            <w:shd w:val="clear" w:color="auto" w:fill="FFFFFF"/>
+            <w:tcMar>
+              <w:top w:w="60" w:type="dxa"/>
+              <w:left w:w="60" w:type="dxa"/>
+              <w:bottom w:w="60" w:type="dxa"/>
+              <w:right w:w="60" w:type="dxa"/>
+            </w:tcMar>
+            <w:vAlign w:val="center"/>
+            <w:hideMark/>
+          </w:tcPr>
+          <w:p>
+            <w:pPr>
+              <w:rPr>
+                <w:rFonts w:ascii="Arial" w:hAnsi="Arial" w:cs="Arial"/>
+              </w:rPr>
+            </w:pPr>
+            <w:hyperlink r:id="rId165" w:tgtFrame="_parent" w:history="1">
+              <w:r>
+                <w:rPr>
+                  <w:rStyle w:val="af"/>
+                  <w:rFonts w:ascii="Arial" w:hAnsi="Arial" w:cs="Arial"/>
+                  <w:color w:val="3B73AF"/>
+                </w:rPr>
+                <w:t>0</w:t>
+              </w:r>
+            </w:hyperlink>
+          </w:p>
+        </w:tc>
+        <w:tc>
+          <w:tcPr>
+            <w:tcW w:w="0" w:type="auto"/>
+            <w:tcBorders>
+              <w:top w:val="single" w:sz="6" w:space="0" w:color="CCCCCC"/>
+              <w:left w:val="single" w:sz="6" w:space="0" w:color="CCCCCC"/>
+              <w:bottom w:val="single" w:sz="6" w:space="0" w:color="CCCCCC"/>
+              <w:right w:val="single" w:sz="6" w:space="0" w:color="CCCCCC"/>
+            </w:tcBorders>
+            <w:shd w:val="clear" w:color="auto" w:fill="FFFFFF"/>
+            <w:tcMar>
+              <w:top w:w="60" w:type="dxa"/>
+              <w:left w:w="60" w:type="dxa"/>
+              <w:bottom w:w="60" w:type="dxa"/>
+              <w:right w:w="60" w:type="dxa"/>
+            </w:tcMar>
+            <w:vAlign w:val="center"/>
+            <w:hideMark/>
+          </w:tcPr>
+          <w:p>
+            <w:pPr>
+              <w:rPr>
+                <w:rFonts w:ascii="Arial" w:hAnsi="Arial" w:cs="Arial"/>
+              </w:rPr>
+            </w:pPr>
+            <w:hyperlink r:id="rId166" w:history="1">
+              <w:r>
+                <w:rPr>
+                  <w:rStyle w:val="af"/>
+                  <w:rFonts w:ascii="Arial" w:hAnsi="Arial" w:cs="Arial"/>
+                  <w:color w:val="3B73AF"/>
+                </w:rPr>
+                <w:t>0</w:t>
+              </w:r>
+            </w:hyperlink>
+          </w:p>
+        </w:tc>
+        <w:tc>
+          <w:tcPr>
+            <w:tcW w:w="0" w:type="auto"/>
+            <w:tcBorders>
+              <w:top w:val="single" w:sz="6" w:space="0" w:color="CCCCCC"/>
+              <w:left w:val="single" w:sz="6" w:space="0" w:color="CCCCCC"/>
+              <w:bottom w:val="single" w:sz="6" w:space="0" w:color="CCCCCC"/>
+              <w:right w:val="single" w:sz="6" w:space="0" w:color="CCCCCC"/>
+            </w:tcBorders>
+            <w:shd w:val="clear" w:color="auto" w:fill="F5F5F5"/>
+            <w:tcMar>
+              <w:top w:w="60" w:type="dxa"/>
+              <w:left w:w="60" w:type="dxa"/>
+              <w:bottom w:w="60" w:type="dxa"/>
+              <w:right w:w="60" w:type="dxa"/>
+            </w:tcMar>
+            <w:vAlign w:val="center"/>
+            <w:hideMark/>
+          </w:tcPr>
+          <w:p>
+            <w:pPr>
+              <w:rPr>
+                <w:rFonts w:ascii="Arial" w:hAnsi="Arial" w:cs="Arial"/>
+                <w:b/>
+                <w:bCs/>
+              </w:rPr>
+            </w:pPr>
+            <w:hyperlink r:id="rId167" w:history="1">
+              <w:r>
+                <w:rPr>
+                  <w:rStyle w:val="af"/>
+                  <w:rFonts w:ascii="Arial" w:hAnsi="Arial" w:cs="Arial"/>
+                  <w:b/>
+                  <w:bCs/>
+                  <w:color w:val="3B73AF"/>
+                </w:rPr>
+                <w:t>3</w:t>
+              </w:r>
+            </w:hyperlink>
+          </w:p>
+        </w:tc>
+      </w:tr>
+      <w:tr>
+        <w:tc>
+          <w:tcPr>
+            <w:tcW w:w="0" w:type="auto"/>
+            <w:tcBorders>
+              <w:top w:val="single" w:sz="6" w:space="0" w:color="CCCCCC"/>
+              <w:left w:val="single" w:sz="6" w:space="0" w:color="CCCCCC"/>
+              <w:bottom w:val="single" w:sz="6" w:space="0" w:color="CCCCCC"/>
+              <w:right w:val="single" w:sz="6" w:space="0" w:color="CCCCCC"/>
+            </w:tcBorders>
+            <w:shd w:val="clear" w:color="auto" w:fill="FFFFFF"/>
+            <w:tcMar>
+              <w:top w:w="60" w:type="dxa"/>
+              <w:left w:w="60" w:type="dxa"/>
+              <w:bottom w:w="60" w:type="dxa"/>
+              <w:right w:w="60" w:type="dxa"/>
+            </w:tcMar>
+            <w:vAlign w:val="center"/>
+            <w:hideMark/>
+          </w:tcPr>
+          <w:p>
+            <w:pPr>
+              <w:rPr>
+                <w:rFonts w:ascii="Arial" w:hAnsi="Arial" w:cs="Arial"/>
+              </w:rPr>
+            </w:pPr>
+            <w:hyperlink r:id="rId168" w:history="1">
+              <w:r>
+                <w:rPr>
+                  <w:rStyle w:val="af"/>
+                  <w:rFonts w:ascii="Arial" w:hAnsi="Arial" w:cs="Arial"/>
+                  <w:color w:val="3B73AF"/>
+                </w:rPr>
+                <w:t>叶基</w:t>
+              </w:r>
+            </w:hyperlink>
+          </w:p>
+        </w:tc>
+        <w:tc>
+          <w:tcPr>
+            <w:tcW w:w="0" w:type="auto"/>
+            <w:tcBorders>
+              <w:top w:val="single" w:sz="6" w:space="0" w:color="CCCCCC"/>
+              <w:left w:val="single" w:sz="6" w:space="0" w:color="CCCCCC"/>
+              <w:bottom w:val="single" w:sz="6" w:space="0" w:color="CCCCCC"/>
+              <w:right w:val="single" w:sz="6" w:space="0" w:color="CCCCCC"/>
+            </w:tcBorders>
+            <w:shd w:val="clear" w:color="auto" w:fill="FFFFFF"/>
+            <w:tcMar>
+              <w:top w:w="60" w:type="dxa"/>
+              <w:left w:w="60" w:type="dxa"/>
+              <w:bottom w:w="60" w:type="dxa"/>
+              <w:right w:w="60" w:type="dxa"/>
+            </w:tcMar>
+            <w:vAlign w:val="center"/>
+            <w:hideMark/>
+          </w:tcPr>
+          <w:p>
+            <w:pPr>
+              <w:rPr>
+                <w:rFonts w:ascii="Arial" w:hAnsi="Arial" w:cs="Arial"/>
+              </w:rPr>
+            </w:pPr>
+            <w:hyperlink r:id="rId169" w:history="1">
+              <w:r>
+                <w:rPr>
+                  <w:rStyle w:val="af"/>
+                  <w:rFonts w:ascii="Arial" w:hAnsi="Arial" w:cs="Arial"/>
+                  <w:color w:val="3B73AF"/>
+                </w:rPr>
+                <w:t>2</w:t>
+              </w:r>
+            </w:hyperlink>
+          </w:p>
+        </w:tc>
+        <w:tc>
+          <w:tcPr>
+            <w:tcW w:w="0" w:type="auto"/>
+            <w:tcBorders>
+              <w:top w:val="single" w:sz="6" w:space="0" w:color="CCCCCC"/>
+              <w:left w:val="single" w:sz="6" w:space="0" w:color="CCCCCC"/>
+              <w:bottom w:val="single" w:sz="6" w:space="0" w:color="CCCCCC"/>
+              <w:right w:val="single" w:sz="6" w:space="0" w:color="CCCCCC"/>
+            </w:tcBorders>
+            <w:shd w:val="clear" w:color="auto" w:fill="FFFFFF"/>
+            <w:tcMar>
+              <w:top w:w="60" w:type="dxa"/>
+              <w:left w:w="60" w:type="dxa"/>
+              <w:bottom w:w="60" w:type="dxa"/>
+              <w:right w:w="60" w:type="dxa"/>
+            </w:tcMar>
+            <w:vAlign w:val="center"/>
+            <w:hideMark/>
+          </w:tcPr>
+          <w:p>
+            <w:pPr>
+              <w:rPr>
+                <w:rFonts w:ascii="Arial" w:hAnsi="Arial" w:cs="Arial"/>
+              </w:rPr>
+            </w:pPr>
+            <w:hyperlink r:id="rId170" w:history="1">
+              <w:r>
+                <w:rPr>
+                  <w:rStyle w:val="af"/>
+                  <w:rFonts w:ascii="Arial" w:hAnsi="Arial" w:cs="Arial"/>
+                  <w:color w:val="3B73AF"/>
+                </w:rPr>
+                <w:t>0</w:t>
+              </w:r>
+            </w:hyperlink>
+          </w:p>
+        </w:tc>
+        <w:tc>
+          <w:tcPr>
+            <w:tcW w:w="0" w:type="auto"/>
+            <w:tcBorders>
+              <w:top w:val="single" w:sz="6" w:space="0" w:color="CCCCCC"/>
+              <w:left w:val="single" w:sz="6" w:space="0" w:color="CCCCCC"/>
+              <w:bottom w:val="single" w:sz="6" w:space="0" w:color="CCCCCC"/>
+              <w:right w:val="single" w:sz="6" w:space="0" w:color="CCCCCC"/>
+            </w:tcBorders>
+            <w:shd w:val="clear" w:color="auto" w:fill="FFFFFF"/>
+            <w:tcMar>
+              <w:top w:w="60" w:type="dxa"/>
+              <w:left w:w="60" w:type="dxa"/>
+              <w:bottom w:w="60" w:type="dxa"/>
+              <w:right w:w="60" w:type="dxa"/>
+            </w:tcMar>
+            <w:vAlign w:val="center"/>
+            <w:hideMark/>
+          </w:tcPr>
+          <w:p>
+            <w:pPr>
+              <w:rPr>
+                <w:rFonts w:ascii="Arial" w:hAnsi="Arial" w:cs="Arial"/>
+              </w:rPr>
+            </w:pPr>
+            <w:hyperlink r:id="rId171" w:history="1">
+              <w:r>
+                <w:rPr>
+                  <w:rStyle w:val="af"/>
+                  <w:rFonts w:ascii="Arial" w:hAnsi="Arial" w:cs="Arial"/>
+                  <w:color w:val="3B73AF"/>
+                </w:rPr>
+                <w:t>0</w:t>
+              </w:r>
+            </w:hyperlink>
+          </w:p>
+        </w:tc>
+        <w:tc>
+          <w:tcPr>
+            <w:tcW w:w="0" w:type="auto"/>
+            <w:tcBorders>
+              <w:top w:val="single" w:sz="6" w:space="0" w:color="CCCCCC"/>
+              <w:left w:val="single" w:sz="6" w:space="0" w:color="CCCCCC"/>
+              <w:bottom w:val="single" w:sz="6" w:space="0" w:color="CCCCCC"/>
+              <w:right w:val="single" w:sz="6" w:space="0" w:color="CCCCCC"/>
+            </w:tcBorders>
+            <w:shd w:val="clear" w:color="auto" w:fill="FFFFFF"/>
+            <w:tcMar>
+              <w:top w:w="60" w:type="dxa"/>
+              <w:left w:w="60" w:type="dxa"/>
+              <w:bottom w:w="60" w:type="dxa"/>
+              <w:right w:w="60" w:type="dxa"/>
+            </w:tcMar>
+            <w:vAlign w:val="center"/>
+            <w:hideMark/>
+          </w:tcPr>
+          <w:p>
+            <w:pPr>
+              <w:rPr>
+                <w:rFonts w:ascii="Arial" w:hAnsi="Arial" w:cs="Arial"/>
+              </w:rPr>
+            </w:pPr>
+            <w:hyperlink r:id="rId172" w:history="1">
+              <w:r>
+                <w:rPr>
+                  <w:rStyle w:val="af"/>
+                  <w:rFonts w:ascii="Arial" w:hAnsi="Arial" w:cs="Arial"/>
+                  <w:color w:val="3B73AF"/>
+                </w:rPr>
+                <w:t>0</w:t>
+              </w:r>
+            </w:hyperlink>
+          </w:p>
+        </w:tc>
+        <w:tc>
+          <w:tcPr>
+            <w:tcW w:w="0" w:type="auto"/>
+            <w:tcBorders>
+              <w:top w:val="single" w:sz="6" w:space="0" w:color="CCCCCC"/>
+              <w:left w:val="single" w:sz="6" w:space="0" w:color="CCCCCC"/>
+              <w:bottom w:val="single" w:sz="6" w:space="0" w:color="CCCCCC"/>
+              <w:right w:val="single" w:sz="6" w:space="0" w:color="CCCCCC"/>
+            </w:tcBorders>
+            <w:shd w:val="clear" w:color="auto" w:fill="FFFFFF"/>
+            <w:tcMar>
+              <w:top w:w="60" w:type="dxa"/>
+              <w:left w:w="60" w:type="dxa"/>
+              <w:bottom w:w="60" w:type="dxa"/>
+              <w:right w:w="60" w:type="dxa"/>
+            </w:tcMar>
+            <w:vAlign w:val="center"/>
+            <w:hideMark/>
+          </w:tcPr>
+          <w:p>
+            <w:pPr>
+              <w:rPr>
+                <w:rFonts w:ascii="Arial" w:hAnsi="Arial" w:cs="Arial"/>
+              </w:rPr>
+            </w:pPr>
+            <w:hyperlink r:id="rId173" w:history="1">
+              <w:r>
+                <w:rPr>
+                  <w:rStyle w:val="af"/>
+                  <w:rFonts w:ascii="Arial" w:hAnsi="Arial" w:cs="Arial"/>
+                  <w:color w:val="3B73AF"/>
+                </w:rPr>
+                <w:t>0</w:t>
+              </w:r>
+            </w:hyperlink>
+          </w:p>
+        </w:tc>
+        <w:tc>
+          <w:tcPr>
+            <w:tcW w:w="0" w:type="auto"/>
+            <w:tcBorders>
+              <w:top w:val="single" w:sz="6" w:space="0" w:color="CCCCCC"/>
+              <w:left w:val="single" w:sz="6" w:space="0" w:color="CCCCCC"/>
+              <w:bottom w:val="single" w:sz="6" w:space="0" w:color="CCCCCC"/>
+              <w:right w:val="single" w:sz="6" w:space="0" w:color="CCCCCC"/>
+            </w:tcBorders>
+            <w:shd w:val="clear" w:color="auto" w:fill="F5F5F5"/>
+            <w:tcMar>
+              <w:top w:w="60" w:type="dxa"/>
+              <w:left w:w="60" w:type="dxa"/>
+              <w:bottom w:w="60" w:type="dxa"/>
+              <w:right w:w="60" w:type="dxa"/>
+            </w:tcMar>
+            <w:vAlign w:val="center"/>
+            <w:hideMark/>
+          </w:tcPr>
+          <w:p>
+            <w:pPr>
+              <w:rPr>
+                <w:rFonts w:ascii="Arial" w:hAnsi="Arial" w:cs="Arial"/>
+                <w:b/>
+                <w:bCs/>
+              </w:rPr>
+            </w:pPr>
+            <w:hyperlink r:id="rId174" w:history="1">
+              <w:r>
+                <w:rPr>
+                  <w:rStyle w:val="af"/>
+                  <w:rFonts w:ascii="Arial" w:hAnsi="Arial" w:cs="Arial"/>
+                  <w:b/>
+                  <w:bCs/>
+                  <w:color w:val="3B73AF"/>
+                </w:rPr>
+                <w:t>2</w:t>
+              </w:r>
+            </w:hyperlink>
+          </w:p>
+        </w:tc>
+      </w:tr>
+      <w:tr>
+        <w:tc>
+          <w:tcPr>
+            <w:tcW w:w="0" w:type="auto"/>
+            <w:tcBorders>
+              <w:top w:val="single" w:sz="6" w:space="0" w:color="CCCCCC"/>
+              <w:left w:val="single" w:sz="6" w:space="0" w:color="CCCCCC"/>
+              <w:bottom w:val="single" w:sz="6" w:space="0" w:color="CCCCCC"/>
+              <w:right w:val="single" w:sz="6" w:space="0" w:color="CCCCCC"/>
+            </w:tcBorders>
+            <w:shd w:val="clear" w:color="auto" w:fill="FFFFFF"/>
+            <w:tcMar>
+              <w:top w:w="60" w:type="dxa"/>
+              <w:left w:w="60" w:type="dxa"/>
+              <w:bottom w:w="60" w:type="dxa"/>
+              <w:right w:w="60" w:type="dxa"/>
+            </w:tcMar>
+            <w:vAlign w:val="center"/>
+            <w:hideMark/>
+          </w:tcPr>
+          <w:p>
+            <w:pPr>
+              <w:rPr>
+                <w:rFonts w:ascii="Arial" w:hAnsi="Arial" w:cs="Arial"/>
+              </w:rPr>
+            </w:pPr>
+            <w:hyperlink r:id="rId175" w:history="1">
+              <w:r>
+                <w:rPr>
+                  <w:rStyle w:val="af"/>
+                  <w:rFonts w:ascii="Arial" w:hAnsi="Arial" w:cs="Arial"/>
+                  <w:color w:val="3B73AF"/>
+                </w:rPr>
+                <w:t>余婷</w:t>
+              </w:r>
+            </w:hyperlink>
+          </w:p>
+        </w:tc>
+        <w:tc>
+          <w:tcPr>
+            <w:tcW w:w="0" w:type="auto"/>
+            <w:tcBorders>
+              <w:top w:val="single" w:sz="6" w:space="0" w:color="CCCCCC"/>
+              <w:left w:val="single" w:sz="6" w:space="0" w:color="CCCCCC"/>
+              <w:bottom w:val="single" w:sz="6" w:space="0" w:color="CCCCCC"/>
+              <w:right w:val="single" w:sz="6" w:space="0" w:color="CCCCCC"/>
+            </w:tcBorders>
+            <w:shd w:val="clear" w:color="auto" w:fill="FFFFFF"/>
+            <w:tcMar>
+              <w:top w:w="60" w:type="dxa"/>
+              <w:left w:w="60" w:type="dxa"/>
+              <w:bottom w:w="60" w:type="dxa"/>
+              <w:right w:w="60" w:type="dxa"/>
+            </w:tcMar>
+            <w:vAlign w:val="center"/>
+            <w:hideMark/>
+          </w:tcPr>
+          <w:p>
+            <w:pPr>
+              <w:rPr>
+                <w:rFonts w:ascii="Arial" w:hAnsi="Arial" w:cs="Arial"/>
+              </w:rPr>
+            </w:pPr>
+            <w:hyperlink r:id="rId176" w:history="1">
+              <w:r>
+                <w:rPr>
+                  <w:rStyle w:val="af"/>
+                  <w:rFonts w:ascii="Arial" w:hAnsi="Arial" w:cs="Arial"/>
+                  <w:color w:val="3B73AF"/>
+                </w:rPr>
+                <w:t>0</w:t>
+              </w:r>
+            </w:hyperlink>
+          </w:p>
+        </w:tc>
+        <w:tc>
+          <w:tcPr>
+            <w:tcW w:w="0" w:type="auto"/>
+            <w:tcBorders>
+              <w:top w:val="single" w:sz="6" w:space="0" w:color="CCCCCC"/>
+              <w:left w:val="single" w:sz="6" w:space="0" w:color="CCCCCC"/>
+              <w:bottom w:val="single" w:sz="6" w:space="0" w:color="CCCCCC"/>
+              <w:right w:val="single" w:sz="6" w:space="0" w:color="CCCCCC"/>
+            </w:tcBorders>
+            <w:shd w:val="clear" w:color="auto" w:fill="FFFFFF"/>
+            <w:tcMar>
+              <w:top w:w="60" w:type="dxa"/>
+              <w:left w:w="60" w:type="dxa"/>
+              <w:bottom w:w="60" w:type="dxa"/>
+              <w:right w:w="60" w:type="dxa"/>
+            </w:tcMar>
+            <w:vAlign w:val="center"/>
+            <w:hideMark/>
+          </w:tcPr>
+          <w:p>
+            <w:pPr>
+              <w:rPr>
+                <w:rFonts w:ascii="Arial" w:hAnsi="Arial" w:cs="Arial"/>
+              </w:rPr>
+            </w:pPr>
+            <w:hyperlink r:id="rId177" w:history="1">
+              <w:r>
+                <w:rPr>
+                  <w:rStyle w:val="af"/>
+                  <w:rFonts w:ascii="Arial" w:hAnsi="Arial" w:cs="Arial"/>
+                  <w:color w:val="3B73AF"/>
+                </w:rPr>
+                <w:t>2</w:t>
+              </w:r>
+            </w:hyperlink>
+          </w:p>
+        </w:tc>
+        <w:tc>
+          <w:tcPr>
+            <w:tcW w:w="0" w:type="auto"/>
+            <w:tcBorders>
+              <w:top w:val="single" w:sz="6" w:space="0" w:color="CCCCCC"/>
+              <w:left w:val="single" w:sz="6" w:space="0" w:color="CCCCCC"/>
+              <w:bottom w:val="single" w:sz="6" w:space="0" w:color="CCCCCC"/>
+              <w:right w:val="single" w:sz="6" w:space="0" w:color="CCCCCC"/>
+            </w:tcBorders>
+            <w:shd w:val="clear" w:color="auto" w:fill="FFFFFF"/>
+            <w:tcMar>
+              <w:top w:w="60" w:type="dxa"/>
+              <w:left w:w="60" w:type="dxa"/>
+              <w:bottom w:w="60" w:type="dxa"/>
+              <w:right w:w="60" w:type="dxa"/>
+            </w:tcMar>
+            <w:vAlign w:val="center"/>
+            <w:hideMark/>
+          </w:tcPr>
+          <w:p>
+            <w:pPr>
+              <w:rPr>
+                <w:rFonts w:ascii="Arial" w:hAnsi="Arial" w:cs="Arial"/>
+              </w:rPr>
+            </w:pPr>
+            <w:hyperlink r:id="rId178" w:history="1">
+              <w:r>
+                <w:rPr>
+                  <w:rStyle w:val="af"/>
+                  <w:rFonts w:ascii="Arial" w:hAnsi="Arial" w:cs="Arial"/>
+                  <w:color w:val="3B73AF"/>
+                </w:rPr>
+                <w:t>0</w:t>
+              </w:r>
+            </w:hyperlink>
+          </w:p>
+        </w:tc>
+        <w:tc>
+          <w:tcPr>
+            <w:tcW w:w="0" w:type="auto"/>
+            <w:tcBorders>
+              <w:top w:val="single" w:sz="6" w:space="0" w:color="CCCCCC"/>
+              <w:left w:val="single" w:sz="6" w:space="0" w:color="CCCCCC"/>
+              <w:bottom w:val="single" w:sz="6" w:space="0" w:color="CCCCCC"/>
+              <w:right w:val="single" w:sz="6" w:space="0" w:color="CCCCCC"/>
+            </w:tcBorders>
+            <w:shd w:val="clear" w:color="auto" w:fill="FFFFFF"/>
+            <w:tcMar>
+              <w:top w:w="60" w:type="dxa"/>
+              <w:left w:w="60" w:type="dxa"/>
+              <w:bottom w:w="60" w:type="dxa"/>
+              <w:right w:w="60" w:type="dxa"/>
+            </w:tcMar>
+            <w:vAlign w:val="center"/>
+            <w:hideMark/>
+          </w:tcPr>
+          <w:p>
+            <w:pPr>
+              <w:rPr>
+                <w:rFonts w:ascii="Arial" w:hAnsi="Arial" w:cs="Arial"/>
+              </w:rPr>
+            </w:pPr>
+            <w:hyperlink r:id="rId179" w:history="1">
+              <w:r>
+                <w:rPr>
+                  <w:rStyle w:val="af"/>
+                  <w:rFonts w:ascii="Arial" w:hAnsi="Arial" w:cs="Arial"/>
+                  <w:color w:val="3B73AF"/>
+                </w:rPr>
+                <w:t>0</w:t>
+              </w:r>
+            </w:hyperlink>
+          </w:p>
+        </w:tc>
+        <w:tc>
+          <w:tcPr>
+            <w:tcW w:w="0" w:type="auto"/>
+            <w:tcBorders>
+              <w:top w:val="single" w:sz="6" w:space="0" w:color="CCCCCC"/>
+              <w:left w:val="single" w:sz="6" w:space="0" w:color="CCCCCC"/>
+              <w:bottom w:val="single" w:sz="6" w:space="0" w:color="CCCCCC"/>
+              <w:right w:val="single" w:sz="6" w:space="0" w:color="CCCCCC"/>
+            </w:tcBorders>
+            <w:shd w:val="clear" w:color="auto" w:fill="FFFFFF"/>
+            <w:tcMar>
+              <w:top w:w="60" w:type="dxa"/>
+              <w:left w:w="60" w:type="dxa"/>
+              <w:bottom w:w="60" w:type="dxa"/>
+              <w:right w:w="60" w:type="dxa"/>
+            </w:tcMar>
+            <w:vAlign w:val="center"/>
+            <w:hideMark/>
+          </w:tcPr>
+          <w:p>
+            <w:pPr>
+              <w:rPr>
+                <w:rFonts w:ascii="Arial" w:hAnsi="Arial" w:cs="Arial"/>
+              </w:rPr>
+            </w:pPr>
+            <w:hyperlink r:id="rId180" w:history="1">
+              <w:r>
+                <w:rPr>
+                  <w:rStyle w:val="af"/>
+                  <w:rFonts w:ascii="Arial" w:hAnsi="Arial" w:cs="Arial"/>
+                  <w:color w:val="3B73AF"/>
+                </w:rPr>
+                <w:t>0</w:t>
+              </w:r>
+            </w:hyperlink>
+          </w:p>
+        </w:tc>
+        <w:tc>
+          <w:tcPr>
+            <w:tcW w:w="0" w:type="auto"/>
+            <w:tcBorders>
+              <w:top w:val="single" w:sz="6" w:space="0" w:color="CCCCCC"/>
+              <w:left w:val="single" w:sz="6" w:space="0" w:color="CCCCCC"/>
+              <w:bottom w:val="single" w:sz="6" w:space="0" w:color="CCCCCC"/>
+              <w:right w:val="single" w:sz="6" w:space="0" w:color="CCCCCC"/>
+            </w:tcBorders>
+            <w:shd w:val="clear" w:color="auto" w:fill="F5F5F5"/>
+            <w:tcMar>
+              <w:top w:w="60" w:type="dxa"/>
+              <w:left w:w="60" w:type="dxa"/>
+              <w:bottom w:w="60" w:type="dxa"/>
+              <w:right w:w="60" w:type="dxa"/>
+            </w:tcMar>
+            <w:vAlign w:val="center"/>
+            <w:hideMark/>
+          </w:tcPr>
+          <w:p>
+            <w:pPr>
+              <w:rPr>
+                <w:rFonts w:ascii="Arial" w:hAnsi="Arial" w:cs="Arial"/>
+                <w:b/>
+                <w:bCs/>
+              </w:rPr>
+            </w:pPr>
+            <w:hyperlink r:id="rId181" w:history="1">
+              <w:r>
+                <w:rPr>
+                  <w:rStyle w:val="af"/>
+                  <w:rFonts w:ascii="Arial" w:hAnsi="Arial" w:cs="Arial"/>
+                  <w:b/>
+                  <w:bCs/>
+                  <w:color w:val="3B73AF"/>
+                </w:rPr>
+                <w:t>2</w:t>
+              </w:r>
+            </w:hyperlink>
+          </w:p>
+        </w:tc>
+      </w:tr>
+      <w:tr>
+        <w:tc>
+          <w:tcPr>
+            <w:tcW w:w="0" w:type="auto"/>
+            <w:tcBorders>
+              <w:top w:val="single" w:sz="6" w:space="0" w:color="CCCCCC"/>
+              <w:left w:val="single" w:sz="6" w:space="0" w:color="CCCCCC"/>
+              <w:bottom w:val="single" w:sz="6" w:space="0" w:color="CCCCCC"/>
+              <w:right w:val="single" w:sz="6" w:space="0" w:color="CCCCCC"/>
+            </w:tcBorders>
+            <w:shd w:val="clear" w:color="auto" w:fill="FFFFFF"/>
+            <w:tcMar>
+              <w:top w:w="60" w:type="dxa"/>
+              <w:left w:w="60" w:type="dxa"/>
+              <w:bottom w:w="60" w:type="dxa"/>
+              <w:right w:w="60" w:type="dxa"/>
+            </w:tcMar>
+            <w:vAlign w:val="center"/>
+            <w:hideMark/>
+          </w:tcPr>
+          <w:p>
+            <w:pPr>
+              <w:rPr>
+                <w:rFonts w:ascii="Arial" w:hAnsi="Arial" w:cs="Arial"/>
+              </w:rPr>
+            </w:pPr>
+            <w:hyperlink r:id="rId182" w:history="1">
+              <w:r>
+                <w:rPr>
+                  <w:rStyle w:val="af"/>
+                  <w:rFonts w:ascii="Arial" w:hAnsi="Arial" w:cs="Arial"/>
+                  <w:color w:val="3B73AF"/>
+                </w:rPr>
+                <w:t>李伟超</w:t>
+              </w:r>
+            </w:hyperlink>
+          </w:p>
+        </w:tc>
+        <w:tc>
+          <w:tcPr>
+            <w:tcW w:w="0" w:type="auto"/>
+            <w:tcBorders>
+              <w:top w:val="single" w:sz="6" w:space="0" w:color="CCCCCC"/>
+              <w:left w:val="single" w:sz="6" w:space="0" w:color="CCCCCC"/>
+              <w:bottom w:val="single" w:sz="6" w:space="0" w:color="CCCCCC"/>
+              <w:right w:val="single" w:sz="6" w:space="0" w:color="CCCCCC"/>
+            </w:tcBorders>
+            <w:shd w:val="clear" w:color="auto" w:fill="FFFFFF"/>
+            <w:tcMar>
+              <w:top w:w="60" w:type="dxa"/>
+              <w:left w:w="60" w:type="dxa"/>
+              <w:bottom w:w="60" w:type="dxa"/>
+              <w:right w:w="60" w:type="dxa"/>
+            </w:tcMar>
+            <w:vAlign w:val="center"/>
+            <w:hideMark/>
+          </w:tcPr>
+          <w:p>
+            <w:pPr>
+              <w:rPr>
+                <w:rFonts w:ascii="Arial" w:hAnsi="Arial" w:cs="Arial"/>
+              </w:rPr>
+            </w:pPr>
+            <w:hyperlink r:id="rId183" w:history="1">
+              <w:r>
+                <w:rPr>
+                  <w:rStyle w:val="af"/>
+                  <w:rFonts w:ascii="Arial" w:hAnsi="Arial" w:cs="Arial"/>
+                  <w:color w:val="3B73AF"/>
+                </w:rPr>
+                <w:t>1</w:t>
+              </w:r>
+            </w:hyperlink>
+          </w:p>
+        </w:tc>
+        <w:tc>
+          <w:tcPr>
+            <w:tcW w:w="0" w:type="auto"/>
+            <w:tcBorders>
+              <w:top w:val="single" w:sz="6" w:space="0" w:color="CCCCCC"/>
+              <w:left w:val="single" w:sz="6" w:space="0" w:color="CCCCCC"/>
+              <w:bottom w:val="single" w:sz="6" w:space="0" w:color="CCCCCC"/>
+              <w:right w:val="single" w:sz="6" w:space="0" w:color="CCCCCC"/>
+            </w:tcBorders>
+            <w:shd w:val="clear" w:color="auto" w:fill="FFFFFF"/>
+            <w:tcMar>
+              <w:top w:w="60" w:type="dxa"/>
+              <w:left w:w="60" w:type="dxa"/>
+              <w:bottom w:w="60" w:type="dxa"/>
+              <w:right w:w="60" w:type="dxa"/>
+            </w:tcMar>
+            <w:vAlign w:val="center"/>
+            <w:hideMark/>
+          </w:tcPr>
+          <w:p>
+            <w:pPr>
+              <w:rPr>
+                <w:rFonts w:ascii="Arial" w:hAnsi="Arial" w:cs="Arial"/>
+              </w:rPr>
+            </w:pPr>
+            <w:hyperlink r:id="rId184" w:history="1">
+              <w:r>
+                <w:rPr>
+                  <w:rStyle w:val="af"/>
+                  <w:rFonts w:ascii="Arial" w:hAnsi="Arial" w:cs="Arial"/>
+                  <w:color w:val="3B73AF"/>
+                </w:rPr>
+                <w:t>0</w:t>
+              </w:r>
+            </w:hyperlink>
+          </w:p>
+        </w:tc>
+        <w:tc>
+          <w:tcPr>
+            <w:tcW w:w="0" w:type="auto"/>
+            <w:tcBorders>
+              <w:top w:val="single" w:sz="6" w:space="0" w:color="CCCCCC"/>
+              <w:left w:val="single" w:sz="6" w:space="0" w:color="CCCCCC"/>
+              <w:bottom w:val="single" w:sz="6" w:space="0" w:color="CCCCCC"/>
+              <w:right w:val="single" w:sz="6" w:space="0" w:color="CCCCCC"/>
+            </w:tcBorders>
+            <w:shd w:val="clear" w:color="auto" w:fill="FFFFFF"/>
+            <w:tcMar>
+              <w:top w:w="60" w:type="dxa"/>
+              <w:left w:w="60" w:type="dxa"/>
+              <w:bottom w:w="60" w:type="dxa"/>
+              <w:right w:w="60" w:type="dxa"/>
+            </w:tcMar>
+            <w:vAlign w:val="center"/>
+            <w:hideMark/>
+          </w:tcPr>
+          <w:p>
+            <w:pPr>
+              <w:rPr>
+                <w:rFonts w:ascii="Arial" w:hAnsi="Arial" w:cs="Arial"/>
+              </w:rPr>
+            </w:pPr>
+            <w:hyperlink r:id="rId185" w:history="1">
+              <w:r>
+                <w:rPr>
+                  <w:rStyle w:val="af"/>
+                  <w:rFonts w:ascii="Arial" w:hAnsi="Arial" w:cs="Arial"/>
+                  <w:color w:val="3B73AF"/>
+                </w:rPr>
+                <w:t>0</w:t>
+              </w:r>
+            </w:hyperlink>
+          </w:p>
+        </w:tc>
+        <w:tc>
+          <w:tcPr>
+            <w:tcW w:w="0" w:type="auto"/>
+            <w:tcBorders>
+              <w:top w:val="single" w:sz="6" w:space="0" w:color="CCCCCC"/>
+              <w:left w:val="single" w:sz="6" w:space="0" w:color="CCCCCC"/>
+              <w:bottom w:val="single" w:sz="6" w:space="0" w:color="CCCCCC"/>
+              <w:right w:val="single" w:sz="6" w:space="0" w:color="CCCCCC"/>
+            </w:tcBorders>
+            <w:shd w:val="clear" w:color="auto" w:fill="FFFFFF"/>
+            <w:tcMar>
+              <w:top w:w="60" w:type="dxa"/>
+              <w:left w:w="60" w:type="dxa"/>
+              <w:bottom w:w="60" w:type="dxa"/>
+              <w:right w:w="60" w:type="dxa"/>
+            </w:tcMar>
+            <w:vAlign w:val="center"/>
+            <w:hideMark/>
+          </w:tcPr>
+          <w:p>
+            <w:pPr>
+              <w:rPr>
+                <w:rFonts w:ascii="Arial" w:hAnsi="Arial" w:cs="Arial"/>
+              </w:rPr>
+            </w:pPr>
+            <w:hyperlink r:id="rId186" w:history="1">
+              <w:r>
+                <w:rPr>
+                  <w:rStyle w:val="af"/>
+                  <w:rFonts w:ascii="Arial" w:hAnsi="Arial" w:cs="Arial"/>
+                  <w:color w:val="3B73AF"/>
+                </w:rPr>
+                <w:t>0</w:t>
+              </w:r>
+            </w:hyperlink>
+          </w:p>
+        </w:tc>
+        <w:tc>
+          <w:tcPr>
+            <w:tcW w:w="0" w:type="auto"/>
+            <w:tcBorders>
+              <w:top w:val="single" w:sz="6" w:space="0" w:color="CCCCCC"/>
+              <w:left w:val="single" w:sz="6" w:space="0" w:color="CCCCCC"/>
+              <w:bottom w:val="single" w:sz="6" w:space="0" w:color="CCCCCC"/>
+              <w:right w:val="single" w:sz="6" w:space="0" w:color="CCCCCC"/>
+            </w:tcBorders>
+            <w:shd w:val="clear" w:color="auto" w:fill="FFFFFF"/>
+            <w:tcMar>
+              <w:top w:w="60" w:type="dxa"/>
+              <w:left w:w="60" w:type="dxa"/>
+              <w:bottom w:w="60" w:type="dxa"/>
+              <w:right w:w="60" w:type="dxa"/>
+            </w:tcMar>
+            <w:vAlign w:val="center"/>
+            <w:hideMark/>
+          </w:tcPr>
+          <w:p>
+            <w:pPr>
+              <w:rPr>
+                <w:rFonts w:ascii="Arial" w:hAnsi="Arial" w:cs="Arial"/>
+              </w:rPr>
+            </w:pPr>
+            <w:hyperlink r:id="rId187" w:history="1">
+              <w:r>
+                <w:rPr>
+                  <w:rStyle w:val="af"/>
+                  <w:rFonts w:ascii="Arial" w:hAnsi="Arial" w:cs="Arial"/>
+                  <w:color w:val="3B73AF"/>
+                </w:rPr>
+                <w:t>0</w:t>
+              </w:r>
+            </w:hyperlink>
+          </w:p>
+        </w:tc>
+        <w:tc>
+          <w:tcPr>
+            <w:tcW w:w="0" w:type="auto"/>
+            <w:tcBorders>
+              <w:top w:val="single" w:sz="6" w:space="0" w:color="CCCCCC"/>
+              <w:left w:val="single" w:sz="6" w:space="0" w:color="CCCCCC"/>
+              <w:bottom w:val="single" w:sz="6" w:space="0" w:color="CCCCCC"/>
+              <w:right w:val="single" w:sz="6" w:space="0" w:color="CCCCCC"/>
+            </w:tcBorders>
+            <w:shd w:val="clear" w:color="auto" w:fill="F5F5F5"/>
+            <w:tcMar>
+              <w:top w:w="60" w:type="dxa"/>
+              <w:left w:w="60" w:type="dxa"/>
+              <w:bottom w:w="60" w:type="dxa"/>
+              <w:right w:w="60" w:type="dxa"/>
+            </w:tcMar>
+            <w:vAlign w:val="center"/>
+            <w:hideMark/>
+          </w:tcPr>
+          <w:p>
+            <w:pPr>
+              <w:rPr>
+                <w:rFonts w:ascii="Arial" w:hAnsi="Arial" w:cs="Arial"/>
+                <w:b/>
+                <w:bCs/>
+              </w:rPr>
+            </w:pPr>
+            <w:hyperlink r:id="rId188" w:history="1">
+              <w:r>
+                <w:rPr>
+                  <w:rStyle w:val="af"/>
+                  <w:rFonts w:ascii="Arial" w:hAnsi="Arial" w:cs="Arial"/>
+                  <w:b/>
+                  <w:bCs/>
+                  <w:color w:val="3B73AF"/>
+                </w:rPr>
+                <w:t>1</w:t>
+              </w:r>
+            </w:hyperlink>
+          </w:p>
+        </w:tc>
+      </w:tr>
+      <w:tr>
+        <w:tc>
+          <w:tcPr>
+            <w:tcW w:w="0" w:type="auto"/>
+            <w:tcBorders>
+              <w:top w:val="single" w:sz="6" w:space="0" w:color="CCCCCC"/>
+              <w:left w:val="single" w:sz="6" w:space="0" w:color="CCCCCC"/>
+              <w:bottom w:val="single" w:sz="6" w:space="0" w:color="CCCCCC"/>
+              <w:right w:val="single" w:sz="6" w:space="0" w:color="CCCCCC"/>
+            </w:tcBorders>
+            <w:shd w:val="clear" w:color="auto" w:fill="FFFFFF"/>
+            <w:tcMar>
+              <w:top w:w="60" w:type="dxa"/>
+              <w:left w:w="60" w:type="dxa"/>
+              <w:bottom w:w="60" w:type="dxa"/>
+              <w:right w:w="60" w:type="dxa"/>
+            </w:tcMar>
+            <w:vAlign w:val="center"/>
+            <w:hideMark/>
+          </w:tcPr>
+          <w:p>
+            <w:pPr>
+              <w:rPr>
+                <w:rFonts w:ascii="Arial" w:hAnsi="Arial" w:cs="Arial"/>
+              </w:rPr>
+            </w:pPr>
+            <w:hyperlink r:id="rId189" w:history="1">
+              <w:r>
+                <w:rPr>
+                  <w:rStyle w:val="af"/>
+                  <w:rFonts w:ascii="Arial" w:hAnsi="Arial" w:cs="Arial"/>
+                  <w:color w:val="3B73AF"/>
+                </w:rPr>
+                <w:t>张平</w:t>
+              </w:r>
+            </w:hyperlink>
+          </w:p>
+        </w:tc>
+        <w:tc>
+          <w:tcPr>
+            <w:tcW w:w="0" w:type="auto"/>
+            <w:tcBorders>
+              <w:top w:val="single" w:sz="6" w:space="0" w:color="CCCCCC"/>
+              <w:left w:val="single" w:sz="6" w:space="0" w:color="CCCCCC"/>
+              <w:bottom w:val="single" w:sz="6" w:space="0" w:color="CCCCCC"/>
+              <w:right w:val="single" w:sz="6" w:space="0" w:color="CCCCCC"/>
+            </w:tcBorders>
+            <w:shd w:val="clear" w:color="auto" w:fill="FFFFFF"/>
+            <w:tcMar>
+              <w:top w:w="60" w:type="dxa"/>
+              <w:left w:w="60" w:type="dxa"/>
+              <w:bottom w:w="60" w:type="dxa"/>
+              <w:right w:w="60" w:type="dxa"/>
+            </w:tcMar>
+            <w:vAlign w:val="center"/>
+            <w:hideMark/>
+          </w:tcPr>
+          <w:p>
+            <w:pPr>
+              <w:rPr>
+                <w:rFonts w:ascii="Arial" w:hAnsi="Arial" w:cs="Arial"/>
+              </w:rPr>
+            </w:pPr>
+            <w:hyperlink r:id="rId190" w:history="1">
+              <w:r>
+                <w:rPr>
+                  <w:rStyle w:val="af"/>
+                  <w:rFonts w:ascii="Arial" w:hAnsi="Arial" w:cs="Arial"/>
+                  <w:color w:val="3B73AF"/>
+                </w:rPr>
+                <w:t>0</w:t>
+              </w:r>
+            </w:hyperlink>
+          </w:p>
+        </w:tc>
+        <w:tc>
+          <w:tcPr>
+            <w:tcW w:w="0" w:type="auto"/>
+            <w:tcBorders>
+              <w:top w:val="single" w:sz="6" w:space="0" w:color="CCCCCC"/>
+              <w:left w:val="single" w:sz="6" w:space="0" w:color="CCCCCC"/>
+              <w:bottom w:val="single" w:sz="6" w:space="0" w:color="CCCCCC"/>
+              <w:right w:val="single" w:sz="6" w:space="0" w:color="CCCCCC"/>
+            </w:tcBorders>
+            <w:shd w:val="clear" w:color="auto" w:fill="FFFFFF"/>
+            <w:tcMar>
+              <w:top w:w="60" w:type="dxa"/>
+              <w:left w:w="60" w:type="dxa"/>
+              <w:bottom w:w="60" w:type="dxa"/>
+              <w:right w:w="60" w:type="dxa"/>
+            </w:tcMar>
+            <w:vAlign w:val="center"/>
+            <w:hideMark/>
+          </w:tcPr>
+          <w:p>
+            <w:pPr>
+              <w:rPr>
+                <w:rFonts w:ascii="Arial" w:hAnsi="Arial" w:cs="Arial"/>
+              </w:rPr>
+            </w:pPr>
+            <w:hyperlink r:id="rId191" w:history="1">
+              <w:r>
+                <w:rPr>
+                  <w:rStyle w:val="af"/>
+                  <w:rFonts w:ascii="Arial" w:hAnsi="Arial" w:cs="Arial"/>
+                  <w:color w:val="3B73AF"/>
+                </w:rPr>
+                <w:t>1</w:t>
+              </w:r>
+            </w:hyperlink>
+          </w:p>
+        </w:tc>
+        <w:tc>
+          <w:tcPr>
+            <w:tcW w:w="0" w:type="auto"/>
+            <w:tcBorders>
+              <w:top w:val="single" w:sz="6" w:space="0" w:color="CCCCCC"/>
+              <w:left w:val="single" w:sz="6" w:space="0" w:color="CCCCCC"/>
+              <w:bottom w:val="single" w:sz="6" w:space="0" w:color="CCCCCC"/>
+              <w:right w:val="single" w:sz="6" w:space="0" w:color="CCCCCC"/>
+            </w:tcBorders>
+            <w:shd w:val="clear" w:color="auto" w:fill="FFFFFF"/>
+            <w:tcMar>
+              <w:top w:w="60" w:type="dxa"/>
+              <w:left w:w="60" w:type="dxa"/>
+              <w:bottom w:w="60" w:type="dxa"/>
+              <w:right w:w="60" w:type="dxa"/>
+            </w:tcMar>
+            <w:vAlign w:val="center"/>
+            <w:hideMark/>
+          </w:tcPr>
+          <w:p>
+            <w:pPr>
+              <w:rPr>
+                <w:rFonts w:ascii="Arial" w:hAnsi="Arial" w:cs="Arial"/>
+              </w:rPr>
+            </w:pPr>
+            <w:hyperlink r:id="rId192" w:history="1">
+              <w:r>
+                <w:rPr>
+                  <w:rStyle w:val="af"/>
+                  <w:rFonts w:ascii="Arial" w:hAnsi="Arial" w:cs="Arial"/>
+                  <w:color w:val="3B73AF"/>
+                </w:rPr>
+                <w:t>0</w:t>
+              </w:r>
+            </w:hyperlink>
+          </w:p>
+        </w:tc>
+        <w:tc>
+          <w:tcPr>
+            <w:tcW w:w="0" w:type="auto"/>
+            <w:tcBorders>
+              <w:top w:val="single" w:sz="6" w:space="0" w:color="CCCCCC"/>
+              <w:left w:val="single" w:sz="6" w:space="0" w:color="CCCCCC"/>
+              <w:bottom w:val="single" w:sz="6" w:space="0" w:color="CCCCCC"/>
+              <w:right w:val="single" w:sz="6" w:space="0" w:color="CCCCCC"/>
+            </w:tcBorders>
+            <w:shd w:val="clear" w:color="auto" w:fill="FFFFFF"/>
+            <w:tcMar>
+              <w:top w:w="60" w:type="dxa"/>
+              <w:left w:w="60" w:type="dxa"/>
+              <w:bottom w:w="60" w:type="dxa"/>
+              <w:right w:w="60" w:type="dxa"/>
+            </w:tcMar>
+            <w:vAlign w:val="center"/>
+            <w:hideMark/>
+          </w:tcPr>
+          <w:p>
+            <w:pPr>
+              <w:rPr>
+                <w:rFonts w:ascii="Arial" w:hAnsi="Arial" w:cs="Arial"/>
+              </w:rPr>
+            </w:pPr>
+            <w:hyperlink r:id="rId193" w:tgtFrame="_parent" w:history="1">
+              <w:r>
+                <w:rPr>
+                  <w:rStyle w:val="af"/>
+                  <w:rFonts w:ascii="Arial" w:hAnsi="Arial" w:cs="Arial"/>
+                  <w:color w:val="3B73AF"/>
+                </w:rPr>
+                <w:t>0</w:t>
+              </w:r>
+            </w:hyperlink>
+          </w:p>
+        </w:tc>
+        <w:tc>
+          <w:tcPr>
+            <w:tcW w:w="0" w:type="auto"/>
+            <w:tcBorders>
+              <w:top w:val="single" w:sz="6" w:space="0" w:color="CCCCCC"/>
+              <w:left w:val="single" w:sz="6" w:space="0" w:color="CCCCCC"/>
+              <w:bottom w:val="single" w:sz="6" w:space="0" w:color="CCCCCC"/>
+              <w:right w:val="single" w:sz="6" w:space="0" w:color="CCCCCC"/>
+            </w:tcBorders>
+            <w:shd w:val="clear" w:color="auto" w:fill="FFFFFF"/>
+            <w:tcMar>
+              <w:top w:w="60" w:type="dxa"/>
+              <w:left w:w="60" w:type="dxa"/>
+              <w:bottom w:w="60" w:type="dxa"/>
+              <w:right w:w="60" w:type="dxa"/>
+            </w:tcMar>
+            <w:vAlign w:val="center"/>
+            <w:hideMark/>
+          </w:tcPr>
+          <w:p>
+            <w:pPr>
+              <w:rPr>
+                <w:rFonts w:ascii="Arial" w:hAnsi="Arial" w:cs="Arial"/>
+              </w:rPr>
+            </w:pPr>
+            <w:hyperlink r:id="rId194" w:history="1">
+              <w:r>
+                <w:rPr>
+                  <w:rStyle w:val="af"/>
+                  <w:rFonts w:ascii="Arial" w:hAnsi="Arial" w:cs="Arial"/>
+                  <w:color w:val="3B73AF"/>
+                </w:rPr>
+                <w:t>0</w:t>
+              </w:r>
+            </w:hyperlink>
+          </w:p>
+        </w:tc>
+        <w:tc>
+          <w:tcPr>
+            <w:tcW w:w="0" w:type="auto"/>
+            <w:tcBorders>
+              <w:top w:val="single" w:sz="6" w:space="0" w:color="CCCCCC"/>
+              <w:left w:val="single" w:sz="6" w:space="0" w:color="CCCCCC"/>
+              <w:bottom w:val="single" w:sz="6" w:space="0" w:color="CCCCCC"/>
+              <w:right w:val="single" w:sz="6" w:space="0" w:color="CCCCCC"/>
+            </w:tcBorders>
+            <w:shd w:val="clear" w:color="auto" w:fill="F5F5F5"/>
+            <w:tcMar>
+              <w:top w:w="60" w:type="dxa"/>
+              <w:left w:w="60" w:type="dxa"/>
+              <w:bottom w:w="60" w:type="dxa"/>
+              <w:right w:w="60" w:type="dxa"/>
+            </w:tcMar>
+            <w:vAlign w:val="center"/>
+            <w:hideMark/>
+          </w:tcPr>
+          <w:p>
+            <w:pPr>
+              <w:rPr>
+                <w:rFonts w:ascii="Arial" w:hAnsi="Arial" w:cs="Arial"/>
+                <w:b/>
+                <w:bCs/>
+              </w:rPr>
+            </w:pPr>
+            <w:hyperlink r:id="rId195" w:history="1">
+              <w:r>
+                <w:rPr>
+                  <w:rStyle w:val="af"/>
+                  <w:rFonts w:ascii="Arial" w:hAnsi="Arial" w:cs="Arial"/>
+                  <w:b/>
+                  <w:bCs/>
+                  <w:color w:val="3B73AF"/>
+                </w:rPr>
+                <w:t>1</w:t>
+              </w:r>
+            </w:hyperlink>
+          </w:p>
+        </w:tc>
+      </w:tr>
+      <w:tr>
+        <w:tc>
+          <w:tcPr>
+            <w:tcW w:w="0" w:type="auto"/>
+            <w:tcBorders>
+              <w:top w:val="single" w:sz="6" w:space="0" w:color="CCCCCC"/>
+              <w:left w:val="single" w:sz="6" w:space="0" w:color="CCCCCC"/>
+              <w:bottom w:val="single" w:sz="6" w:space="0" w:color="CCCCCC"/>
+              <w:right w:val="single" w:sz="6" w:space="0" w:color="CCCCCC"/>
+            </w:tcBorders>
+            <w:shd w:val="clear" w:color="auto" w:fill="F5F5F5"/>
+            <w:tcMar>
+              <w:top w:w="60" w:type="dxa"/>
+              <w:left w:w="60" w:type="dxa"/>
+              <w:bottom w:w="60" w:type="dxa"/>
+              <w:right w:w="60" w:type="dxa"/>
+            </w:tcMar>
+            <w:vAlign w:val="center"/>
+            <w:hideMark/>
+          </w:tcPr>
+          <w:p>
+            <w:pPr>
+              <w:rPr>
+                <w:rFonts w:ascii="Arial" w:hAnsi="Arial" w:cs="Arial"/>
+                <w:b/>
+                <w:bCs/>
+              </w:rPr>
+            </w:pPr>
+            <w:r>
+              <w:rPr>
+                <w:rFonts w:ascii="Arial" w:hAnsi="Arial" w:cs="Arial"/>
+                <w:b/>
+                <w:bCs/>
+              </w:rPr>
+              <w:t>总计</w:t>
+            </w:r>
+            <w:r>
+              <w:rPr>
+                <w:rFonts w:ascii="Arial" w:hAnsi="Arial" w:cs="Arial"/>
+                <w:b/>
+                <w:bCs/>
+              </w:rPr>
+              <w:t>:</w:t>
+            </w:r>
+          </w:p>
+        </w:tc>
+        <w:tc>
+          <w:tcPr>
+            <w:tcW w:w="0" w:type="auto"/>
+            <w:tcBorders>
+              <w:top w:val="single" w:sz="6" w:space="0" w:color="CCCCCC"/>
+              <w:left w:val="single" w:sz="6" w:space="0" w:color="CCCCCC"/>
+              <w:bottom w:val="single" w:sz="6" w:space="0" w:color="CCCCCC"/>
+              <w:right w:val="single" w:sz="6" w:space="0" w:color="CCCCCC"/>
+            </w:tcBorders>
+            <w:shd w:val="clear" w:color="auto" w:fill="F5F5F5"/>
+            <w:tcMar>
+              <w:top w:w="60" w:type="dxa"/>
+              <w:left w:w="60" w:type="dxa"/>
+              <w:bottom w:w="60" w:type="dxa"/>
+              <w:right w:w="60" w:type="dxa"/>
+            </w:tcMar>
+            <w:vAlign w:val="center"/>
+            <w:hideMark/>
+          </w:tcPr>
+          <w:p>
+            <w:pPr>
+              <w:rPr>
+                <w:rFonts w:ascii="Arial" w:hAnsi="Arial" w:cs="Arial"/>
+                <w:b/>
+                <w:bCs/>
+              </w:rPr>
+            </w:pPr>
+            <w:hyperlink r:id="rId196" w:history="1">
+              <w:r>
+                <w:rPr>
+                  <w:rStyle w:val="af"/>
+                  <w:rFonts w:ascii="Arial" w:hAnsi="Arial" w:cs="Arial"/>
+                  <w:b/>
+                  <w:bCs/>
+                  <w:color w:val="3B73AF"/>
+                </w:rPr>
+                <w:t>152</w:t>
+              </w:r>
+            </w:hyperlink>
+          </w:p>
+        </w:tc>
+        <w:tc>
+          <w:tcPr>
+            <w:tcW w:w="0" w:type="auto"/>
+            <w:tcBorders>
+              <w:top w:val="single" w:sz="6" w:space="0" w:color="CCCCCC"/>
+              <w:left w:val="single" w:sz="6" w:space="0" w:color="CCCCCC"/>
+              <w:bottom w:val="single" w:sz="6" w:space="0" w:color="CCCCCC"/>
+              <w:right w:val="single" w:sz="6" w:space="0" w:color="CCCCCC"/>
+            </w:tcBorders>
+            <w:shd w:val="clear" w:color="auto" w:fill="F5F5F5"/>
+            <w:tcMar>
+              <w:top w:w="60" w:type="dxa"/>
+              <w:left w:w="60" w:type="dxa"/>
+              <w:bottom w:w="60" w:type="dxa"/>
+              <w:right w:w="60" w:type="dxa"/>
+            </w:tcMar>
+            <w:vAlign w:val="center"/>
+            <w:hideMark/>
+          </w:tcPr>
+          <w:p>
+            <w:pPr>
+              <w:rPr>
+                <w:rFonts w:ascii="Arial" w:hAnsi="Arial" w:cs="Arial"/>
+                <w:b/>
+                <w:bCs/>
+              </w:rPr>
+            </w:pPr>
+            <w:hyperlink r:id="rId197" w:history="1">
+              <w:r>
+                <w:rPr>
+                  <w:rStyle w:val="af"/>
+                  <w:rFonts w:ascii="Arial" w:hAnsi="Arial" w:cs="Arial"/>
+                  <w:b/>
+                  <w:bCs/>
+                  <w:color w:val="3B73AF"/>
+                </w:rPr>
+                <w:t>184</w:t>
+              </w:r>
+            </w:hyperlink>
+          </w:p>
+        </w:tc>
+        <w:tc>
+          <w:tcPr>
+            <w:tcW w:w="0" w:type="auto"/>
+            <w:tcBorders>
+              <w:top w:val="single" w:sz="6" w:space="0" w:color="CCCCCC"/>
+              <w:left w:val="single" w:sz="6" w:space="0" w:color="CCCCCC"/>
+              <w:bottom w:val="single" w:sz="6" w:space="0" w:color="CCCCCC"/>
+              <w:right w:val="single" w:sz="6" w:space="0" w:color="CCCCCC"/>
+            </w:tcBorders>
+            <w:shd w:val="clear" w:color="auto" w:fill="F5F5F5"/>
+            <w:tcMar>
+              <w:top w:w="60" w:type="dxa"/>
+              <w:left w:w="60" w:type="dxa"/>
+              <w:bottom w:w="60" w:type="dxa"/>
+              <w:right w:w="60" w:type="dxa"/>
+            </w:tcMar>
+            <w:vAlign w:val="center"/>
+            <w:hideMark/>
+          </w:tcPr>
+          <w:p>
+            <w:pPr>
+              <w:rPr>
+                <w:rFonts w:ascii="Arial" w:hAnsi="Arial" w:cs="Arial"/>
+                <w:b/>
+                <w:bCs/>
+              </w:rPr>
+            </w:pPr>
+            <w:hyperlink r:id="rId198" w:history="1">
+              <w:r>
+                <w:rPr>
+                  <w:rStyle w:val="af"/>
+                  <w:rFonts w:ascii="Arial" w:hAnsi="Arial" w:cs="Arial"/>
+                  <w:b/>
+                  <w:bCs/>
+                  <w:color w:val="3B73AF"/>
+                </w:rPr>
+                <w:t>2</w:t>
+              </w:r>
+            </w:hyperlink>
+          </w:p>
+        </w:tc>
+        <w:tc>
+          <w:tcPr>
+            <w:tcW w:w="0" w:type="auto"/>
+            <w:tcBorders>
+              <w:top w:val="single" w:sz="6" w:space="0" w:color="CCCCCC"/>
+              <w:left w:val="single" w:sz="6" w:space="0" w:color="CCCCCC"/>
+              <w:bottom w:val="single" w:sz="6" w:space="0" w:color="CCCCCC"/>
+              <w:right w:val="single" w:sz="6" w:space="0" w:color="CCCCCC"/>
+            </w:tcBorders>
+            <w:shd w:val="clear" w:color="auto" w:fill="F5F5F5"/>
+            <w:tcMar>
+              <w:top w:w="60" w:type="dxa"/>
+              <w:left w:w="60" w:type="dxa"/>
+              <w:bottom w:w="60" w:type="dxa"/>
+              <w:right w:w="60" w:type="dxa"/>
+            </w:tcMar>
+            <w:vAlign w:val="center"/>
+            <w:hideMark/>
+          </w:tcPr>
+          <w:p>
+            <w:pPr>
+              <w:rPr>
+                <w:rFonts w:ascii="Arial" w:hAnsi="Arial" w:cs="Arial"/>
+                <w:b/>
+                <w:bCs/>
+              </w:rPr>
+            </w:pPr>
+            <w:hyperlink r:id="rId199" w:history="1">
+              <w:r>
+                <w:rPr>
+                  <w:rStyle w:val="af"/>
+                  <w:rFonts w:ascii="Arial" w:hAnsi="Arial" w:cs="Arial"/>
+                  <w:b/>
+                  <w:bCs/>
+                  <w:color w:val="3B73AF"/>
+                </w:rPr>
+                <w:t>3</w:t>
+              </w:r>
+            </w:hyperlink>
+          </w:p>
+        </w:tc>
+        <w:tc>
+          <w:tcPr>
+            <w:tcW w:w="0" w:type="auto"/>
+            <w:tcBorders>
+              <w:top w:val="single" w:sz="6" w:space="0" w:color="CCCCCC"/>
+              <w:left w:val="single" w:sz="6" w:space="0" w:color="CCCCCC"/>
+              <w:bottom w:val="single" w:sz="6" w:space="0" w:color="CCCCCC"/>
+              <w:right w:val="single" w:sz="6" w:space="0" w:color="CCCCCC"/>
+            </w:tcBorders>
+            <w:shd w:val="clear" w:color="auto" w:fill="F5F5F5"/>
+            <w:tcMar>
+              <w:top w:w="60" w:type="dxa"/>
+              <w:left w:w="60" w:type="dxa"/>
+              <w:bottom w:w="60" w:type="dxa"/>
+              <w:right w:w="60" w:type="dxa"/>
+            </w:tcMar>
+            <w:vAlign w:val="center"/>
+            <w:hideMark/>
+          </w:tcPr>
+          <w:p>
+            <w:pPr>
+              <w:rPr>
+                <w:rFonts w:ascii="Arial" w:hAnsi="Arial" w:cs="Arial"/>
+                <w:b/>
+                <w:bCs/>
+              </w:rPr>
+            </w:pPr>
+            <w:hyperlink r:id="rId200" w:history="1">
+              <w:r>
+                <w:rPr>
+                  <w:rStyle w:val="af"/>
+                  <w:rFonts w:ascii="Arial" w:hAnsi="Arial" w:cs="Arial"/>
+                  <w:b/>
+                  <w:bCs/>
+                  <w:color w:val="3B73AF"/>
+                </w:rPr>
+                <w:t>1</w:t>
+              </w:r>
+            </w:hyperlink>
+          </w:p>
+        </w:tc>
+        <w:tc>
+          <w:tcPr>
+            <w:tcW w:w="0" w:type="auto"/>
+            <w:tcBorders>
+              <w:top w:val="single" w:sz="6" w:space="0" w:color="CCCCCC"/>
+              <w:left w:val="single" w:sz="6" w:space="0" w:color="CCCCCC"/>
+              <w:bottom w:val="single" w:sz="6" w:space="0" w:color="CCCCCC"/>
+              <w:right w:val="single" w:sz="6" w:space="0" w:color="CCCCCC"/>
+            </w:tcBorders>
+            <w:shd w:val="clear" w:color="auto" w:fill="F5F5F5"/>
+            <w:tcMar>
+              <w:top w:w="60" w:type="dxa"/>
+              <w:left w:w="60" w:type="dxa"/>
+              <w:bottom w:w="60" w:type="dxa"/>
+              <w:right w:w="60" w:type="dxa"/>
+            </w:tcMar>
+            <w:vAlign w:val="center"/>
+            <w:hideMark/>
+          </w:tcPr>
+          <w:p>
+            <w:pPr>
+              <w:rPr>
+                <w:rFonts w:ascii="Arial" w:hAnsi="Arial" w:cs="Arial"/>
+                <w:b/>
+                <w:bCs/>
+              </w:rPr>
+            </w:pPr>
+            <w:r>
+              <w:rPr>
+                <w:rFonts w:ascii="Arial" w:hAnsi="Arial" w:cs="Arial"/>
+                <w:b/>
+                <w:bCs/>
+              </w:rPr>
+              <w:t>342</w:t>
+            </w:r>
+          </w:p>
+        </w:tc>
+      </w:tr>
+    </w:tbl>
+    <w:p>
+      <w:pPr>
+        <w:rPr>
+          <w:rFonts w:hint="eastAsia"/>
           <w:lang w:eastAsia="zh-CN"/>
         </w:rPr>
       </w:pPr>
@@ -2678,150 +10988,157 @@
                 <w:rFonts w:hint="eastAsia"/>
                 <w:lang w:eastAsia="zh-CN"/>
               </w:rPr>
+              <w:t>优化</w:t>
+            </w:r>
+            <w:r>
+              <w:rPr>
+                <w:rFonts w:hint="eastAsia"/>
+                <w:lang w:eastAsia="zh-CN"/>
+              </w:rPr>
+              <w:t>ci</w:t>
+            </w:r>
+            <w:r>
+              <w:rPr>
+                <w:rFonts w:hint="eastAsia"/>
+                <w:lang w:eastAsia="zh-CN"/>
+              </w:rPr>
+              <w:t>，调整测试方案</w:t>
+            </w:r>
+          </w:p>
+        </w:tc>
+        <w:tc>
+          <w:tcPr>
+            <w:tcW w:w="956" w:type="dxa"/>
+          </w:tcPr>
+          <w:p>
+            <w:r>
+              <w:rPr>
+                <w:rFonts w:hint="eastAsia"/>
+              </w:rPr>
+              <w:t>余婷</w:t>
+            </w:r>
+          </w:p>
+        </w:tc>
+        <w:tc>
+          <w:tcPr>
+            <w:tcW w:w="1282" w:type="dxa"/>
+          </w:tcPr>
+          <w:p>
+            <w:r>
+              <w:rPr>
+                <w:rFonts w:hint="eastAsia"/>
+              </w:rPr>
+              <w:t>3-24</w:t>
+            </w:r>
+          </w:p>
+        </w:tc>
+        <w:tc>
+          <w:tcPr>
+            <w:tcW w:w="942" w:type="dxa"/>
+          </w:tcPr>
+          <w:p/>
+        </w:tc>
+        <w:tc>
+          <w:tcPr>
+            <w:tcW w:w="1939" w:type="dxa"/>
+          </w:tcPr>
+          <w:p>
+            <w:pPr>
+              <w:rPr>
+                <w:lang w:eastAsia="zh-CN"/>
+              </w:rPr>
+            </w:pPr>
+            <w:r>
+              <w:rPr>
+                <w:rFonts w:hint="eastAsia"/>
+                <w:lang w:eastAsia="zh-CN"/>
+              </w:rPr>
+              <w:t>2.</w:t>
+            </w:r>
+            <w:r>
+              <w:rPr>
+                <w:rFonts w:hint="eastAsia"/>
+                <w:lang w:eastAsia="zh-CN"/>
+              </w:rPr>
+              <w:t>驱动包分开打包</w:t>
+            </w:r>
+          </w:p>
+          <w:p>
+            <w:pPr>
+              <w:rPr>
+                <w:lang w:eastAsia="zh-CN"/>
+              </w:rPr>
+            </w:pPr>
+            <w:r>
+              <w:rPr>
+                <w:rFonts w:hint="eastAsia"/>
+                <w:lang w:eastAsia="zh-CN"/>
+              </w:rPr>
+              <w:t>3.</w:t>
+            </w:r>
+            <w:r>
+              <w:rPr>
+                <w:rFonts w:hint="eastAsia"/>
+                <w:lang w:eastAsia="zh-CN"/>
+              </w:rPr>
+              <w:t>分离文档，从</w:t>
+            </w:r>
+            <w:r>
+              <w:rPr>
+                <w:rFonts w:hint="eastAsia"/>
+                <w:lang w:eastAsia="zh-CN"/>
+              </w:rPr>
+              <w:t>run</w:t>
+            </w:r>
+            <w:r>
+              <w:rPr>
+                <w:rFonts w:hint="eastAsia"/>
+                <w:lang w:eastAsia="zh-CN"/>
+              </w:rPr>
+              <w:t>包中剥离</w:t>
+            </w:r>
+          </w:p>
+          <w:p>
+            <w:pPr>
+              <w:rPr>
+                <w:lang w:eastAsia="zh-CN"/>
+              </w:rPr>
+            </w:pPr>
+            <w:r>
+              <w:rPr>
+                <w:rFonts w:hint="eastAsia"/>
+                <w:lang w:eastAsia="zh-CN"/>
+              </w:rPr>
+              <w:t>4.</w:t>
+            </w:r>
+            <w:r>
+              <w:rPr>
+                <w:rFonts w:hint="eastAsia"/>
+                <w:lang w:eastAsia="zh-CN"/>
+              </w:rPr>
+              <w:t>优化</w:t>
+            </w:r>
+            <w:r>
+              <w:rPr>
+                <w:rFonts w:hint="eastAsia"/>
+                <w:lang w:eastAsia="zh-CN"/>
+              </w:rPr>
+              <w:t>run</w:t>
+            </w:r>
+            <w:r>
+              <w:rPr>
+                <w:rFonts w:hint="eastAsia"/>
+                <w:lang w:eastAsia="zh-CN"/>
+              </w:rPr>
+              <w:t>包目录</w:t>
+            </w:r>
+            <w:r>
+              <w:rPr>
+                <w:rFonts w:hint="eastAsia"/>
+                <w:lang w:eastAsia="zh-CN"/>
+              </w:rPr>
               <w:lastRenderedPageBreak/>
-              <w:t>优化</w:t>
-            </w:r>
-            <w:r>
-              <w:rPr>
-                <w:rFonts w:hint="eastAsia"/>
-                <w:lang w:eastAsia="zh-CN"/>
-              </w:rPr>
-              <w:t>ci</w:t>
-            </w:r>
-            <w:r>
-              <w:rPr>
-                <w:rFonts w:hint="eastAsia"/>
-                <w:lang w:eastAsia="zh-CN"/>
-              </w:rPr>
-              <w:t>，调整测试方案</w:t>
-            </w:r>
-          </w:p>
-        </w:tc>
-        <w:tc>
-          <w:tcPr>
-            <w:tcW w:w="956" w:type="dxa"/>
-          </w:tcPr>
-          <w:p>
-            <w:r>
-              <w:rPr>
-                <w:rFonts w:hint="eastAsia"/>
-              </w:rPr>
-              <w:t>余婷</w:t>
-            </w:r>
-          </w:p>
-        </w:tc>
-        <w:tc>
-          <w:tcPr>
-            <w:tcW w:w="1282" w:type="dxa"/>
-          </w:tcPr>
-          <w:p>
-            <w:r>
-              <w:rPr>
-                <w:rFonts w:hint="eastAsia"/>
-              </w:rPr>
-              <w:t>3-24</w:t>
-            </w:r>
-          </w:p>
-        </w:tc>
-        <w:tc>
-          <w:tcPr>
-            <w:tcW w:w="942" w:type="dxa"/>
-          </w:tcPr>
-          <w:p/>
-        </w:tc>
-        <w:tc>
-          <w:tcPr>
-            <w:tcW w:w="1939" w:type="dxa"/>
-          </w:tcPr>
-          <w:p>
-            <w:pPr>
-              <w:rPr>
-                <w:lang w:eastAsia="zh-CN"/>
-              </w:rPr>
-            </w:pPr>
-            <w:r>
-              <w:rPr>
-                <w:rFonts w:hint="eastAsia"/>
-                <w:lang w:eastAsia="zh-CN"/>
-              </w:rPr>
-              <w:t>2.</w:t>
-            </w:r>
-            <w:r>
-              <w:rPr>
-                <w:rFonts w:hint="eastAsia"/>
-                <w:lang w:eastAsia="zh-CN"/>
-              </w:rPr>
-              <w:t>驱动包分开打包</w:t>
-            </w:r>
-          </w:p>
-          <w:p>
-            <w:pPr>
-              <w:rPr>
-                <w:lang w:eastAsia="zh-CN"/>
-              </w:rPr>
-            </w:pPr>
-            <w:r>
-              <w:rPr>
-                <w:rFonts w:hint="eastAsia"/>
-                <w:lang w:eastAsia="zh-CN"/>
-              </w:rPr>
-              <w:t>3.</w:t>
-            </w:r>
-            <w:r>
-              <w:rPr>
-                <w:rFonts w:hint="eastAsia"/>
-                <w:lang w:eastAsia="zh-CN"/>
-              </w:rPr>
-              <w:t>分离文档，从</w:t>
-            </w:r>
-            <w:r>
-              <w:rPr>
-                <w:rFonts w:hint="eastAsia"/>
-                <w:lang w:eastAsia="zh-CN"/>
-              </w:rPr>
-              <w:t>run</w:t>
-            </w:r>
-            <w:r>
-              <w:rPr>
-                <w:rFonts w:hint="eastAsia"/>
-                <w:lang w:eastAsia="zh-CN"/>
-              </w:rPr>
-              <w:t>包中剥离</w:t>
-            </w:r>
-          </w:p>
-          <w:p>
-            <w:pPr>
-              <w:rPr>
-                <w:lang w:eastAsia="zh-CN"/>
-              </w:rPr>
-            </w:pPr>
-            <w:r>
-              <w:rPr>
-                <w:rFonts w:hint="eastAsia"/>
-                <w:lang w:eastAsia="zh-CN"/>
-              </w:rPr>
-              <w:t>4.</w:t>
-            </w:r>
-            <w:r>
-              <w:rPr>
-                <w:rFonts w:hint="eastAsia"/>
-                <w:lang w:eastAsia="zh-CN"/>
-              </w:rPr>
-              <w:t>优化</w:t>
-            </w:r>
-            <w:r>
-              <w:rPr>
-                <w:rFonts w:hint="eastAsia"/>
-                <w:lang w:eastAsia="zh-CN"/>
-              </w:rPr>
-              <w:t>run</w:t>
-            </w:r>
-            <w:r>
-              <w:rPr>
-                <w:rFonts w:hint="eastAsia"/>
-                <w:lang w:eastAsia="zh-CN"/>
-              </w:rPr>
-              <w:t>包目录结构</w:t>
+              <w:t>结构</w:t>
             </w:r>
           </w:p>
           <w:p>
@@ -2850,6 +11167,7 @@
               <w:rPr>
                 <w:rFonts w:hint="eastAsia"/>
               </w:rPr>
+              <w:lastRenderedPageBreak/>
               <w:t>数据库日志审计</w:t>
             </w:r>
           </w:p>
@@ -3316,7 +11634,6 @@
               <w:rPr>
                 <w:rFonts w:hint="eastAsia"/>
               </w:rPr>
-              <w:lastRenderedPageBreak/>
               <w:t>同步社区版本</w:t>
             </w:r>
             <w:r>
@@ -3432,6 +11749,7 @@
           </w:tcPr>
           <w:p>
             <w:r>
+              <w:lastRenderedPageBreak/>
               <w:t>O</w:t>
             </w:r>
             <w:r>
@@ -4378,7 +12696,6 @@
                 <w:rFonts w:hint="eastAsia"/>
                 <w:lang w:eastAsia="zh-CN"/>
               </w:rPr>
-              <w:lastRenderedPageBreak/>
               <w:t>Lob</w:t>
             </w:r>
             <w:r>
@@ -4635,6 +12952,7 @@
                 <w:sz w:val="18"/>
                 <w:szCs w:val="18"/>
               </w:rPr>
+              <w:lastRenderedPageBreak/>
               <w:t>任务描述</w:t>
             </w:r>
           </w:p>
@@ -6303,7 +14621,6 @@
                 <w:rFonts w:hint="eastAsia"/>
                 <w:lang w:eastAsia="zh-CN"/>
               </w:rPr>
-              <w:lastRenderedPageBreak/>
               <w:t>OM</w:t>
             </w:r>
             <w:r>
@@ -6849,6 +15166,7 @@
                 <w:shd w:val="pct15" w:color="auto" w:fill="FFFFFF"/>
                 <w:lang w:eastAsia="zh-CN"/>
               </w:rPr>
+              <w:lastRenderedPageBreak/>
               <w:t>A</w:t>
             </w:r>
             <w:r>
@@ -9137,7 +17455,7 @@
 </file>
 
 <file path=customXml/itemProps2.xml><?xml version="1.0" encoding="utf-8"?>
-<ds:datastoreItem xmlns:ds="http://schemas.openxmlformats.org/officeDocument/2006/customXml" ds:itemID="{748054DC-B88D-45E6-8137-F4E7B5D9AA50}">
+<ds:datastoreItem xmlns:ds="http://schemas.openxmlformats.org/officeDocument/2006/customXml" ds:itemID="{F1A9CC37-3C34-4E7F-A1C7-F6A521A9ABC7}">
   <ds:schemaRefs>
     <ds:schemaRef ds:uri="http://schemas.openxmlformats.org/officeDocument/2006/bibliography"/>
   </ds:schemaRefs>
